--- a/Task_Docx/10092912_Day20.docx
+++ b/Task_Docx/10092912_Day20.docx
@@ -6771,6 +6771,7 @@
         <w:rPr>
           <w:b/>
           <w:bCs/>
+          <w:noProof/>
         </w:rPr>
         <w:lastRenderedPageBreak/>
         <w:drawing>
@@ -6829,6 +6830,7 @@
         <w:rPr>
           <w:b/>
           <w:bCs/>
+          <w:noProof/>
         </w:rPr>
         <w:drawing>
           <wp:inline distT="0" distB="0" distL="0" distR="0" wp14:anchorId="632074A9" wp14:editId="1C6F543C">
@@ -6886,6 +6888,7 @@
         <w:rPr>
           <w:b/>
           <w:bCs/>
+          <w:noProof/>
         </w:rPr>
         <w:lastRenderedPageBreak/>
         <w:drawing>
@@ -6952,6 +6955,7 @@
         <w:rPr>
           <w:b/>
           <w:bCs/>
+          <w:noProof/>
         </w:rPr>
         <w:drawing>
           <wp:inline distT="0" distB="0" distL="0" distR="0" wp14:anchorId="797B94D5" wp14:editId="4F474A23">
@@ -7206,7 +7210,7 @@
     <w:p>
       <w:r>
         <w:pict w14:anchorId="0B66E954">
-          <v:rect id="_x0000_i1061" style="width:0;height:1.5pt" o:hralign="center" o:hrstd="t" o:hr="t" fillcolor="#a0a0a0" stroked="f"/>
+          <v:rect id="_x0000_i1025" style="width:0;height:1.5pt" o:hralign="center" o:hrstd="t" o:hr="t" fillcolor="#a0a0a0" stroked="f"/>
         </w:pict>
       </w:r>
     </w:p>
@@ -7439,7 +7443,7 @@
     <w:p>
       <w:r>
         <w:pict w14:anchorId="0611FFEE">
-          <v:rect id="_x0000_i1062" style="width:0;height:1.5pt" o:hralign="center" o:hrstd="t" o:hr="t" fillcolor="#a0a0a0" stroked="f"/>
+          <v:rect id="_x0000_i1026" style="width:0;height:1.5pt" o:hralign="center" o:hrstd="t" o:hr="t" fillcolor="#a0a0a0" stroked="f"/>
         </w:pict>
       </w:r>
     </w:p>
@@ -8576,6 +8580,9 @@
         </w:tabs>
       </w:pPr>
       <w:r>
+        <w:rPr>
+          <w:noProof/>
+        </w:rPr>
         <w:drawing>
           <wp:inline distT="0" distB="0" distL="0" distR="0" wp14:anchorId="73491384" wp14:editId="4B37D1BD">
             <wp:extent cx="5731510" cy="3194050"/>
@@ -8613,6 +8620,4745 @@
         </w:drawing>
       </w:r>
     </w:p>
+    <w:p>
+      <w:pPr>
+        <w:tabs>
+          <w:tab w:val="left" w:pos="5971"/>
+        </w:tabs>
+      </w:pPr>
+    </w:p>
+    <w:p>
+      <w:pPr>
+        <w:tabs>
+          <w:tab w:val="left" w:pos="5971"/>
+        </w:tabs>
+        <w:rPr>
+          <w:b/>
+          <w:bCs/>
+        </w:rPr>
+      </w:pPr>
+      <w:r>
+        <w:rPr>
+          <w:b/>
+          <w:bCs/>
+        </w:rPr>
+        <w:t>Task 14:</w:t>
+      </w:r>
+    </w:p>
+    <w:p>
+      <w:pPr>
+        <w:tabs>
+          <w:tab w:val="left" w:pos="5971"/>
+        </w:tabs>
+        <w:rPr>
+          <w:b/>
+          <w:bCs/>
+        </w:rPr>
+      </w:pPr>
+    </w:p>
+    <w:p>
+      <w:pPr>
+        <w:tabs>
+          <w:tab w:val="left" w:pos="5971"/>
+        </w:tabs>
+        <w:rPr>
+          <w:b/>
+          <w:bCs/>
+        </w:rPr>
+      </w:pPr>
+      <w:r>
+        <w:rPr>
+          <w:b/>
+          <w:bCs/>
+        </w:rPr>
+        <w:t>What is Node JS for?</w:t>
+      </w:r>
+    </w:p>
+    <w:p>
+      <w:pPr>
+        <w:tabs>
+          <w:tab w:val="left" w:pos="5971"/>
+        </w:tabs>
+      </w:pPr>
+      <w:r>
+        <w:rPr>
+          <w:b/>
+          <w:bCs/>
+        </w:rPr>
+        <w:t>Node.js</w:t>
+      </w:r>
+      <w:r>
+        <w:t xml:space="preserve"> is a </w:t>
+      </w:r>
+      <w:r>
+        <w:rPr>
+          <w:b/>
+          <w:bCs/>
+        </w:rPr>
+        <w:t>JavaScript runtime environment</w:t>
+      </w:r>
+      <w:r>
+        <w:t xml:space="preserve"> that allows us to run JavaScript </w:t>
+      </w:r>
+      <w:r>
+        <w:rPr>
+          <w:b/>
+          <w:bCs/>
+        </w:rPr>
+        <w:t>outside the browser</w:t>
+      </w:r>
+      <w:r>
+        <w:t>, mainly on the server side.</w:t>
+      </w:r>
+    </w:p>
+    <w:p>
+      <w:pPr>
+        <w:tabs>
+          <w:tab w:val="left" w:pos="5971"/>
+        </w:tabs>
+      </w:pPr>
+      <w:r>
+        <w:t>Normally, JavaScript runs in a browser:</w:t>
+      </w:r>
+    </w:p>
+    <w:p>
+      <w:pPr>
+        <w:tabs>
+          <w:tab w:val="left" w:pos="5971"/>
+        </w:tabs>
+      </w:pPr>
+      <w:r>
+        <w:t>JavaScript → Chrome / Edge / Firefox</w:t>
+      </w:r>
+    </w:p>
+    <w:p>
+      <w:pPr>
+        <w:tabs>
+          <w:tab w:val="left" w:pos="5971"/>
+        </w:tabs>
+      </w:pPr>
+      <w:r>
+        <w:t>With Node.js:</w:t>
+      </w:r>
+    </w:p>
+    <w:p>
+      <w:pPr>
+        <w:tabs>
+          <w:tab w:val="left" w:pos="5971"/>
+        </w:tabs>
+      </w:pPr>
+      <w:r>
+        <w:t>JavaScript → Node.js → Server</w:t>
+      </w:r>
+    </w:p>
+    <w:p>
+      <w:pPr>
+        <w:tabs>
+          <w:tab w:val="left" w:pos="5971"/>
+        </w:tabs>
+      </w:pPr>
+      <w:r>
+        <w:t>Node.js is commonly used to build:</w:t>
+      </w:r>
+    </w:p>
+    <w:p>
+      <w:pPr>
+        <w:numPr>
+          <w:ilvl w:val="0"/>
+          <w:numId w:val="7"/>
+        </w:numPr>
+        <w:tabs>
+          <w:tab w:val="left" w:pos="5971"/>
+        </w:tabs>
+      </w:pPr>
+      <w:r>
+        <w:lastRenderedPageBreak/>
+        <w:t xml:space="preserve">Backend applications </w:t>
+      </w:r>
+    </w:p>
+    <w:p>
+      <w:pPr>
+        <w:numPr>
+          <w:ilvl w:val="0"/>
+          <w:numId w:val="7"/>
+        </w:numPr>
+        <w:tabs>
+          <w:tab w:val="left" w:pos="5971"/>
+        </w:tabs>
+      </w:pPr>
+      <w:r>
+        <w:t xml:space="preserve">REST APIs </w:t>
+      </w:r>
+    </w:p>
+    <w:p>
+      <w:pPr>
+        <w:numPr>
+          <w:ilvl w:val="0"/>
+          <w:numId w:val="7"/>
+        </w:numPr>
+        <w:tabs>
+          <w:tab w:val="left" w:pos="5971"/>
+        </w:tabs>
+      </w:pPr>
+      <w:r>
+        <w:t xml:space="preserve">Web servers </w:t>
+      </w:r>
+    </w:p>
+    <w:p>
+      <w:pPr>
+        <w:numPr>
+          <w:ilvl w:val="0"/>
+          <w:numId w:val="7"/>
+        </w:numPr>
+        <w:tabs>
+          <w:tab w:val="left" w:pos="5971"/>
+        </w:tabs>
+      </w:pPr>
+      <w:r>
+        <w:t xml:space="preserve">Real-time applications </w:t>
+      </w:r>
+    </w:p>
+    <w:p>
+      <w:pPr>
+        <w:numPr>
+          <w:ilvl w:val="0"/>
+          <w:numId w:val="7"/>
+        </w:numPr>
+        <w:tabs>
+          <w:tab w:val="left" w:pos="5971"/>
+        </w:tabs>
+      </w:pPr>
+      <w:r>
+        <w:t xml:space="preserve">Microservices </w:t>
+      </w:r>
+    </w:p>
+    <w:p>
+      <w:pPr>
+        <w:numPr>
+          <w:ilvl w:val="0"/>
+          <w:numId w:val="7"/>
+        </w:numPr>
+        <w:tabs>
+          <w:tab w:val="left" w:pos="5971"/>
+        </w:tabs>
+      </w:pPr>
+      <w:r>
+        <w:t xml:space="preserve">Command-line tools </w:t>
+      </w:r>
+    </w:p>
+    <w:p>
+      <w:pPr>
+        <w:numPr>
+          <w:ilvl w:val="0"/>
+          <w:numId w:val="7"/>
+        </w:numPr>
+        <w:tabs>
+          <w:tab w:val="left" w:pos="5971"/>
+        </w:tabs>
+      </w:pPr>
+      <w:r>
+        <w:t>Applications that communicate with databases</w:t>
+      </w:r>
+    </w:p>
+    <w:p>
+      <w:pPr>
+        <w:tabs>
+          <w:tab w:val="left" w:pos="5971"/>
+        </w:tabs>
+      </w:pPr>
+    </w:p>
+    <w:p>
+      <w:pPr>
+        <w:tabs>
+          <w:tab w:val="left" w:pos="5971"/>
+        </w:tabs>
+        <w:rPr>
+          <w:b/>
+          <w:bCs/>
+        </w:rPr>
+      </w:pPr>
+      <w:r>
+        <w:rPr>
+          <w:b/>
+          <w:bCs/>
+        </w:rPr>
+        <w:t>Task 15:</w:t>
+      </w:r>
+    </w:p>
+    <w:p>
+      <w:pPr>
+        <w:tabs>
+          <w:tab w:val="left" w:pos="5971"/>
+        </w:tabs>
+        <w:rPr>
+          <w:b/>
+          <w:bCs/>
+        </w:rPr>
+      </w:pPr>
+      <w:r>
+        <w:rPr>
+          <w:b/>
+          <w:bCs/>
+        </w:rPr>
+        <w:t>Why use Node Js?</w:t>
+      </w:r>
+    </w:p>
+    <w:p>
+      <w:pPr>
+        <w:tabs>
+          <w:tab w:val="left" w:pos="5971"/>
+        </w:tabs>
+      </w:pPr>
+      <w:r>
+        <w:t xml:space="preserve">We use Node.js mainly because it is </w:t>
+      </w:r>
+      <w:r>
+        <w:rPr>
+          <w:b/>
+          <w:bCs/>
+        </w:rPr>
+        <w:t>fast, lightweight, scalable, and allows developers to use JavaScript for backend development</w:t>
+      </w:r>
+      <w:r>
+        <w:t>.</w:t>
+      </w:r>
+    </w:p>
+    <w:p>
+      <w:pPr>
+        <w:tabs>
+          <w:tab w:val="left" w:pos="5971"/>
+        </w:tabs>
+        <w:rPr>
+          <w:b/>
+          <w:bCs/>
+        </w:rPr>
+      </w:pPr>
+      <w:r>
+        <w:rPr>
+          <w:b/>
+          <w:bCs/>
+        </w:rPr>
+        <w:t>1. JavaScript on the backend</w:t>
+      </w:r>
+    </w:p>
+    <w:p>
+      <w:pPr>
+        <w:tabs>
+          <w:tab w:val="left" w:pos="5971"/>
+        </w:tabs>
+        <w:rPr>
+          <w:b/>
+          <w:bCs/>
+        </w:rPr>
+      </w:pPr>
+      <w:r>
+        <w:rPr>
+          <w:b/>
+          <w:bCs/>
+        </w:rPr>
+        <w:t>2. Fast and efficient</w:t>
+      </w:r>
+    </w:p>
+    <w:p>
+      <w:pPr>
+        <w:tabs>
+          <w:tab w:val="left" w:pos="5971"/>
+        </w:tabs>
+        <w:rPr>
+          <w:b/>
+          <w:bCs/>
+        </w:rPr>
+      </w:pPr>
+      <w:r>
+        <w:rPr>
+          <w:b/>
+          <w:bCs/>
+        </w:rPr>
+        <w:t>3. Good for APIs</w:t>
+      </w:r>
+    </w:p>
+    <w:p>
+      <w:pPr>
+        <w:tabs>
+          <w:tab w:val="left" w:pos="5971"/>
+        </w:tabs>
+        <w:rPr>
+          <w:b/>
+          <w:bCs/>
+        </w:rPr>
+      </w:pPr>
+      <w:r>
+        <w:rPr>
+          <w:b/>
+          <w:bCs/>
+        </w:rPr>
+        <w:t>4. Large npm ecosystem</w:t>
+      </w:r>
+    </w:p>
+    <w:p>
+      <w:pPr>
+        <w:tabs>
+          <w:tab w:val="left" w:pos="5971"/>
+        </w:tabs>
+        <w:rPr>
+          <w:b/>
+          <w:bCs/>
+        </w:rPr>
+      </w:pPr>
+      <w:r>
+        <w:rPr>
+          <w:b/>
+          <w:bCs/>
+        </w:rPr>
+        <w:t>5. Good for real-time applications</w:t>
+      </w:r>
+    </w:p>
+    <w:p>
+      <w:pPr>
+        <w:tabs>
+          <w:tab w:val="left" w:pos="5971"/>
+        </w:tabs>
+        <w:rPr>
+          <w:b/>
+          <w:bCs/>
+        </w:rPr>
+      </w:pPr>
+      <w:r>
+        <w:rPr>
+          <w:b/>
+          <w:bCs/>
+        </w:rPr>
+        <w:t>6. Easy frontend-backend integration</w:t>
+      </w:r>
+    </w:p>
+    <w:p>
+      <w:pPr>
+        <w:tabs>
+          <w:tab w:val="left" w:pos="5971"/>
+        </w:tabs>
+        <w:rPr>
+          <w:b/>
+          <w:bCs/>
+        </w:rPr>
+      </w:pPr>
+    </w:p>
+    <w:p>
+      <w:pPr>
+        <w:tabs>
+          <w:tab w:val="left" w:pos="5971"/>
+        </w:tabs>
+        <w:rPr>
+          <w:b/>
+          <w:bCs/>
+        </w:rPr>
+      </w:pPr>
+      <w:r>
+        <w:rPr>
+          <w:b/>
+          <w:bCs/>
+        </w:rPr>
+        <w:t>Task 16:</w:t>
+      </w:r>
+    </w:p>
+    <w:p>
+      <w:pPr>
+        <w:tabs>
+          <w:tab w:val="left" w:pos="5971"/>
+        </w:tabs>
+        <w:rPr>
+          <w:b/>
+          <w:bCs/>
+        </w:rPr>
+      </w:pPr>
+      <w:r>
+        <w:rPr>
+          <w:b/>
+          <w:bCs/>
+        </w:rPr>
+        <w:t>What are Common and modern modulus in Nodejs ?</w:t>
+      </w:r>
+    </w:p>
+    <w:p>
+      <w:pPr>
+        <w:tabs>
+          <w:tab w:val="left" w:pos="5971"/>
+        </w:tabs>
+      </w:pPr>
+      <w:r>
+        <w:t xml:space="preserve">In Node.js, </w:t>
+      </w:r>
+      <w:r>
+        <w:rPr>
+          <w:b/>
+          <w:bCs/>
+        </w:rPr>
+        <w:t>modules</w:t>
+      </w:r>
+      <w:r>
+        <w:t xml:space="preserve"> are used to divide an application into smaller, reusable files.</w:t>
+      </w:r>
+    </w:p>
+    <w:p>
+      <w:pPr>
+        <w:tabs>
+          <w:tab w:val="left" w:pos="5971"/>
+        </w:tabs>
+      </w:pPr>
+      <w:r>
+        <w:t>For example:</w:t>
+      </w:r>
+    </w:p>
+    <w:p>
+      <w:pPr>
+        <w:tabs>
+          <w:tab w:val="left" w:pos="5971"/>
+        </w:tabs>
+      </w:pPr>
+      <w:r>
+        <w:t>banking-app/</w:t>
+      </w:r>
+    </w:p>
+    <w:p>
+      <w:pPr>
+        <w:tabs>
+          <w:tab w:val="left" w:pos="5971"/>
+        </w:tabs>
+      </w:pPr>
+      <w:r>
+        <w:rPr>
+          <w:rFonts w:ascii="MS Gothic" w:eastAsia="MS Gothic" w:hAnsi="MS Gothic" w:cs="MS Gothic" w:hint="eastAsia"/>
+        </w:rPr>
+        <w:t>├</w:t>
+      </w:r>
+      <w:r>
+        <w:rPr>
+          <w:rFonts w:ascii="Aptos" w:hAnsi="Aptos" w:cs="Aptos"/>
+        </w:rPr>
+        <w:t>──</w:t>
+      </w:r>
+      <w:r>
+        <w:t xml:space="preserve"> server.js</w:t>
+      </w:r>
+    </w:p>
+    <w:p>
+      <w:pPr>
+        <w:tabs>
+          <w:tab w:val="left" w:pos="5971"/>
+        </w:tabs>
+      </w:pPr>
+      <w:r>
+        <w:rPr>
+          <w:rFonts w:ascii="MS Gothic" w:eastAsia="MS Gothic" w:hAnsi="MS Gothic" w:cs="MS Gothic" w:hint="eastAsia"/>
+        </w:rPr>
+        <w:t>├</w:t>
+      </w:r>
+      <w:r>
+        <w:rPr>
+          <w:rFonts w:ascii="Aptos" w:hAnsi="Aptos" w:cs="Aptos"/>
+        </w:rPr>
+        <w:t>──</w:t>
+      </w:r>
+      <w:r>
+        <w:t xml:space="preserve"> account.js</w:t>
+      </w:r>
+    </w:p>
+    <w:p>
+      <w:pPr>
+        <w:tabs>
+          <w:tab w:val="left" w:pos="5971"/>
+        </w:tabs>
+      </w:pPr>
+      <w:r>
+        <w:rPr>
+          <w:rFonts w:ascii="MS Gothic" w:eastAsia="MS Gothic" w:hAnsi="MS Gothic" w:cs="MS Gothic" w:hint="eastAsia"/>
+        </w:rPr>
+        <w:t>├</w:t>
+      </w:r>
+      <w:r>
+        <w:rPr>
+          <w:rFonts w:ascii="Aptos" w:hAnsi="Aptos" w:cs="Aptos"/>
+        </w:rPr>
+        <w:t>──</w:t>
+      </w:r>
+      <w:r>
+        <w:t xml:space="preserve"> customer.js</w:t>
+      </w:r>
+    </w:p>
+    <w:p>
+      <w:pPr>
+        <w:tabs>
+          <w:tab w:val="left" w:pos="5971"/>
+        </w:tabs>
+      </w:pPr>
+      <w:r>
+        <w:t>└── transaction.js</w:t>
+      </w:r>
+    </w:p>
+    <w:p>
+      <w:pPr>
+        <w:tabs>
+          <w:tab w:val="left" w:pos="5971"/>
+        </w:tabs>
+      </w:pPr>
+      <w:r>
+        <w:lastRenderedPageBreak/>
+        <w:t>Each file can contain functionality that can be used by other files.</w:t>
+      </w:r>
+    </w:p>
+    <w:p>
+      <w:pPr>
+        <w:tabs>
+          <w:tab w:val="left" w:pos="5971"/>
+        </w:tabs>
+      </w:pPr>
+      <w:r>
+        <w:t xml:space="preserve">There are </w:t>
+      </w:r>
+      <w:r>
+        <w:rPr>
+          <w:b/>
+          <w:bCs/>
+        </w:rPr>
+        <w:t>two main module systems</w:t>
+      </w:r>
+      <w:r>
+        <w:t xml:space="preserve"> in Node.js:</w:t>
+      </w:r>
+    </w:p>
+    <w:p>
+      <w:pPr>
+        <w:numPr>
+          <w:ilvl w:val="0"/>
+          <w:numId w:val="8"/>
+        </w:numPr>
+        <w:tabs>
+          <w:tab w:val="left" w:pos="5971"/>
+        </w:tabs>
+      </w:pPr>
+      <w:r>
+        <w:rPr>
+          <w:b/>
+          <w:bCs/>
+        </w:rPr>
+        <w:t>CommonJS (CJS)</w:t>
+      </w:r>
+      <w:r>
+        <w:t xml:space="preserve"> </w:t>
+      </w:r>
+    </w:p>
+    <w:p>
+      <w:pPr>
+        <w:numPr>
+          <w:ilvl w:val="0"/>
+          <w:numId w:val="8"/>
+        </w:numPr>
+        <w:tabs>
+          <w:tab w:val="left" w:pos="5971"/>
+        </w:tabs>
+      </w:pPr>
+      <w:r>
+        <w:rPr>
+          <w:b/>
+          <w:bCs/>
+        </w:rPr>
+        <w:t>ES Modules (ESM)</w:t>
+      </w:r>
+      <w:r>
+        <w:t xml:space="preserve"> — the modern JavaScript module system</w:t>
+      </w:r>
+    </w:p>
+    <w:p>
+      <w:pPr>
+        <w:tabs>
+          <w:tab w:val="left" w:pos="5971"/>
+        </w:tabs>
+      </w:pPr>
+    </w:p>
+    <w:p>
+      <w:pPr>
+        <w:tabs>
+          <w:tab w:val="left" w:pos="5971"/>
+        </w:tabs>
+      </w:pPr>
+    </w:p>
+    <w:p>
+      <w:pPr>
+        <w:tabs>
+          <w:tab w:val="left" w:pos="5971"/>
+        </w:tabs>
+        <w:rPr>
+          <w:b/>
+          <w:bCs/>
+        </w:rPr>
+      </w:pPr>
+      <w:r>
+        <w:rPr>
+          <w:b/>
+          <w:bCs/>
+        </w:rPr>
+        <w:t>Node.js – Home Task</w:t>
+      </w:r>
+    </w:p>
+    <w:p>
+      <w:pPr>
+        <w:tabs>
+          <w:tab w:val="left" w:pos="5971"/>
+        </w:tabs>
+        <w:rPr>
+          <w:b/>
+          <w:bCs/>
+        </w:rPr>
+      </w:pPr>
+      <w:r>
+        <w:rPr>
+          <w:b/>
+          <w:bCs/>
+        </w:rPr>
+        <w:t>1. What is the difference between Node.js and a traditional web server like Apache or Nginx?</w:t>
+      </w:r>
+    </w:p>
+    <w:p>
+      <w:pPr>
+        <w:tabs>
+          <w:tab w:val="left" w:pos="5971"/>
+        </w:tabs>
+      </w:pPr>
+      <w:r>
+        <w:rPr>
+          <w:b/>
+          <w:bCs/>
+        </w:rPr>
+        <w:t>Node.js</w:t>
+      </w:r>
+      <w:r>
+        <w:t xml:space="preserve"> is a JavaScript runtime environment that allows us to execute JavaScript outside the browser. It is commonly used to build backend applications, REST APIs, and real-time applications.</w:t>
+      </w:r>
+    </w:p>
+    <w:p>
+      <w:pPr>
+        <w:tabs>
+          <w:tab w:val="left" w:pos="5971"/>
+        </w:tabs>
+      </w:pPr>
+      <w:r>
+        <w:rPr>
+          <w:b/>
+          <w:bCs/>
+        </w:rPr>
+        <w:t>Apache</w:t>
+      </w:r>
+      <w:r>
+        <w:t xml:space="preserve"> and </w:t>
+      </w:r>
+      <w:r>
+        <w:rPr>
+          <w:b/>
+          <w:bCs/>
+        </w:rPr>
+        <w:t>Nginx</w:t>
+      </w:r>
+      <w:r>
+        <w:t xml:space="preserve"> are traditional web servers mainly designed to serve static files, handle HTTP requests, act as reverse proxies, and manage web traffic.</w:t>
+      </w:r>
+    </w:p>
+    <w:p>
+      <w:pPr>
+        <w:tabs>
+          <w:tab w:val="left" w:pos="5971"/>
+        </w:tabs>
+      </w:pPr>
+      <w:r>
+        <w:t xml:space="preserve">The main difference is that Node.js allows developers to write </w:t>
+      </w:r>
+      <w:r>
+        <w:rPr>
+          <w:b/>
+          <w:bCs/>
+        </w:rPr>
+        <w:t>server-side application logic using JavaScript</w:t>
+      </w:r>
+      <w:r>
+        <w:t>, while Apache and Nginx primarily act as web servers and reverse proxies.</w:t>
+      </w:r>
+    </w:p>
+    <w:p>
+      <w:pPr>
+        <w:tabs>
+          <w:tab w:val="left" w:pos="5971"/>
+        </w:tabs>
+      </w:pPr>
+      <w:r>
+        <w:t>Example:</w:t>
+      </w:r>
+    </w:p>
+    <w:p>
+      <w:pPr>
+        <w:tabs>
+          <w:tab w:val="left" w:pos="5971"/>
+        </w:tabs>
+      </w:pPr>
+      <w:r>
+        <w:t>Node.js:</w:t>
+      </w:r>
+      <w:r>
+        <w:br/>
+        <w:t>Client → Node.js Application → Business Logic → Database</w:t>
+      </w:r>
+    </w:p>
+    <w:p>
+      <w:pPr>
+        <w:tabs>
+          <w:tab w:val="left" w:pos="5971"/>
+        </w:tabs>
+      </w:pPr>
+      <w:r>
+        <w:t>Nginx:</w:t>
+      </w:r>
+      <w:r>
+        <w:br/>
+        <w:t>Client → Nginx → Static Files / Reverse Proxy → Application Server</w:t>
+      </w:r>
+    </w:p>
+    <w:p>
+      <w:pPr>
+        <w:tabs>
+          <w:tab w:val="left" w:pos="5971"/>
+        </w:tabs>
+      </w:pPr>
+      <w:r>
+        <w:t>Node.js can also work together with Nginx. For example, Nginx can receive client requests and forward API requests to a Node.js application.</w:t>
+      </w:r>
+    </w:p>
+    <w:p>
+      <w:pPr>
+        <w:tabs>
+          <w:tab w:val="left" w:pos="5971"/>
+        </w:tabs>
+      </w:pPr>
+      <w:r>
+        <w:pict w14:anchorId="53E67001">
+          <v:rect id="_x0000_i1075" style="width:0;height:1.5pt" o:hralign="center" o:hrstd="t" o:hr="t" fillcolor="#a0a0a0" stroked="f"/>
+        </w:pict>
+      </w:r>
+    </w:p>
+    <w:p>
+      <w:pPr>
+        <w:tabs>
+          <w:tab w:val="left" w:pos="5971"/>
+        </w:tabs>
+        <w:rPr>
+          <w:b/>
+          <w:bCs/>
+        </w:rPr>
+      </w:pPr>
+      <w:r>
+        <w:rPr>
+          <w:b/>
+          <w:bCs/>
+        </w:rPr>
+        <w:t>2. Explain the event-driven architecture of Node.js.</w:t>
+      </w:r>
+    </w:p>
+    <w:p>
+      <w:pPr>
+        <w:tabs>
+          <w:tab w:val="left" w:pos="5971"/>
+        </w:tabs>
+      </w:pPr>
+      <w:r>
+        <w:t xml:space="preserve">Node.js follows an </w:t>
+      </w:r>
+      <w:r>
+        <w:rPr>
+          <w:b/>
+          <w:bCs/>
+        </w:rPr>
+        <w:t>event-driven architecture</w:t>
+      </w:r>
+      <w:r>
+        <w:t>, which means the application responds to events such as incoming HTTP requests, file operations, database responses, and network operations.</w:t>
+      </w:r>
+    </w:p>
+    <w:p>
+      <w:pPr>
+        <w:tabs>
+          <w:tab w:val="left" w:pos="5971"/>
+        </w:tabs>
+      </w:pPr>
+      <w:r>
+        <w:t>Instead of waiting for an operation to finish, Node.js registers a callback or handler and continues processing other work.</w:t>
+      </w:r>
+    </w:p>
+    <w:p>
+      <w:pPr>
+        <w:tabs>
+          <w:tab w:val="left" w:pos="5971"/>
+        </w:tabs>
+      </w:pPr>
+      <w:r>
+        <w:t>Example:</w:t>
+      </w:r>
+    </w:p>
+    <w:p>
+      <w:pPr>
+        <w:tabs>
+          <w:tab w:val="left" w:pos="5971"/>
+        </w:tabs>
+      </w:pPr>
+      <w:r>
+        <w:lastRenderedPageBreak/>
+        <w:t>const fs = require("fs");</w:t>
+      </w:r>
+    </w:p>
+    <w:p>
+      <w:pPr>
+        <w:tabs>
+          <w:tab w:val="left" w:pos="5971"/>
+        </w:tabs>
+      </w:pPr>
+    </w:p>
+    <w:p>
+      <w:pPr>
+        <w:tabs>
+          <w:tab w:val="left" w:pos="5971"/>
+        </w:tabs>
+      </w:pPr>
+      <w:r>
+        <w:t>fs.readFile("data.txt", "utf8", (error, data) =&gt; {</w:t>
+      </w:r>
+    </w:p>
+    <w:p>
+      <w:pPr>
+        <w:tabs>
+          <w:tab w:val="left" w:pos="5971"/>
+        </w:tabs>
+      </w:pPr>
+      <w:r>
+        <w:t xml:space="preserve">    console.log(data);</w:t>
+      </w:r>
+    </w:p>
+    <w:p>
+      <w:pPr>
+        <w:tabs>
+          <w:tab w:val="left" w:pos="5971"/>
+        </w:tabs>
+      </w:pPr>
+      <w:r>
+        <w:t>});</w:t>
+      </w:r>
+    </w:p>
+    <w:p>
+      <w:pPr>
+        <w:tabs>
+          <w:tab w:val="left" w:pos="5971"/>
+        </w:tabs>
+      </w:pPr>
+    </w:p>
+    <w:p>
+      <w:pPr>
+        <w:tabs>
+          <w:tab w:val="left" w:pos="5971"/>
+        </w:tabs>
+      </w:pPr>
+      <w:r>
+        <w:t>console.log("Reading file...");</w:t>
+      </w:r>
+    </w:p>
+    <w:p>
+      <w:pPr>
+        <w:tabs>
+          <w:tab w:val="left" w:pos="5971"/>
+        </w:tabs>
+      </w:pPr>
+      <w:r>
+        <w:t>The file-reading operation happens asynchronously. Node.js can continue executing other code while waiting for the file operation to complete.</w:t>
+      </w:r>
+    </w:p>
+    <w:p>
+      <w:pPr>
+        <w:tabs>
+          <w:tab w:val="left" w:pos="5971"/>
+        </w:tabs>
+      </w:pPr>
+      <w:r>
+        <w:t>The basic flow is:</w:t>
+      </w:r>
+    </w:p>
+    <w:p>
+      <w:pPr>
+        <w:tabs>
+          <w:tab w:val="left" w:pos="5971"/>
+        </w:tabs>
+      </w:pPr>
+      <w:r>
+        <w:t>Request → Event → Asynchronous Operation → Callback → Response</w:t>
+      </w:r>
+    </w:p>
+    <w:p>
+      <w:pPr>
+        <w:tabs>
+          <w:tab w:val="left" w:pos="5971"/>
+        </w:tabs>
+      </w:pPr>
+      <w:r>
+        <w:t>This architecture allows Node.js to efficiently handle many I/O operations.</w:t>
+      </w:r>
+    </w:p>
+    <w:p>
+      <w:pPr>
+        <w:tabs>
+          <w:tab w:val="left" w:pos="5971"/>
+        </w:tabs>
+      </w:pPr>
+      <w:r>
+        <w:pict w14:anchorId="4A63C8C7">
+          <v:rect id="_x0000_i1076" style="width:0;height:1.5pt" o:hralign="center" o:hrstd="t" o:hr="t" fillcolor="#a0a0a0" stroked="f"/>
+        </w:pict>
+      </w:r>
+    </w:p>
+    <w:p>
+      <w:pPr>
+        <w:tabs>
+          <w:tab w:val="left" w:pos="5971"/>
+        </w:tabs>
+        <w:rPr>
+          <w:b/>
+          <w:bCs/>
+        </w:rPr>
+      </w:pPr>
+      <w:r>
+        <w:rPr>
+          <w:b/>
+          <w:bCs/>
+        </w:rPr>
+        <w:t>3. How does the single-threaded model in Node.js handle concurrency?</w:t>
+      </w:r>
+    </w:p>
+    <w:p>
+      <w:pPr>
+        <w:tabs>
+          <w:tab w:val="left" w:pos="5971"/>
+        </w:tabs>
+      </w:pPr>
+      <w:r>
+        <w:t xml:space="preserve">Node.js uses a </w:t>
+      </w:r>
+      <w:r>
+        <w:rPr>
+          <w:b/>
+          <w:bCs/>
+        </w:rPr>
+        <w:t>single main JavaScript thread</w:t>
+      </w:r>
+      <w:r>
+        <w:t xml:space="preserve"> to execute JavaScript code.</w:t>
+      </w:r>
+    </w:p>
+    <w:p>
+      <w:pPr>
+        <w:tabs>
+          <w:tab w:val="left" w:pos="5971"/>
+        </w:tabs>
+      </w:pPr>
+      <w:r>
+        <w:t>However, being single-threaded does not mean Node.js can handle only one request at a time.</w:t>
+      </w:r>
+    </w:p>
+    <w:p>
+      <w:pPr>
+        <w:tabs>
+          <w:tab w:val="left" w:pos="5971"/>
+        </w:tabs>
+      </w:pPr>
+      <w:r>
+        <w:t xml:space="preserve">Node.js uses the </w:t>
+      </w:r>
+      <w:r>
+        <w:rPr>
+          <w:b/>
+          <w:bCs/>
+        </w:rPr>
+        <w:t>event loop</w:t>
+      </w:r>
+      <w:r>
+        <w:t xml:space="preserve"> and asynchronous I/O mechanisms to handle multiple operations concurrently.</w:t>
+      </w:r>
+    </w:p>
+    <w:p>
+      <w:pPr>
+        <w:tabs>
+          <w:tab w:val="left" w:pos="5971"/>
+        </w:tabs>
+      </w:pPr>
+      <w:r>
+        <w:t>For example:</w:t>
+      </w:r>
+    </w:p>
+    <w:p>
+      <w:pPr>
+        <w:tabs>
+          <w:tab w:val="left" w:pos="5971"/>
+        </w:tabs>
+      </w:pPr>
+      <w:r>
+        <w:t>Request 1 → Waiting for database</w:t>
+      </w:r>
+      <w:r>
+        <w:br/>
+        <w:t>Request 2 → Processing</w:t>
+      </w:r>
+      <w:r>
+        <w:br/>
+        <w:t>Request 3 → Waiting for file</w:t>
+      </w:r>
+      <w:r>
+        <w:br/>
+        <w:t>Request 4 → Processing</w:t>
+      </w:r>
+    </w:p>
+    <w:p>
+      <w:pPr>
+        <w:tabs>
+          <w:tab w:val="left" w:pos="5971"/>
+        </w:tabs>
+      </w:pPr>
+      <w:r>
+        <w:t>Node.js does not block the main JavaScript thread while Request 1 or Request 3 is waiting for I/O.</w:t>
+      </w:r>
+    </w:p>
+    <w:p>
+      <w:pPr>
+        <w:tabs>
+          <w:tab w:val="left" w:pos="5971"/>
+        </w:tabs>
+      </w:pPr>
+      <w:r>
+        <w:t>When an asynchronous operation completes, its callback is placed into the appropriate queue, and the event loop processes it.</w:t>
+      </w:r>
+    </w:p>
+    <w:p>
+      <w:pPr>
+        <w:tabs>
+          <w:tab w:val="left" w:pos="5971"/>
+        </w:tabs>
+      </w:pPr>
+      <w:r>
+        <w:t>Therefore, Node.js can handle many concurrent I/O operations efficiently without creating a separate JavaScript thread for every request.</w:t>
+      </w:r>
+    </w:p>
+    <w:p>
+      <w:pPr>
+        <w:tabs>
+          <w:tab w:val="left" w:pos="5971"/>
+        </w:tabs>
+      </w:pPr>
+      <w:r>
+        <w:pict w14:anchorId="711A6224">
+          <v:rect id="_x0000_i1077" style="width:0;height:1.5pt" o:hralign="center" o:hrstd="t" o:hr="t" fillcolor="#a0a0a0" stroked="f"/>
+        </w:pict>
+      </w:r>
+    </w:p>
+    <w:p>
+      <w:pPr>
+        <w:tabs>
+          <w:tab w:val="left" w:pos="5971"/>
+        </w:tabs>
+        <w:rPr>
+          <w:b/>
+          <w:bCs/>
+        </w:rPr>
+      </w:pPr>
+      <w:r>
+        <w:rPr>
+          <w:b/>
+          <w:bCs/>
+        </w:rPr>
+        <w:lastRenderedPageBreak/>
+        <w:t>4. What is the role of the V8 engine in Node.js?</w:t>
+      </w:r>
+    </w:p>
+    <w:p>
+      <w:pPr>
+        <w:tabs>
+          <w:tab w:val="left" w:pos="5971"/>
+        </w:tabs>
+      </w:pPr>
+      <w:r>
+        <w:rPr>
+          <w:b/>
+          <w:bCs/>
+        </w:rPr>
+        <w:t>V8</w:t>
+      </w:r>
+      <w:r>
+        <w:t xml:space="preserve"> is the JavaScript engine developed by Google and used by Chrome and Node.js.</w:t>
+      </w:r>
+    </w:p>
+    <w:p>
+      <w:pPr>
+        <w:tabs>
+          <w:tab w:val="left" w:pos="5971"/>
+        </w:tabs>
+      </w:pPr>
+      <w:r>
+        <w:t>Its main job is to execute JavaScript code.</w:t>
+      </w:r>
+    </w:p>
+    <w:p>
+      <w:pPr>
+        <w:tabs>
+          <w:tab w:val="left" w:pos="5971"/>
+        </w:tabs>
+      </w:pPr>
+      <w:r>
+        <w:t>Node.js uses V8 to:</w:t>
+      </w:r>
+    </w:p>
+    <w:p>
+      <w:pPr>
+        <w:numPr>
+          <w:ilvl w:val="0"/>
+          <w:numId w:val="9"/>
+        </w:numPr>
+        <w:tabs>
+          <w:tab w:val="left" w:pos="5971"/>
+        </w:tabs>
+      </w:pPr>
+      <w:r>
+        <w:t>Parse JavaScript code</w:t>
+      </w:r>
+    </w:p>
+    <w:p>
+      <w:pPr>
+        <w:numPr>
+          <w:ilvl w:val="0"/>
+          <w:numId w:val="9"/>
+        </w:numPr>
+        <w:tabs>
+          <w:tab w:val="left" w:pos="5971"/>
+        </w:tabs>
+      </w:pPr>
+      <w:r>
+        <w:t>Compile JavaScript</w:t>
+      </w:r>
+    </w:p>
+    <w:p>
+      <w:pPr>
+        <w:numPr>
+          <w:ilvl w:val="0"/>
+          <w:numId w:val="9"/>
+        </w:numPr>
+        <w:tabs>
+          <w:tab w:val="left" w:pos="5971"/>
+        </w:tabs>
+      </w:pPr>
+      <w:r>
+        <w:t>Execute JavaScript</w:t>
+      </w:r>
+    </w:p>
+    <w:p>
+      <w:pPr>
+        <w:numPr>
+          <w:ilvl w:val="0"/>
+          <w:numId w:val="9"/>
+        </w:numPr>
+        <w:tabs>
+          <w:tab w:val="left" w:pos="5971"/>
+        </w:tabs>
+      </w:pPr>
+      <w:r>
+        <w:t>Optimize frequently executed code</w:t>
+      </w:r>
+    </w:p>
+    <w:p>
+      <w:pPr>
+        <w:numPr>
+          <w:ilvl w:val="0"/>
+          <w:numId w:val="9"/>
+        </w:numPr>
+        <w:tabs>
+          <w:tab w:val="left" w:pos="5971"/>
+        </w:tabs>
+      </w:pPr>
+      <w:r>
+        <w:t>Manage JavaScript memory using garbage collection</w:t>
+      </w:r>
+    </w:p>
+    <w:p>
+      <w:pPr>
+        <w:tabs>
+          <w:tab w:val="left" w:pos="5971"/>
+        </w:tabs>
+      </w:pPr>
+      <w:r>
+        <w:t>The relationship can be understood as:</w:t>
+      </w:r>
+    </w:p>
+    <w:p>
+      <w:pPr>
+        <w:tabs>
+          <w:tab w:val="left" w:pos="5971"/>
+        </w:tabs>
+      </w:pPr>
+      <w:r>
+        <w:t>JavaScript Code → V8 Engine → Machine Code → CPU</w:t>
+      </w:r>
+    </w:p>
+    <w:p>
+      <w:pPr>
+        <w:tabs>
+          <w:tab w:val="left" w:pos="5971"/>
+        </w:tabs>
+      </w:pPr>
+      <w:r>
+        <w:t>Node.js adds additional capabilities around V8, such as file-system access, networking, HTTP, and operating-system APIs.</w:t>
+      </w:r>
+    </w:p>
+    <w:p>
+      <w:pPr>
+        <w:tabs>
+          <w:tab w:val="left" w:pos="5971"/>
+        </w:tabs>
+      </w:pPr>
+      <w:r>
+        <w:pict w14:anchorId="1C33F5D8">
+          <v:rect id="_x0000_i1078" style="width:0;height:1.5pt" o:hralign="center" o:hrstd="t" o:hr="t" fillcolor="#a0a0a0" stroked="f"/>
+        </w:pict>
+      </w:r>
+    </w:p>
+    <w:p>
+      <w:pPr>
+        <w:tabs>
+          <w:tab w:val="left" w:pos="5971"/>
+        </w:tabs>
+        <w:rPr>
+          <w:b/>
+          <w:bCs/>
+        </w:rPr>
+      </w:pPr>
+      <w:r>
+        <w:rPr>
+          <w:b/>
+          <w:bCs/>
+        </w:rPr>
+        <w:t>5. Why is Node.js considered non-blocking?</w:t>
+      </w:r>
+    </w:p>
+    <w:p>
+      <w:pPr>
+        <w:tabs>
+          <w:tab w:val="left" w:pos="5971"/>
+        </w:tabs>
+      </w:pPr>
+      <w:r>
+        <w:t xml:space="preserve">Node.js is considered </w:t>
+      </w:r>
+      <w:r>
+        <w:rPr>
+          <w:b/>
+          <w:bCs/>
+        </w:rPr>
+        <w:t>non-blocking</w:t>
+      </w:r>
+      <w:r>
+        <w:t xml:space="preserve"> because it does not normally wait for an I/O operation to finish before continuing execution.</w:t>
+      </w:r>
+    </w:p>
+    <w:p>
+      <w:pPr>
+        <w:tabs>
+          <w:tab w:val="left" w:pos="5971"/>
+        </w:tabs>
+      </w:pPr>
+      <w:r>
+        <w:t>For example, when Node.js needs to read a file:</w:t>
+      </w:r>
+    </w:p>
+    <w:p>
+      <w:pPr>
+        <w:tabs>
+          <w:tab w:val="left" w:pos="5971"/>
+        </w:tabs>
+      </w:pPr>
+      <w:r>
+        <w:t>fs.readFile("data.txt", callback);</w:t>
+      </w:r>
+    </w:p>
+    <w:p>
+      <w:pPr>
+        <w:tabs>
+          <w:tab w:val="left" w:pos="5971"/>
+        </w:tabs>
+      </w:pPr>
+      <w:r>
+        <w:t>Node.js starts the file operation and continues executing other JavaScript code.</w:t>
+      </w:r>
+    </w:p>
+    <w:p>
+      <w:pPr>
+        <w:tabs>
+          <w:tab w:val="left" w:pos="5971"/>
+        </w:tabs>
+      </w:pPr>
+      <w:r>
+        <w:t>Once the file operation is completed, the callback is executed.</w:t>
+      </w:r>
+    </w:p>
+    <w:p>
+      <w:pPr>
+        <w:tabs>
+          <w:tab w:val="left" w:pos="5971"/>
+        </w:tabs>
+      </w:pPr>
+      <w:r>
+        <w:t>The flow is:</w:t>
+      </w:r>
+    </w:p>
+    <w:p>
+      <w:pPr>
+        <w:tabs>
+          <w:tab w:val="left" w:pos="5971"/>
+        </w:tabs>
+      </w:pPr>
+      <w:r>
+        <w:t>Start I/O Operation</w:t>
+      </w:r>
+      <w:r>
+        <w:br/>
+        <w:t>↓</w:t>
+      </w:r>
+      <w:r>
+        <w:br/>
+        <w:t>Continue executing other code</w:t>
+      </w:r>
+      <w:r>
+        <w:br/>
+        <w:t>↓</w:t>
+      </w:r>
+      <w:r>
+        <w:br/>
+        <w:t>I/O operation completes</w:t>
+      </w:r>
+      <w:r>
+        <w:br/>
+        <w:t>↓</w:t>
+      </w:r>
+      <w:r>
+        <w:br/>
+        <w:t>Callback is executed</w:t>
+      </w:r>
+    </w:p>
+    <w:p>
+      <w:pPr>
+        <w:tabs>
+          <w:tab w:val="left" w:pos="5971"/>
+        </w:tabs>
+      </w:pPr>
+      <w:r>
+        <w:t>This allows Node.js to handle many I/O operations efficiently.</w:t>
+      </w:r>
+    </w:p>
+    <w:p>
+      <w:pPr>
+        <w:tabs>
+          <w:tab w:val="left" w:pos="5971"/>
+        </w:tabs>
+      </w:pPr>
+      <w:r>
+        <w:lastRenderedPageBreak/>
+        <w:pict w14:anchorId="106B0F34">
+          <v:rect id="_x0000_i1079" style="width:0;height:1.5pt" o:hralign="center" o:hrstd="t" o:hr="t" fillcolor="#a0a0a0" stroked="f"/>
+        </w:pict>
+      </w:r>
+    </w:p>
+    <w:p>
+      <w:pPr>
+        <w:tabs>
+          <w:tab w:val="left" w:pos="5971"/>
+        </w:tabs>
+        <w:rPr>
+          <w:b/>
+          <w:bCs/>
+        </w:rPr>
+      </w:pPr>
+      <w:r>
+        <w:rPr>
+          <w:b/>
+          <w:bCs/>
+        </w:rPr>
+        <w:t>6. What is the difference between callbacks, promises, and async/await in Node.js?</w:t>
+      </w:r>
+    </w:p>
+    <w:p>
+      <w:pPr>
+        <w:tabs>
+          <w:tab w:val="left" w:pos="5971"/>
+        </w:tabs>
+      </w:pPr>
+      <w:r>
+        <w:t>Callbacks, Promises, and async/await are different ways of handling asynchronous operations.</w:t>
+      </w:r>
+    </w:p>
+    <w:p>
+      <w:pPr>
+        <w:tabs>
+          <w:tab w:val="left" w:pos="5971"/>
+        </w:tabs>
+        <w:rPr>
+          <w:b/>
+          <w:bCs/>
+        </w:rPr>
+      </w:pPr>
+      <w:r>
+        <w:rPr>
+          <w:b/>
+          <w:bCs/>
+        </w:rPr>
+        <w:t>Callbacks</w:t>
+      </w:r>
+    </w:p>
+    <w:p>
+      <w:pPr>
+        <w:tabs>
+          <w:tab w:val="left" w:pos="5971"/>
+        </w:tabs>
+      </w:pPr>
+      <w:r>
+        <w:t>A callback is a function passed to another function and executed after an asynchronous operation completes.</w:t>
+      </w:r>
+    </w:p>
+    <w:p>
+      <w:pPr>
+        <w:tabs>
+          <w:tab w:val="left" w:pos="5971"/>
+        </w:tabs>
+      </w:pPr>
+      <w:r>
+        <w:t>Example:</w:t>
+      </w:r>
+    </w:p>
+    <w:p>
+      <w:pPr>
+        <w:tabs>
+          <w:tab w:val="left" w:pos="5971"/>
+        </w:tabs>
+      </w:pPr>
+      <w:r>
+        <w:t>fs.readFile("data.txt", "utf8", (error, data) =&gt; {</w:t>
+      </w:r>
+    </w:p>
+    <w:p>
+      <w:pPr>
+        <w:tabs>
+          <w:tab w:val="left" w:pos="5971"/>
+        </w:tabs>
+      </w:pPr>
+      <w:r>
+        <w:t xml:space="preserve">    console.log(data);</w:t>
+      </w:r>
+    </w:p>
+    <w:p>
+      <w:pPr>
+        <w:tabs>
+          <w:tab w:val="left" w:pos="5971"/>
+        </w:tabs>
+      </w:pPr>
+      <w:r>
+        <w:t>});</w:t>
+      </w:r>
+    </w:p>
+    <w:p>
+      <w:pPr>
+        <w:tabs>
+          <w:tab w:val="left" w:pos="5971"/>
+        </w:tabs>
+      </w:pPr>
+      <w:r>
+        <w:t>Callbacks were widely used in older Node.js applications.</w:t>
+      </w:r>
+    </w:p>
+    <w:p>
+      <w:pPr>
+        <w:tabs>
+          <w:tab w:val="left" w:pos="5971"/>
+        </w:tabs>
+      </w:pPr>
+      <w:r>
+        <w:t>A disadvantage is that many nested callbacks can result in difficult-to-read code, commonly called "callback hell."</w:t>
+      </w:r>
+    </w:p>
+    <w:p>
+      <w:pPr>
+        <w:tabs>
+          <w:tab w:val="left" w:pos="5971"/>
+        </w:tabs>
+        <w:rPr>
+          <w:b/>
+          <w:bCs/>
+        </w:rPr>
+      </w:pPr>
+      <w:r>
+        <w:rPr>
+          <w:b/>
+          <w:bCs/>
+        </w:rPr>
+        <w:t>Promises</w:t>
+      </w:r>
+    </w:p>
+    <w:p>
+      <w:pPr>
+        <w:tabs>
+          <w:tab w:val="left" w:pos="5971"/>
+        </w:tabs>
+      </w:pPr>
+      <w:r>
+        <w:t>A Promise represents the eventual completion or failure of an asynchronous operation.</w:t>
+      </w:r>
+    </w:p>
+    <w:p>
+      <w:pPr>
+        <w:tabs>
+          <w:tab w:val="left" w:pos="5971"/>
+        </w:tabs>
+      </w:pPr>
+      <w:r>
+        <w:t>Example:</w:t>
+      </w:r>
+    </w:p>
+    <w:p>
+      <w:pPr>
+        <w:tabs>
+          <w:tab w:val="left" w:pos="5971"/>
+        </w:tabs>
+      </w:pPr>
+      <w:r>
+        <w:t>fetchData()</w:t>
+      </w:r>
+    </w:p>
+    <w:p>
+      <w:pPr>
+        <w:tabs>
+          <w:tab w:val="left" w:pos="5971"/>
+        </w:tabs>
+      </w:pPr>
+      <w:r>
+        <w:t xml:space="preserve">    .then(data =&gt; {</w:t>
+      </w:r>
+    </w:p>
+    <w:p>
+      <w:pPr>
+        <w:tabs>
+          <w:tab w:val="left" w:pos="5971"/>
+        </w:tabs>
+      </w:pPr>
+      <w:r>
+        <w:t xml:space="preserve">        console.log(data);</w:t>
+      </w:r>
+    </w:p>
+    <w:p>
+      <w:pPr>
+        <w:tabs>
+          <w:tab w:val="left" w:pos="5971"/>
+        </w:tabs>
+      </w:pPr>
+      <w:r>
+        <w:t xml:space="preserve">    })</w:t>
+      </w:r>
+    </w:p>
+    <w:p>
+      <w:pPr>
+        <w:tabs>
+          <w:tab w:val="left" w:pos="5971"/>
+        </w:tabs>
+      </w:pPr>
+      <w:r>
+        <w:t xml:space="preserve">    .catch(error =&gt; {</w:t>
+      </w:r>
+    </w:p>
+    <w:p>
+      <w:pPr>
+        <w:tabs>
+          <w:tab w:val="left" w:pos="5971"/>
+        </w:tabs>
+      </w:pPr>
+      <w:r>
+        <w:t xml:space="preserve">        console.log(error);</w:t>
+      </w:r>
+    </w:p>
+    <w:p>
+      <w:pPr>
+        <w:tabs>
+          <w:tab w:val="left" w:pos="5971"/>
+        </w:tabs>
+      </w:pPr>
+      <w:r>
+        <w:t xml:space="preserve">    });</w:t>
+      </w:r>
+    </w:p>
+    <w:p>
+      <w:pPr>
+        <w:tabs>
+          <w:tab w:val="left" w:pos="5971"/>
+        </w:tabs>
+      </w:pPr>
+      <w:r>
+        <w:t>Promises make asynchronous code easier to organize and handle errors.</w:t>
+      </w:r>
+    </w:p>
+    <w:p>
+      <w:pPr>
+        <w:tabs>
+          <w:tab w:val="left" w:pos="5971"/>
+        </w:tabs>
+        <w:rPr>
+          <w:b/>
+          <w:bCs/>
+        </w:rPr>
+      </w:pPr>
+      <w:r>
+        <w:rPr>
+          <w:b/>
+          <w:bCs/>
+        </w:rPr>
+        <w:t>Async/Await</w:t>
+      </w:r>
+    </w:p>
+    <w:p>
+      <w:pPr>
+        <w:tabs>
+          <w:tab w:val="left" w:pos="5971"/>
+        </w:tabs>
+      </w:pPr>
+      <w:r>
+        <w:t>async/await provides a cleaner syntax for working with Promises.</w:t>
+      </w:r>
+    </w:p>
+    <w:p>
+      <w:pPr>
+        <w:tabs>
+          <w:tab w:val="left" w:pos="5971"/>
+        </w:tabs>
+      </w:pPr>
+      <w:r>
+        <w:t>Example:</w:t>
+      </w:r>
+    </w:p>
+    <w:p>
+      <w:pPr>
+        <w:tabs>
+          <w:tab w:val="left" w:pos="5971"/>
+        </w:tabs>
+      </w:pPr>
+      <w:r>
+        <w:lastRenderedPageBreak/>
+        <w:t>async function getData() {</w:t>
+      </w:r>
+    </w:p>
+    <w:p>
+      <w:pPr>
+        <w:tabs>
+          <w:tab w:val="left" w:pos="5971"/>
+        </w:tabs>
+      </w:pPr>
+      <w:r>
+        <w:t xml:space="preserve">    try {</w:t>
+      </w:r>
+    </w:p>
+    <w:p>
+      <w:pPr>
+        <w:tabs>
+          <w:tab w:val="left" w:pos="5971"/>
+        </w:tabs>
+      </w:pPr>
+      <w:r>
+        <w:t xml:space="preserve">        const data = await fetchData();</w:t>
+      </w:r>
+    </w:p>
+    <w:p>
+      <w:pPr>
+        <w:tabs>
+          <w:tab w:val="left" w:pos="5971"/>
+        </w:tabs>
+      </w:pPr>
+      <w:r>
+        <w:t xml:space="preserve">        console.log(data);</w:t>
+      </w:r>
+    </w:p>
+    <w:p>
+      <w:pPr>
+        <w:tabs>
+          <w:tab w:val="left" w:pos="5971"/>
+        </w:tabs>
+      </w:pPr>
+      <w:r>
+        <w:t xml:space="preserve">    } catch (error) {</w:t>
+      </w:r>
+    </w:p>
+    <w:p>
+      <w:pPr>
+        <w:tabs>
+          <w:tab w:val="left" w:pos="5971"/>
+        </w:tabs>
+      </w:pPr>
+      <w:r>
+        <w:t xml:space="preserve">        console.log(error);</w:t>
+      </w:r>
+    </w:p>
+    <w:p>
+      <w:pPr>
+        <w:tabs>
+          <w:tab w:val="left" w:pos="5971"/>
+        </w:tabs>
+      </w:pPr>
+      <w:r>
+        <w:t xml:space="preserve">    }</w:t>
+      </w:r>
+    </w:p>
+    <w:p>
+      <w:pPr>
+        <w:tabs>
+          <w:tab w:val="left" w:pos="5971"/>
+        </w:tabs>
+      </w:pPr>
+      <w:r>
+        <w:t>}</w:t>
+      </w:r>
+    </w:p>
+    <w:p>
+      <w:pPr>
+        <w:tabs>
+          <w:tab w:val="left" w:pos="5971"/>
+        </w:tabs>
+        <w:rPr>
+          <w:b/>
+          <w:bCs/>
+        </w:rPr>
+      </w:pPr>
+      <w:r>
+        <w:rPr>
+          <w:b/>
+          <w:bCs/>
+        </w:rPr>
+        <w:t>Difference</w:t>
+      </w:r>
+    </w:p>
+    <w:p>
+      <w:pPr>
+        <w:tabs>
+          <w:tab w:val="left" w:pos="5971"/>
+        </w:tabs>
+      </w:pPr>
+      <w:r>
+        <w:t>Callback → Function executed after an operation</w:t>
+      </w:r>
+    </w:p>
+    <w:p>
+      <w:pPr>
+        <w:tabs>
+          <w:tab w:val="left" w:pos="5971"/>
+        </w:tabs>
+      </w:pPr>
+      <w:r>
+        <w:t>Promise → Represents the result of an asynchronous operation</w:t>
+      </w:r>
+    </w:p>
+    <w:p>
+      <w:pPr>
+        <w:tabs>
+          <w:tab w:val="left" w:pos="5971"/>
+        </w:tabs>
+      </w:pPr>
+      <w:r>
+        <w:t>Async/Await → Cleaner syntax for working with Promises</w:t>
+      </w:r>
+    </w:p>
+    <w:p>
+      <w:pPr>
+        <w:tabs>
+          <w:tab w:val="left" w:pos="5971"/>
+        </w:tabs>
+      </w:pPr>
+      <w:r>
+        <w:pict w14:anchorId="7632E60D">
+          <v:rect id="_x0000_i1080" style="width:0;height:1.5pt" o:hralign="center" o:hrstd="t" o:hr="t" fillcolor="#a0a0a0" stroked="f"/>
+        </w:pict>
+      </w:r>
+    </w:p>
+    <w:p>
+      <w:pPr>
+        <w:tabs>
+          <w:tab w:val="left" w:pos="5971"/>
+        </w:tabs>
+        <w:rPr>
+          <w:b/>
+          <w:bCs/>
+        </w:rPr>
+      </w:pPr>
+      <w:r>
+        <w:rPr>
+          <w:b/>
+          <w:bCs/>
+        </w:rPr>
+        <w:t>7. How does the event loop work, and what are its phases?</w:t>
+      </w:r>
+    </w:p>
+    <w:p>
+      <w:pPr>
+        <w:tabs>
+          <w:tab w:val="left" w:pos="5971"/>
+        </w:tabs>
+      </w:pPr>
+      <w:r>
+        <w:t xml:space="preserve">The </w:t>
+      </w:r>
+      <w:r>
+        <w:rPr>
+          <w:b/>
+          <w:bCs/>
+        </w:rPr>
+        <w:t>event loop</w:t>
+      </w:r>
+      <w:r>
+        <w:t xml:space="preserve"> is a mechanism that allows Node.js to perform non-blocking asynchronous operations even though JavaScript execution uses a single main thread.</w:t>
+      </w:r>
+    </w:p>
+    <w:p>
+      <w:pPr>
+        <w:tabs>
+          <w:tab w:val="left" w:pos="5971"/>
+        </w:tabs>
+      </w:pPr>
+      <w:r>
+        <w:t>The event loop continuously checks for work that needs to be executed.</w:t>
+      </w:r>
+    </w:p>
+    <w:p>
+      <w:pPr>
+        <w:tabs>
+          <w:tab w:val="left" w:pos="5971"/>
+        </w:tabs>
+      </w:pPr>
+      <w:r>
+        <w:t>The major phases of the Node.js event loop include:</w:t>
+      </w:r>
+    </w:p>
+    <w:p>
+      <w:pPr>
+        <w:numPr>
+          <w:ilvl w:val="0"/>
+          <w:numId w:val="10"/>
+        </w:numPr>
+        <w:tabs>
+          <w:tab w:val="left" w:pos="5971"/>
+        </w:tabs>
+      </w:pPr>
+      <w:r>
+        <w:t>Timers</w:t>
+      </w:r>
+    </w:p>
+    <w:p>
+      <w:pPr>
+        <w:numPr>
+          <w:ilvl w:val="0"/>
+          <w:numId w:val="10"/>
+        </w:numPr>
+        <w:tabs>
+          <w:tab w:val="left" w:pos="5971"/>
+        </w:tabs>
+      </w:pPr>
+      <w:r>
+        <w:t>Pending callbacks</w:t>
+      </w:r>
+    </w:p>
+    <w:p>
+      <w:pPr>
+        <w:numPr>
+          <w:ilvl w:val="0"/>
+          <w:numId w:val="10"/>
+        </w:numPr>
+        <w:tabs>
+          <w:tab w:val="left" w:pos="5971"/>
+        </w:tabs>
+      </w:pPr>
+      <w:r>
+        <w:t>Idle, prepare</w:t>
+      </w:r>
+    </w:p>
+    <w:p>
+      <w:pPr>
+        <w:numPr>
+          <w:ilvl w:val="0"/>
+          <w:numId w:val="10"/>
+        </w:numPr>
+        <w:tabs>
+          <w:tab w:val="left" w:pos="5971"/>
+        </w:tabs>
+      </w:pPr>
+      <w:r>
+        <w:t>Poll</w:t>
+      </w:r>
+    </w:p>
+    <w:p>
+      <w:pPr>
+        <w:numPr>
+          <w:ilvl w:val="0"/>
+          <w:numId w:val="10"/>
+        </w:numPr>
+        <w:tabs>
+          <w:tab w:val="left" w:pos="5971"/>
+        </w:tabs>
+      </w:pPr>
+      <w:r>
+        <w:t>Check</w:t>
+      </w:r>
+    </w:p>
+    <w:p>
+      <w:pPr>
+        <w:numPr>
+          <w:ilvl w:val="0"/>
+          <w:numId w:val="10"/>
+        </w:numPr>
+        <w:tabs>
+          <w:tab w:val="left" w:pos="5971"/>
+        </w:tabs>
+      </w:pPr>
+      <w:r>
+        <w:t>Close callbacks</w:t>
+      </w:r>
+    </w:p>
+    <w:p>
+      <w:pPr>
+        <w:tabs>
+          <w:tab w:val="left" w:pos="5971"/>
+        </w:tabs>
+        <w:rPr>
+          <w:b/>
+          <w:bCs/>
+        </w:rPr>
+      </w:pPr>
+      <w:r>
+        <w:rPr>
+          <w:b/>
+          <w:bCs/>
+        </w:rPr>
+        <w:t>Timers</w:t>
+      </w:r>
+    </w:p>
+    <w:p>
+      <w:pPr>
+        <w:tabs>
+          <w:tab w:val="left" w:pos="5971"/>
+        </w:tabs>
+      </w:pPr>
+      <w:r>
+        <w:t>Executes callbacks scheduled by functions such as:</w:t>
+      </w:r>
+    </w:p>
+    <w:p>
+      <w:pPr>
+        <w:tabs>
+          <w:tab w:val="left" w:pos="5971"/>
+        </w:tabs>
+      </w:pPr>
+      <w:r>
+        <w:t>setTimeout()</w:t>
+      </w:r>
+    </w:p>
+    <w:p>
+      <w:pPr>
+        <w:tabs>
+          <w:tab w:val="left" w:pos="5971"/>
+        </w:tabs>
+      </w:pPr>
+      <w:r>
+        <w:t>setInterval()</w:t>
+      </w:r>
+    </w:p>
+    <w:p>
+      <w:pPr>
+        <w:tabs>
+          <w:tab w:val="left" w:pos="5971"/>
+        </w:tabs>
+        <w:rPr>
+          <w:b/>
+          <w:bCs/>
+        </w:rPr>
+      </w:pPr>
+      <w:r>
+        <w:rPr>
+          <w:b/>
+          <w:bCs/>
+        </w:rPr>
+        <w:lastRenderedPageBreak/>
+        <w:t>Pending Callbacks</w:t>
+      </w:r>
+    </w:p>
+    <w:p>
+      <w:pPr>
+        <w:tabs>
+          <w:tab w:val="left" w:pos="5971"/>
+        </w:tabs>
+      </w:pPr>
+      <w:r>
+        <w:t>Executes certain system-level callbacks that were deferred from a previous cycle.</w:t>
+      </w:r>
+    </w:p>
+    <w:p>
+      <w:pPr>
+        <w:tabs>
+          <w:tab w:val="left" w:pos="5971"/>
+        </w:tabs>
+        <w:rPr>
+          <w:b/>
+          <w:bCs/>
+        </w:rPr>
+      </w:pPr>
+      <w:r>
+        <w:rPr>
+          <w:b/>
+          <w:bCs/>
+        </w:rPr>
+        <w:t>Idle, Prepare</w:t>
+      </w:r>
+    </w:p>
+    <w:p>
+      <w:pPr>
+        <w:tabs>
+          <w:tab w:val="left" w:pos="5971"/>
+        </w:tabs>
+      </w:pPr>
+      <w:r>
+        <w:t>Internal phases used by Node.js.</w:t>
+      </w:r>
+    </w:p>
+    <w:p>
+      <w:pPr>
+        <w:tabs>
+          <w:tab w:val="left" w:pos="5971"/>
+        </w:tabs>
+        <w:rPr>
+          <w:b/>
+          <w:bCs/>
+        </w:rPr>
+      </w:pPr>
+      <w:r>
+        <w:rPr>
+          <w:b/>
+          <w:bCs/>
+        </w:rPr>
+        <w:t>Poll</w:t>
+      </w:r>
+    </w:p>
+    <w:p>
+      <w:pPr>
+        <w:tabs>
+          <w:tab w:val="left" w:pos="5971"/>
+        </w:tabs>
+      </w:pPr>
+      <w:r>
+        <w:t>Handles I/O-related events and retrieves new I/O events.</w:t>
+      </w:r>
+    </w:p>
+    <w:p>
+      <w:pPr>
+        <w:tabs>
+          <w:tab w:val="left" w:pos="5971"/>
+        </w:tabs>
+        <w:rPr>
+          <w:b/>
+          <w:bCs/>
+        </w:rPr>
+      </w:pPr>
+      <w:r>
+        <w:rPr>
+          <w:b/>
+          <w:bCs/>
+        </w:rPr>
+        <w:t>Check</w:t>
+      </w:r>
+    </w:p>
+    <w:p>
+      <w:pPr>
+        <w:tabs>
+          <w:tab w:val="left" w:pos="5971"/>
+        </w:tabs>
+      </w:pPr>
+      <w:r>
+        <w:t>Executes callbacks scheduled by:</w:t>
+      </w:r>
+    </w:p>
+    <w:p>
+      <w:pPr>
+        <w:tabs>
+          <w:tab w:val="left" w:pos="5971"/>
+        </w:tabs>
+      </w:pPr>
+      <w:r>
+        <w:t>setImmediate()</w:t>
+      </w:r>
+    </w:p>
+    <w:p>
+      <w:pPr>
+        <w:tabs>
+          <w:tab w:val="left" w:pos="5971"/>
+        </w:tabs>
+        <w:rPr>
+          <w:b/>
+          <w:bCs/>
+        </w:rPr>
+      </w:pPr>
+      <w:r>
+        <w:rPr>
+          <w:b/>
+          <w:bCs/>
+        </w:rPr>
+        <w:t>Close Callbacks</w:t>
+      </w:r>
+    </w:p>
+    <w:p>
+      <w:pPr>
+        <w:tabs>
+          <w:tab w:val="left" w:pos="5971"/>
+        </w:tabs>
+      </w:pPr>
+      <w:r>
+        <w:t>Handles close events such as socket or connection close callbacks.</w:t>
+      </w:r>
+    </w:p>
+    <w:p>
+      <w:pPr>
+        <w:tabs>
+          <w:tab w:val="left" w:pos="5971"/>
+        </w:tabs>
+      </w:pPr>
+      <w:r>
+        <w:t>Simplified flow:</w:t>
+      </w:r>
+    </w:p>
+    <w:p>
+      <w:pPr>
+        <w:tabs>
+          <w:tab w:val="left" w:pos="5971"/>
+        </w:tabs>
+      </w:pPr>
+      <w:r>
+        <w:t>Timers</w:t>
+      </w:r>
+      <w:r>
+        <w:br/>
+        <w:t>↓</w:t>
+      </w:r>
+      <w:r>
+        <w:br/>
+        <w:t>Pending Callbacks</w:t>
+      </w:r>
+      <w:r>
+        <w:br/>
+        <w:t>↓</w:t>
+      </w:r>
+      <w:r>
+        <w:br/>
+        <w:t>Poll</w:t>
+      </w:r>
+      <w:r>
+        <w:br/>
+        <w:t>↓</w:t>
+      </w:r>
+      <w:r>
+        <w:br/>
+        <w:t>Check</w:t>
+      </w:r>
+      <w:r>
+        <w:br/>
+        <w:t>↓</w:t>
+      </w:r>
+      <w:r>
+        <w:br/>
+        <w:t>Close Callbacks</w:t>
+      </w:r>
+      <w:r>
+        <w:br/>
+        <w:t>↓</w:t>
+      </w:r>
+      <w:r>
+        <w:br/>
+        <w:t>Back to Timers</w:t>
+      </w:r>
+    </w:p>
+    <w:p>
+      <w:pPr>
+        <w:tabs>
+          <w:tab w:val="left" w:pos="5971"/>
+        </w:tabs>
+      </w:pPr>
+      <w:r>
+        <w:pict w14:anchorId="19B0685A">
+          <v:rect id="_x0000_i1081" style="width:0;height:1.5pt" o:hralign="center" o:hrstd="t" o:hr="t" fillcolor="#a0a0a0" stroked="f"/>
+        </w:pict>
+      </w:r>
+    </w:p>
+    <w:p>
+      <w:pPr>
+        <w:tabs>
+          <w:tab w:val="left" w:pos="5971"/>
+        </w:tabs>
+        <w:rPr>
+          <w:b/>
+          <w:bCs/>
+        </w:rPr>
+      </w:pPr>
+      <w:r>
+        <w:rPr>
+          <w:b/>
+          <w:bCs/>
+        </w:rPr>
+        <w:t>8. What is the difference between process.nextTick() and setImmediate()?</w:t>
+      </w:r>
+    </w:p>
+    <w:p>
+      <w:pPr>
+        <w:tabs>
+          <w:tab w:val="left" w:pos="5971"/>
+        </w:tabs>
+      </w:pPr>
+      <w:r>
+        <w:t>Both are used to schedule asynchronous callbacks, but they work differently.</w:t>
+      </w:r>
+    </w:p>
+    <w:p>
+      <w:pPr>
+        <w:tabs>
+          <w:tab w:val="left" w:pos="5971"/>
+        </w:tabs>
+        <w:rPr>
+          <w:b/>
+          <w:bCs/>
+        </w:rPr>
+      </w:pPr>
+      <w:r>
+        <w:rPr>
+          <w:b/>
+          <w:bCs/>
+        </w:rPr>
+        <w:t>process.nextTick()</w:t>
+      </w:r>
+    </w:p>
+    <w:p>
+      <w:pPr>
+        <w:tabs>
+          <w:tab w:val="left" w:pos="5971"/>
+        </w:tabs>
+      </w:pPr>
+      <w:r>
+        <w:t>process.nextTick() schedules a callback to execute after the current operation completes, before the event loop continues to its next phase.</w:t>
+      </w:r>
+    </w:p>
+    <w:p>
+      <w:pPr>
+        <w:tabs>
+          <w:tab w:val="left" w:pos="5971"/>
+        </w:tabs>
+      </w:pPr>
+      <w:r>
+        <w:t>Example:</w:t>
+      </w:r>
+    </w:p>
+    <w:p>
+      <w:pPr>
+        <w:tabs>
+          <w:tab w:val="left" w:pos="5971"/>
+        </w:tabs>
+      </w:pPr>
+      <w:r>
+        <w:t>process.nextTick(() =&gt; {</w:t>
+      </w:r>
+    </w:p>
+    <w:p>
+      <w:pPr>
+        <w:tabs>
+          <w:tab w:val="left" w:pos="5971"/>
+        </w:tabs>
+      </w:pPr>
+      <w:r>
+        <w:lastRenderedPageBreak/>
+        <w:t xml:space="preserve">    console.log("nextTick");</w:t>
+      </w:r>
+    </w:p>
+    <w:p>
+      <w:pPr>
+        <w:tabs>
+          <w:tab w:val="left" w:pos="5971"/>
+        </w:tabs>
+      </w:pPr>
+      <w:r>
+        <w:t>});</w:t>
+      </w:r>
+    </w:p>
+    <w:p>
+      <w:pPr>
+        <w:tabs>
+          <w:tab w:val="left" w:pos="5971"/>
+        </w:tabs>
+      </w:pPr>
+      <w:r>
+        <w:t>It has very high priority and can execute before callbacks scheduled with setImmediate().</w:t>
+      </w:r>
+    </w:p>
+    <w:p>
+      <w:pPr>
+        <w:tabs>
+          <w:tab w:val="left" w:pos="5971"/>
+        </w:tabs>
+        <w:rPr>
+          <w:b/>
+          <w:bCs/>
+        </w:rPr>
+      </w:pPr>
+      <w:r>
+        <w:rPr>
+          <w:b/>
+          <w:bCs/>
+        </w:rPr>
+        <w:t>setImmediate()</w:t>
+      </w:r>
+    </w:p>
+    <w:p>
+      <w:pPr>
+        <w:tabs>
+          <w:tab w:val="left" w:pos="5971"/>
+        </w:tabs>
+      </w:pPr>
+      <w:r>
+        <w:t xml:space="preserve">setImmediate() schedules a callback to execute during the </w:t>
+      </w:r>
+      <w:r>
+        <w:rPr>
+          <w:b/>
+          <w:bCs/>
+        </w:rPr>
+        <w:t>Check phase</w:t>
+      </w:r>
+      <w:r>
+        <w:t xml:space="preserve"> of the event loop.</w:t>
+      </w:r>
+    </w:p>
+    <w:p>
+      <w:pPr>
+        <w:tabs>
+          <w:tab w:val="left" w:pos="5971"/>
+        </w:tabs>
+      </w:pPr>
+      <w:r>
+        <w:t>Example:</w:t>
+      </w:r>
+    </w:p>
+    <w:p>
+      <w:pPr>
+        <w:tabs>
+          <w:tab w:val="left" w:pos="5971"/>
+        </w:tabs>
+      </w:pPr>
+      <w:r>
+        <w:t>setImmediate(() =&gt; {</w:t>
+      </w:r>
+    </w:p>
+    <w:p>
+      <w:pPr>
+        <w:tabs>
+          <w:tab w:val="left" w:pos="5971"/>
+        </w:tabs>
+      </w:pPr>
+      <w:r>
+        <w:t xml:space="preserve">    console.log("setImmediate");</w:t>
+      </w:r>
+    </w:p>
+    <w:p>
+      <w:pPr>
+        <w:tabs>
+          <w:tab w:val="left" w:pos="5971"/>
+        </w:tabs>
+      </w:pPr>
+      <w:r>
+        <w:t>});</w:t>
+      </w:r>
+    </w:p>
+    <w:p>
+      <w:pPr>
+        <w:tabs>
+          <w:tab w:val="left" w:pos="5971"/>
+        </w:tabs>
+        <w:rPr>
+          <w:b/>
+          <w:bCs/>
+        </w:rPr>
+      </w:pPr>
+      <w:r>
+        <w:rPr>
+          <w:b/>
+          <w:bCs/>
+        </w:rPr>
+        <w:t>Main difference</w:t>
+      </w:r>
+    </w:p>
+    <w:p>
+      <w:pPr>
+        <w:tabs>
+          <w:tab w:val="left" w:pos="5971"/>
+        </w:tabs>
+      </w:pPr>
+      <w:r>
+        <w:t>process.nextTick() → Executes before the event loop proceeds to the next phase.</w:t>
+      </w:r>
+    </w:p>
+    <w:p>
+      <w:pPr>
+        <w:tabs>
+          <w:tab w:val="left" w:pos="5971"/>
+        </w:tabs>
+      </w:pPr>
+      <w:r>
+        <w:t>setImmediate() → Executes during the Check phase of the event loop.</w:t>
+      </w:r>
+    </w:p>
+    <w:p>
+      <w:pPr>
+        <w:tabs>
+          <w:tab w:val="left" w:pos="5971"/>
+        </w:tabs>
+      </w:pPr>
+      <w:r>
+        <w:t>A large number of recursive process.nextTick() calls can prevent the event loop from processing other work, so it should be used carefully.</w:t>
+      </w:r>
+    </w:p>
+    <w:p>
+      <w:pPr>
+        <w:tabs>
+          <w:tab w:val="left" w:pos="5971"/>
+        </w:tabs>
+      </w:pPr>
+      <w:r>
+        <w:pict w14:anchorId="1FA00044">
+          <v:rect id="_x0000_i1082" style="width:0;height:1.5pt" o:hralign="center" o:hrstd="t" o:hr="t" fillcolor="#a0a0a0" stroked="f"/>
+        </w:pict>
+      </w:r>
+    </w:p>
+    <w:p>
+      <w:pPr>
+        <w:tabs>
+          <w:tab w:val="left" w:pos="5971"/>
+        </w:tabs>
+        <w:rPr>
+          <w:b/>
+          <w:bCs/>
+        </w:rPr>
+      </w:pPr>
+      <w:r>
+        <w:rPr>
+          <w:b/>
+          <w:bCs/>
+        </w:rPr>
+        <w:t>9. How does Node.js handle I/O operations asynchronously?</w:t>
+      </w:r>
+    </w:p>
+    <w:p>
+      <w:pPr>
+        <w:tabs>
+          <w:tab w:val="left" w:pos="5971"/>
+        </w:tabs>
+      </w:pPr>
+      <w:r>
+        <w:t>Node.js uses asynchronous APIs and underlying system mechanisms to handle I/O operations without blocking the main JavaScript thread.</w:t>
+      </w:r>
+    </w:p>
+    <w:p>
+      <w:pPr>
+        <w:tabs>
+          <w:tab w:val="left" w:pos="5971"/>
+        </w:tabs>
+      </w:pPr>
+      <w:r>
+        <w:t>Examples of I/O operations include:</w:t>
+      </w:r>
+    </w:p>
+    <w:p>
+      <w:pPr>
+        <w:numPr>
+          <w:ilvl w:val="0"/>
+          <w:numId w:val="11"/>
+        </w:numPr>
+        <w:tabs>
+          <w:tab w:val="left" w:pos="5971"/>
+        </w:tabs>
+      </w:pPr>
+      <w:r>
+        <w:t>Reading files</w:t>
+      </w:r>
+    </w:p>
+    <w:p>
+      <w:pPr>
+        <w:numPr>
+          <w:ilvl w:val="0"/>
+          <w:numId w:val="11"/>
+        </w:numPr>
+        <w:tabs>
+          <w:tab w:val="left" w:pos="5971"/>
+        </w:tabs>
+      </w:pPr>
+      <w:r>
+        <w:t>Writing files</w:t>
+      </w:r>
+    </w:p>
+    <w:p>
+      <w:pPr>
+        <w:numPr>
+          <w:ilvl w:val="0"/>
+          <w:numId w:val="11"/>
+        </w:numPr>
+        <w:tabs>
+          <w:tab w:val="left" w:pos="5971"/>
+        </w:tabs>
+      </w:pPr>
+      <w:r>
+        <w:t>Database operations</w:t>
+      </w:r>
+    </w:p>
+    <w:p>
+      <w:pPr>
+        <w:numPr>
+          <w:ilvl w:val="0"/>
+          <w:numId w:val="11"/>
+        </w:numPr>
+        <w:tabs>
+          <w:tab w:val="left" w:pos="5971"/>
+        </w:tabs>
+      </w:pPr>
+      <w:r>
+        <w:t>Network requests</w:t>
+      </w:r>
+    </w:p>
+    <w:p>
+      <w:pPr>
+        <w:numPr>
+          <w:ilvl w:val="0"/>
+          <w:numId w:val="11"/>
+        </w:numPr>
+        <w:tabs>
+          <w:tab w:val="left" w:pos="5971"/>
+        </w:tabs>
+      </w:pPr>
+      <w:r>
+        <w:t>HTTP requests</w:t>
+      </w:r>
+    </w:p>
+    <w:p>
+      <w:pPr>
+        <w:numPr>
+          <w:ilvl w:val="0"/>
+          <w:numId w:val="11"/>
+        </w:numPr>
+        <w:tabs>
+          <w:tab w:val="left" w:pos="5971"/>
+        </w:tabs>
+      </w:pPr>
+      <w:r>
+        <w:t>Socket communication</w:t>
+      </w:r>
+    </w:p>
+    <w:p>
+      <w:pPr>
+        <w:tabs>
+          <w:tab w:val="left" w:pos="5971"/>
+        </w:tabs>
+      </w:pPr>
+      <w:r>
+        <w:t xml:space="preserve">For many operations, Node.js delegates the underlying work to the operating system or to its underlying asynchronous infrastructure, including </w:t>
+      </w:r>
+      <w:r>
+        <w:rPr>
+          <w:b/>
+          <w:bCs/>
+        </w:rPr>
+        <w:t>libuv</w:t>
+      </w:r>
+      <w:r>
+        <w:t xml:space="preserve"> and its thread pool where appropriate.</w:t>
+      </w:r>
+    </w:p>
+    <w:p>
+      <w:pPr>
+        <w:tabs>
+          <w:tab w:val="left" w:pos="5971"/>
+        </w:tabs>
+      </w:pPr>
+      <w:r>
+        <w:lastRenderedPageBreak/>
+        <w:t>Example:</w:t>
+      </w:r>
+    </w:p>
+    <w:p>
+      <w:pPr>
+        <w:tabs>
+          <w:tab w:val="left" w:pos="5971"/>
+        </w:tabs>
+      </w:pPr>
+      <w:r>
+        <w:t>const fs = require("fs");</w:t>
+      </w:r>
+    </w:p>
+    <w:p>
+      <w:pPr>
+        <w:tabs>
+          <w:tab w:val="left" w:pos="5971"/>
+        </w:tabs>
+      </w:pPr>
+    </w:p>
+    <w:p>
+      <w:pPr>
+        <w:tabs>
+          <w:tab w:val="left" w:pos="5971"/>
+        </w:tabs>
+      </w:pPr>
+      <w:r>
+        <w:t>fs.readFile("data.txt", "utf8", (error, data) =&gt; {</w:t>
+      </w:r>
+    </w:p>
+    <w:p>
+      <w:pPr>
+        <w:tabs>
+          <w:tab w:val="left" w:pos="5971"/>
+        </w:tabs>
+      </w:pPr>
+    </w:p>
+    <w:p>
+      <w:pPr>
+        <w:tabs>
+          <w:tab w:val="left" w:pos="5971"/>
+        </w:tabs>
+      </w:pPr>
+      <w:r>
+        <w:t xml:space="preserve">    if (error) {</w:t>
+      </w:r>
+    </w:p>
+    <w:p>
+      <w:pPr>
+        <w:tabs>
+          <w:tab w:val="left" w:pos="5971"/>
+        </w:tabs>
+      </w:pPr>
+      <w:r>
+        <w:t xml:space="preserve">        console.log(error);</w:t>
+      </w:r>
+    </w:p>
+    <w:p>
+      <w:pPr>
+        <w:tabs>
+          <w:tab w:val="left" w:pos="5971"/>
+        </w:tabs>
+      </w:pPr>
+      <w:r>
+        <w:t xml:space="preserve">        return;</w:t>
+      </w:r>
+    </w:p>
+    <w:p>
+      <w:pPr>
+        <w:tabs>
+          <w:tab w:val="left" w:pos="5971"/>
+        </w:tabs>
+      </w:pPr>
+      <w:r>
+        <w:t xml:space="preserve">    }</w:t>
+      </w:r>
+    </w:p>
+    <w:p>
+      <w:pPr>
+        <w:tabs>
+          <w:tab w:val="left" w:pos="5971"/>
+        </w:tabs>
+      </w:pPr>
+    </w:p>
+    <w:p>
+      <w:pPr>
+        <w:tabs>
+          <w:tab w:val="left" w:pos="5971"/>
+        </w:tabs>
+      </w:pPr>
+      <w:r>
+        <w:t xml:space="preserve">    console.log(data);</w:t>
+      </w:r>
+    </w:p>
+    <w:p>
+      <w:pPr>
+        <w:tabs>
+          <w:tab w:val="left" w:pos="5971"/>
+        </w:tabs>
+      </w:pPr>
+      <w:r>
+        <w:t>});</w:t>
+      </w:r>
+    </w:p>
+    <w:p>
+      <w:pPr>
+        <w:tabs>
+          <w:tab w:val="left" w:pos="5971"/>
+        </w:tabs>
+      </w:pPr>
+    </w:p>
+    <w:p>
+      <w:pPr>
+        <w:tabs>
+          <w:tab w:val="left" w:pos="5971"/>
+        </w:tabs>
+      </w:pPr>
+      <w:r>
+        <w:t>console.log("Other work can continue...");</w:t>
+      </w:r>
+    </w:p>
+    <w:p>
+      <w:pPr>
+        <w:tabs>
+          <w:tab w:val="left" w:pos="5971"/>
+        </w:tabs>
+      </w:pPr>
+      <w:r>
+        <w:t>The readFile() operation does not block the JavaScript thread while waiting for the file system operation to complete.</w:t>
+      </w:r>
+    </w:p>
+    <w:p>
+      <w:pPr>
+        <w:tabs>
+          <w:tab w:val="left" w:pos="5971"/>
+        </w:tabs>
+      </w:pPr>
+      <w:r>
+        <w:t>The simplified flow is:</w:t>
+      </w:r>
+    </w:p>
+    <w:p>
+      <w:pPr>
+        <w:tabs>
+          <w:tab w:val="left" w:pos="5971"/>
+        </w:tabs>
+      </w:pPr>
+      <w:r>
+        <w:t>Node.js</w:t>
+      </w:r>
+      <w:r>
+        <w:br/>
+        <w:t>↓</w:t>
+      </w:r>
+      <w:r>
+        <w:br/>
+        <w:t>Start I/O operation</w:t>
+      </w:r>
+      <w:r>
+        <w:br/>
+        <w:t>↓</w:t>
+      </w:r>
+      <w:r>
+        <w:br/>
+        <w:t>Continue executing JavaScript</w:t>
+      </w:r>
+      <w:r>
+        <w:br/>
+        <w:t>↓</w:t>
+      </w:r>
+      <w:r>
+        <w:br/>
+        <w:t>I/O operation completes</w:t>
+      </w:r>
+      <w:r>
+        <w:br/>
+        <w:t>↓</w:t>
+      </w:r>
+      <w:r>
+        <w:br/>
+        <w:t>Callback/Promise continuation becomes ready</w:t>
+      </w:r>
+      <w:r>
+        <w:br/>
+        <w:t>↓</w:t>
+      </w:r>
+      <w:r>
+        <w:br/>
+        <w:t>Event loop executes it</w:t>
+      </w:r>
+    </w:p>
+    <w:p>
+      <w:pPr>
+        <w:tabs>
+          <w:tab w:val="left" w:pos="5971"/>
+        </w:tabs>
+      </w:pPr>
+      <w:r>
+        <w:t>This asynchronous I/O model is one of the main reasons Node.js is well suited for applications that handle many concurrent network requests.</w:t>
+      </w:r>
+    </w:p>
+    <w:p>
+      <w:pPr>
+        <w:numPr>
+          <w:ilvl w:val="0"/>
+          <w:numId w:val="12"/>
+        </w:numPr>
+        <w:tabs>
+          <w:tab w:val="left" w:pos="5971"/>
+        </w:tabs>
+      </w:pPr>
+      <w:r>
+        <w:rPr>
+          <w:b/>
+          <w:bCs/>
+        </w:rPr>
+        <w:t>Non-blocking I/O</w:t>
+      </w:r>
+      <w:r>
+        <w:t xml:space="preserve"> → Allows other work to continue while I/O operations are in </w:t>
+      </w:r>
+    </w:p>
+    <w:p>
+      <w:pPr>
+        <w:tabs>
+          <w:tab w:val="left" w:pos="5971"/>
+        </w:tabs>
+      </w:pPr>
+    </w:p>
+    <w:p>
+      <w:pPr>
+        <w:tabs>
+          <w:tab w:val="left" w:pos="5971"/>
+        </w:tabs>
+        <w:rPr>
+          <w:b/>
+          <w:bCs/>
+        </w:rPr>
+      </w:pPr>
+      <w:r>
+        <w:rPr>
+          <w:b/>
+          <w:bCs/>
+        </w:rPr>
+        <w:lastRenderedPageBreak/>
+        <w:t>1</w:t>
+      </w:r>
+      <w:r>
+        <w:rPr>
+          <w:b/>
+          <w:bCs/>
+        </w:rPr>
+        <w:t>0</w:t>
+      </w:r>
+      <w:r>
+        <w:rPr>
+          <w:b/>
+          <w:bCs/>
+        </w:rPr>
+        <w:t>. How does the require() function work internally?</w:t>
+      </w:r>
+    </w:p>
+    <w:p>
+      <w:pPr>
+        <w:tabs>
+          <w:tab w:val="left" w:pos="5971"/>
+        </w:tabs>
+      </w:pPr>
+      <w:r>
+        <w:t>require() is the traditional CommonJS module system used in Node.js.</w:t>
+      </w:r>
+    </w:p>
+    <w:p>
+      <w:pPr>
+        <w:tabs>
+          <w:tab w:val="left" w:pos="5971"/>
+        </w:tabs>
+      </w:pPr>
+      <w:r>
+        <w:t>When we write:</w:t>
+      </w:r>
+    </w:p>
+    <w:p>
+      <w:pPr>
+        <w:tabs>
+          <w:tab w:val="left" w:pos="5971"/>
+        </w:tabs>
+      </w:pPr>
+      <w:r>
+        <w:t>const express = require("express");</w:t>
+      </w:r>
+    </w:p>
+    <w:p>
+      <w:pPr>
+        <w:tabs>
+          <w:tab w:val="left" w:pos="5971"/>
+        </w:tabs>
+      </w:pPr>
+      <w:r>
+        <w:t>Node.js performs several steps internally:</w:t>
+      </w:r>
+    </w:p>
+    <w:p>
+      <w:pPr>
+        <w:numPr>
+          <w:ilvl w:val="0"/>
+          <w:numId w:val="13"/>
+        </w:numPr>
+        <w:tabs>
+          <w:tab w:val="left" w:pos="5971"/>
+        </w:tabs>
+      </w:pPr>
+      <w:r>
+        <w:rPr>
+          <w:b/>
+          <w:bCs/>
+        </w:rPr>
+        <w:t>Resolve the module</w:t>
+      </w:r>
+      <w:r>
+        <w:br/>
+        <w:t>Node.js determines where the requested module is located.</w:t>
+      </w:r>
+    </w:p>
+    <w:p>
+      <w:pPr>
+        <w:numPr>
+          <w:ilvl w:val="0"/>
+          <w:numId w:val="13"/>
+        </w:numPr>
+        <w:tabs>
+          <w:tab w:val="left" w:pos="5971"/>
+        </w:tabs>
+      </w:pPr>
+      <w:r>
+        <w:rPr>
+          <w:b/>
+          <w:bCs/>
+        </w:rPr>
+        <w:t>Load the module</w:t>
+      </w:r>
+      <w:r>
+        <w:br/>
+        <w:t>It reads the module file or package from the appropriate location.</w:t>
+      </w:r>
+    </w:p>
+    <w:p>
+      <w:pPr>
+        <w:numPr>
+          <w:ilvl w:val="0"/>
+          <w:numId w:val="13"/>
+        </w:numPr>
+        <w:tabs>
+          <w:tab w:val="left" w:pos="5971"/>
+        </w:tabs>
+      </w:pPr>
+      <w:r>
+        <w:rPr>
+          <w:b/>
+          <w:bCs/>
+        </w:rPr>
+        <w:t>Wrap the module</w:t>
+      </w:r>
+      <w:r>
+        <w:br/>
+        <w:t>Node.js wraps the module code inside a function so that variables and functions inside the module are scoped to that module.</w:t>
+      </w:r>
+    </w:p>
+    <w:p>
+      <w:pPr>
+        <w:tabs>
+          <w:tab w:val="left" w:pos="5971"/>
+        </w:tabs>
+      </w:pPr>
+      <w:r>
+        <w:t>Conceptually, Node.js wraps it like:</w:t>
+      </w:r>
+    </w:p>
+    <w:p>
+      <w:pPr>
+        <w:tabs>
+          <w:tab w:val="left" w:pos="5971"/>
+        </w:tabs>
+      </w:pPr>
+      <w:r>
+        <w:t>(function (exports, require, module, __filename, __dirname) {</w:t>
+      </w:r>
+    </w:p>
+    <w:p>
+      <w:pPr>
+        <w:tabs>
+          <w:tab w:val="left" w:pos="5971"/>
+        </w:tabs>
+      </w:pPr>
+      <w:r>
+        <w:t xml:space="preserve">    // Module code</w:t>
+      </w:r>
+    </w:p>
+    <w:p>
+      <w:pPr>
+        <w:tabs>
+          <w:tab w:val="left" w:pos="5971"/>
+        </w:tabs>
+      </w:pPr>
+      <w:r>
+        <w:t>});</w:t>
+      </w:r>
+    </w:p>
+    <w:p>
+      <w:pPr>
+        <w:numPr>
+          <w:ilvl w:val="0"/>
+          <w:numId w:val="14"/>
+        </w:numPr>
+        <w:tabs>
+          <w:tab w:val="left" w:pos="5971"/>
+        </w:tabs>
+      </w:pPr>
+      <w:r>
+        <w:rPr>
+          <w:b/>
+          <w:bCs/>
+        </w:rPr>
+        <w:t>Execute the module</w:t>
+      </w:r>
+      <w:r>
+        <w:br/>
+        <w:t>Node.js executes the module code.</w:t>
+      </w:r>
+    </w:p>
+    <w:p>
+      <w:pPr>
+        <w:numPr>
+          <w:ilvl w:val="0"/>
+          <w:numId w:val="14"/>
+        </w:numPr>
+        <w:tabs>
+          <w:tab w:val="left" w:pos="5971"/>
+        </w:tabs>
+      </w:pPr>
+      <w:r>
+        <w:rPr>
+          <w:b/>
+          <w:bCs/>
+        </w:rPr>
+        <w:t>Cache the module</w:t>
+      </w:r>
+      <w:r>
+        <w:br/>
+        <w:t>Node.js stores the loaded module in its module cache.</w:t>
+      </w:r>
+    </w:p>
+    <w:p>
+      <w:pPr>
+        <w:numPr>
+          <w:ilvl w:val="0"/>
+          <w:numId w:val="14"/>
+        </w:numPr>
+        <w:tabs>
+          <w:tab w:val="left" w:pos="5971"/>
+        </w:tabs>
+      </w:pPr>
+      <w:r>
+        <w:rPr>
+          <w:b/>
+          <w:bCs/>
+        </w:rPr>
+        <w:t>Return the exported value</w:t>
+      </w:r>
+      <w:r>
+        <w:br/>
+        <w:t>The value assigned to module.exports is returned to the code that called require().</w:t>
+      </w:r>
+    </w:p>
+    <w:p>
+      <w:pPr>
+        <w:tabs>
+          <w:tab w:val="left" w:pos="5971"/>
+        </w:tabs>
+        <w:rPr>
+          <w:b/>
+          <w:bCs/>
+        </w:rPr>
+      </w:pPr>
+      <w:r>
+        <w:rPr>
+          <w:b/>
+          <w:bCs/>
+        </w:rPr>
+        <w:t>Example</w:t>
+      </w:r>
+    </w:p>
+    <w:p>
+      <w:pPr>
+        <w:tabs>
+          <w:tab w:val="left" w:pos="5971"/>
+        </w:tabs>
+      </w:pPr>
+      <w:r>
+        <w:t>calculator.js:</w:t>
+      </w:r>
+    </w:p>
+    <w:p>
+      <w:pPr>
+        <w:tabs>
+          <w:tab w:val="left" w:pos="5971"/>
+        </w:tabs>
+      </w:pPr>
+      <w:r>
+        <w:t>function add(a, b) {</w:t>
+      </w:r>
+    </w:p>
+    <w:p>
+      <w:pPr>
+        <w:tabs>
+          <w:tab w:val="left" w:pos="5971"/>
+        </w:tabs>
+      </w:pPr>
+      <w:r>
+        <w:t xml:space="preserve">    return a + b;</w:t>
+      </w:r>
+    </w:p>
+    <w:p>
+      <w:pPr>
+        <w:tabs>
+          <w:tab w:val="left" w:pos="5971"/>
+        </w:tabs>
+      </w:pPr>
+      <w:r>
+        <w:t>}</w:t>
+      </w:r>
+    </w:p>
+    <w:p>
+      <w:pPr>
+        <w:tabs>
+          <w:tab w:val="left" w:pos="5971"/>
+        </w:tabs>
+      </w:pPr>
+    </w:p>
+    <w:p>
+      <w:pPr>
+        <w:tabs>
+          <w:tab w:val="left" w:pos="5971"/>
+        </w:tabs>
+      </w:pPr>
+      <w:r>
+        <w:t>module.exports = { add };</w:t>
+      </w:r>
+    </w:p>
+    <w:p>
+      <w:pPr>
+        <w:tabs>
+          <w:tab w:val="left" w:pos="5971"/>
+        </w:tabs>
+      </w:pPr>
+      <w:r>
+        <w:lastRenderedPageBreak/>
+        <w:t>app.js:</w:t>
+      </w:r>
+    </w:p>
+    <w:p>
+      <w:pPr>
+        <w:tabs>
+          <w:tab w:val="left" w:pos="5971"/>
+        </w:tabs>
+      </w:pPr>
+      <w:r>
+        <w:t>const calculator = require("./calculator");</w:t>
+      </w:r>
+    </w:p>
+    <w:p>
+      <w:pPr>
+        <w:tabs>
+          <w:tab w:val="left" w:pos="5971"/>
+        </w:tabs>
+      </w:pPr>
+    </w:p>
+    <w:p>
+      <w:pPr>
+        <w:tabs>
+          <w:tab w:val="left" w:pos="5971"/>
+        </w:tabs>
+      </w:pPr>
+      <w:r>
+        <w:t>console.log(calculator.add(10, 20));</w:t>
+      </w:r>
+    </w:p>
+    <w:p>
+      <w:pPr>
+        <w:tabs>
+          <w:tab w:val="left" w:pos="5971"/>
+        </w:tabs>
+      </w:pPr>
+      <w:r>
+        <w:t>Output:</w:t>
+      </w:r>
+    </w:p>
+    <w:p>
+      <w:pPr>
+        <w:tabs>
+          <w:tab w:val="left" w:pos="5971"/>
+        </w:tabs>
+      </w:pPr>
+      <w:r>
+        <w:t>30</w:t>
+      </w:r>
+    </w:p>
+    <w:p>
+      <w:pPr>
+        <w:tabs>
+          <w:tab w:val="left" w:pos="5971"/>
+        </w:tabs>
+      </w:pPr>
+      <w:r>
+        <w:t>The important point is that Node.js normally loads a CommonJS module once and caches it. If the same module is required again, Node.js can return the cached module instead of executing the module code again.</w:t>
+      </w:r>
+    </w:p>
+    <w:p>
+      <w:pPr>
+        <w:tabs>
+          <w:tab w:val="left" w:pos="5971"/>
+        </w:tabs>
+      </w:pPr>
+      <w:r>
+        <w:pict w14:anchorId="4DAD8317">
+          <v:rect id="_x0000_i1103" style="width:0;height:1.5pt" o:hralign="center" o:hrstd="t" o:hr="t" fillcolor="#a0a0a0" stroked="f"/>
+        </w:pict>
+      </w:r>
+    </w:p>
+    <w:p>
+      <w:pPr>
+        <w:tabs>
+          <w:tab w:val="left" w:pos="5971"/>
+        </w:tabs>
+        <w:rPr>
+          <w:b/>
+          <w:bCs/>
+        </w:rPr>
+      </w:pPr>
+      <w:r>
+        <w:rPr>
+          <w:b/>
+          <w:bCs/>
+        </w:rPr>
+        <w:t>11</w:t>
+      </w:r>
+      <w:r>
+        <w:rPr>
+          <w:b/>
+          <w:bCs/>
+        </w:rPr>
+        <w:t>. What is the purpose of package.json and package-lock.json?</w:t>
+      </w:r>
+    </w:p>
+    <w:p>
+      <w:pPr>
+        <w:tabs>
+          <w:tab w:val="left" w:pos="5971"/>
+        </w:tabs>
+        <w:rPr>
+          <w:b/>
+          <w:bCs/>
+        </w:rPr>
+      </w:pPr>
+      <w:r>
+        <w:rPr>
+          <w:b/>
+          <w:bCs/>
+        </w:rPr>
+        <w:t>package.json</w:t>
+      </w:r>
+    </w:p>
+    <w:p>
+      <w:pPr>
+        <w:tabs>
+          <w:tab w:val="left" w:pos="5971"/>
+        </w:tabs>
+      </w:pPr>
+      <w:r>
+        <w:t>package.json is the main configuration file for a Node.js project.</w:t>
+      </w:r>
+    </w:p>
+    <w:p>
+      <w:pPr>
+        <w:tabs>
+          <w:tab w:val="left" w:pos="5971"/>
+        </w:tabs>
+      </w:pPr>
+      <w:r>
+        <w:t>It contains information such as:</w:t>
+      </w:r>
+    </w:p>
+    <w:p>
+      <w:pPr>
+        <w:numPr>
+          <w:ilvl w:val="0"/>
+          <w:numId w:val="15"/>
+        </w:numPr>
+        <w:tabs>
+          <w:tab w:val="left" w:pos="5971"/>
+        </w:tabs>
+      </w:pPr>
+      <w:r>
+        <w:t>Project name</w:t>
+      </w:r>
+    </w:p>
+    <w:p>
+      <w:pPr>
+        <w:numPr>
+          <w:ilvl w:val="0"/>
+          <w:numId w:val="15"/>
+        </w:numPr>
+        <w:tabs>
+          <w:tab w:val="left" w:pos="5971"/>
+        </w:tabs>
+      </w:pPr>
+      <w:r>
+        <w:t>Project version</w:t>
+      </w:r>
+    </w:p>
+    <w:p>
+      <w:pPr>
+        <w:numPr>
+          <w:ilvl w:val="0"/>
+          <w:numId w:val="15"/>
+        </w:numPr>
+        <w:tabs>
+          <w:tab w:val="left" w:pos="5971"/>
+        </w:tabs>
+      </w:pPr>
+      <w:r>
+        <w:t>Project description</w:t>
+      </w:r>
+    </w:p>
+    <w:p>
+      <w:pPr>
+        <w:numPr>
+          <w:ilvl w:val="0"/>
+          <w:numId w:val="15"/>
+        </w:numPr>
+        <w:tabs>
+          <w:tab w:val="left" w:pos="5971"/>
+        </w:tabs>
+      </w:pPr>
+      <w:r>
+        <w:t>Dependencies</w:t>
+      </w:r>
+    </w:p>
+    <w:p>
+      <w:pPr>
+        <w:numPr>
+          <w:ilvl w:val="0"/>
+          <w:numId w:val="15"/>
+        </w:numPr>
+        <w:tabs>
+          <w:tab w:val="left" w:pos="5971"/>
+        </w:tabs>
+      </w:pPr>
+      <w:r>
+        <w:t>Development dependencies</w:t>
+      </w:r>
+    </w:p>
+    <w:p>
+      <w:pPr>
+        <w:numPr>
+          <w:ilvl w:val="0"/>
+          <w:numId w:val="15"/>
+        </w:numPr>
+        <w:tabs>
+          <w:tab w:val="left" w:pos="5971"/>
+        </w:tabs>
+      </w:pPr>
+      <w:r>
+        <w:t>npm scripts</w:t>
+      </w:r>
+    </w:p>
+    <w:p>
+      <w:pPr>
+        <w:numPr>
+          <w:ilvl w:val="0"/>
+          <w:numId w:val="15"/>
+        </w:numPr>
+        <w:tabs>
+          <w:tab w:val="left" w:pos="5971"/>
+        </w:tabs>
+      </w:pPr>
+      <w:r>
+        <w:t>Project configuration</w:t>
+      </w:r>
+    </w:p>
+    <w:p>
+      <w:pPr>
+        <w:tabs>
+          <w:tab w:val="left" w:pos="5971"/>
+        </w:tabs>
+      </w:pPr>
+      <w:r>
+        <w:t>Example:</w:t>
+      </w:r>
+    </w:p>
+    <w:p>
+      <w:pPr>
+        <w:tabs>
+          <w:tab w:val="left" w:pos="5971"/>
+        </w:tabs>
+      </w:pPr>
+      <w:r>
+        <w:t>{</w:t>
+      </w:r>
+    </w:p>
+    <w:p>
+      <w:pPr>
+        <w:tabs>
+          <w:tab w:val="left" w:pos="5971"/>
+        </w:tabs>
+      </w:pPr>
+      <w:r>
+        <w:t xml:space="preserve">    "name": "banking-app",</w:t>
+      </w:r>
+    </w:p>
+    <w:p>
+      <w:pPr>
+        <w:tabs>
+          <w:tab w:val="left" w:pos="5971"/>
+        </w:tabs>
+      </w:pPr>
+      <w:r>
+        <w:t xml:space="preserve">    "version": "1.0.0",</w:t>
+      </w:r>
+    </w:p>
+    <w:p>
+      <w:pPr>
+        <w:tabs>
+          <w:tab w:val="left" w:pos="5971"/>
+        </w:tabs>
+      </w:pPr>
+      <w:r>
+        <w:t xml:space="preserve">    "scripts": {</w:t>
+      </w:r>
+    </w:p>
+    <w:p>
+      <w:pPr>
+        <w:tabs>
+          <w:tab w:val="left" w:pos="5971"/>
+        </w:tabs>
+      </w:pPr>
+      <w:r>
+        <w:t xml:space="preserve">        "start": "node server.js",</w:t>
+      </w:r>
+    </w:p>
+    <w:p>
+      <w:pPr>
+        <w:tabs>
+          <w:tab w:val="left" w:pos="5971"/>
+        </w:tabs>
+      </w:pPr>
+      <w:r>
+        <w:t xml:space="preserve">        "test": "jest"</w:t>
+      </w:r>
+    </w:p>
+    <w:p>
+      <w:pPr>
+        <w:tabs>
+          <w:tab w:val="left" w:pos="5971"/>
+        </w:tabs>
+      </w:pPr>
+      <w:r>
+        <w:t xml:space="preserve">    },</w:t>
+      </w:r>
+    </w:p>
+    <w:p>
+      <w:pPr>
+        <w:tabs>
+          <w:tab w:val="left" w:pos="5971"/>
+        </w:tabs>
+      </w:pPr>
+      <w:r>
+        <w:lastRenderedPageBreak/>
+        <w:t xml:space="preserve">    "dependencies": {</w:t>
+      </w:r>
+    </w:p>
+    <w:p>
+      <w:pPr>
+        <w:tabs>
+          <w:tab w:val="left" w:pos="5971"/>
+        </w:tabs>
+      </w:pPr>
+      <w:r>
+        <w:t xml:space="preserve">        "express": "^5.1.0"</w:t>
+      </w:r>
+    </w:p>
+    <w:p>
+      <w:pPr>
+        <w:tabs>
+          <w:tab w:val="left" w:pos="5971"/>
+        </w:tabs>
+      </w:pPr>
+      <w:r>
+        <w:t xml:space="preserve">    },</w:t>
+      </w:r>
+    </w:p>
+    <w:p>
+      <w:pPr>
+        <w:tabs>
+          <w:tab w:val="left" w:pos="5971"/>
+        </w:tabs>
+      </w:pPr>
+      <w:r>
+        <w:t xml:space="preserve">    "devDependencies": {</w:t>
+      </w:r>
+    </w:p>
+    <w:p>
+      <w:pPr>
+        <w:tabs>
+          <w:tab w:val="left" w:pos="5971"/>
+        </w:tabs>
+      </w:pPr>
+      <w:r>
+        <w:t xml:space="preserve">        "jest": "^30.0.0"</w:t>
+      </w:r>
+    </w:p>
+    <w:p>
+      <w:pPr>
+        <w:tabs>
+          <w:tab w:val="left" w:pos="5971"/>
+        </w:tabs>
+      </w:pPr>
+      <w:r>
+        <w:t xml:space="preserve">    }</w:t>
+      </w:r>
+    </w:p>
+    <w:p>
+      <w:pPr>
+        <w:tabs>
+          <w:tab w:val="left" w:pos="5971"/>
+        </w:tabs>
+      </w:pPr>
+      <w:r>
+        <w:t>}</w:t>
+      </w:r>
+    </w:p>
+    <w:p>
+      <w:pPr>
+        <w:tabs>
+          <w:tab w:val="left" w:pos="5971"/>
+        </w:tabs>
+      </w:pPr>
+      <w:r>
+        <w:t>For example, when we run:</w:t>
+      </w:r>
+    </w:p>
+    <w:p>
+      <w:pPr>
+        <w:tabs>
+          <w:tab w:val="left" w:pos="5971"/>
+        </w:tabs>
+      </w:pPr>
+      <w:r>
+        <w:t>npm install express</w:t>
+      </w:r>
+    </w:p>
+    <w:p>
+      <w:pPr>
+        <w:tabs>
+          <w:tab w:val="left" w:pos="5971"/>
+        </w:tabs>
+      </w:pPr>
+      <w:r>
+        <w:t>npm adds Express to the dependencies section of package.json.</w:t>
+      </w:r>
+    </w:p>
+    <w:p>
+      <w:pPr>
+        <w:tabs>
+          <w:tab w:val="left" w:pos="5971"/>
+        </w:tabs>
+        <w:rPr>
+          <w:b/>
+          <w:bCs/>
+        </w:rPr>
+      </w:pPr>
+      <w:r>
+        <w:rPr>
+          <w:b/>
+          <w:bCs/>
+        </w:rPr>
+        <w:t>package-lock.json</w:t>
+      </w:r>
+    </w:p>
+    <w:p>
+      <w:pPr>
+        <w:tabs>
+          <w:tab w:val="left" w:pos="5971"/>
+        </w:tabs>
+      </w:pPr>
+      <w:r>
+        <w:t xml:space="preserve">package-lock.json records the </w:t>
+      </w:r>
+      <w:r>
+        <w:rPr>
+          <w:b/>
+          <w:bCs/>
+        </w:rPr>
+        <w:t>exact dependency versions and dependency tree</w:t>
+      </w:r>
+      <w:r>
+        <w:t xml:space="preserve"> installed for the project.</w:t>
+      </w:r>
+    </w:p>
+    <w:p>
+      <w:pPr>
+        <w:tabs>
+          <w:tab w:val="left" w:pos="5971"/>
+        </w:tabs>
+      </w:pPr>
+      <w:r>
+        <w:t>For example, package.json might contain:</w:t>
+      </w:r>
+    </w:p>
+    <w:p>
+      <w:pPr>
+        <w:tabs>
+          <w:tab w:val="left" w:pos="5971"/>
+        </w:tabs>
+      </w:pPr>
+      <w:r>
+        <w:t>"express": "^5.1.0"</w:t>
+      </w:r>
+    </w:p>
+    <w:p>
+      <w:pPr>
+        <w:tabs>
+          <w:tab w:val="left" w:pos="5971"/>
+        </w:tabs>
+      </w:pPr>
+      <w:r>
+        <w:t>The ^ allows npm to install compatible newer versions within the specified range.</w:t>
+      </w:r>
+    </w:p>
+    <w:p>
+      <w:pPr>
+        <w:tabs>
+          <w:tab w:val="left" w:pos="5971"/>
+        </w:tabs>
+      </w:pPr>
+      <w:r>
+        <w:t>package-lock.json records the exact version that was resolved and installed, along with information about its dependencies.</w:t>
+      </w:r>
+    </w:p>
+    <w:p>
+      <w:pPr>
+        <w:tabs>
+          <w:tab w:val="left" w:pos="5971"/>
+        </w:tabs>
+        <w:rPr>
+          <w:b/>
+          <w:bCs/>
+        </w:rPr>
+      </w:pPr>
+      <w:r>
+        <w:rPr>
+          <w:b/>
+          <w:bCs/>
+        </w:rPr>
+        <w:t>Why is package-lock.json important?</w:t>
+      </w:r>
+    </w:p>
+    <w:p>
+      <w:pPr>
+        <w:tabs>
+          <w:tab w:val="left" w:pos="5971"/>
+        </w:tabs>
+      </w:pPr>
+      <w:r>
+        <w:t>It helps ensure that different developers and environments install the same dependency tree.</w:t>
+      </w:r>
+    </w:p>
+    <w:p>
+      <w:pPr>
+        <w:tabs>
+          <w:tab w:val="left" w:pos="5971"/>
+        </w:tabs>
+      </w:pPr>
+      <w:r>
+        <w:t>For example:</w:t>
+      </w:r>
+    </w:p>
+    <w:p>
+      <w:pPr>
+        <w:tabs>
+          <w:tab w:val="left" w:pos="5971"/>
+        </w:tabs>
+      </w:pPr>
+      <w:r>
+        <w:t>Developer A</w:t>
+      </w:r>
+      <w:r>
+        <w:br/>
+        <w:t>↓</w:t>
+      </w:r>
+      <w:r>
+        <w:br/>
+        <w:t>npm install</w:t>
+      </w:r>
+      <w:r>
+        <w:br/>
+        <w:t>↓</w:t>
+      </w:r>
+      <w:r>
+        <w:br/>
+        <w:t>Exact dependency versions</w:t>
+      </w:r>
+    </w:p>
+    <w:p>
+      <w:pPr>
+        <w:tabs>
+          <w:tab w:val="left" w:pos="5971"/>
+        </w:tabs>
+      </w:pPr>
+      <w:r>
+        <w:t>Developer B</w:t>
+      </w:r>
+      <w:r>
+        <w:br/>
+        <w:t>↓</w:t>
+      </w:r>
+      <w:r>
+        <w:br/>
+        <w:t>npm install</w:t>
+      </w:r>
+      <w:r>
+        <w:br/>
+      </w:r>
+      <w:r>
+        <w:lastRenderedPageBreak/>
+        <w:t>↓</w:t>
+      </w:r>
+      <w:r>
+        <w:br/>
+        <w:t>Same locked dependency versions</w:t>
+      </w:r>
+    </w:p>
+    <w:p>
+      <w:pPr>
+        <w:tabs>
+          <w:tab w:val="left" w:pos="5971"/>
+        </w:tabs>
+      </w:pPr>
+      <w:r>
+        <w:t>This helps create more consistent development, testing, and deployment environments.</w:t>
+      </w:r>
+    </w:p>
+    <w:p>
+      <w:pPr>
+        <w:tabs>
+          <w:tab w:val="left" w:pos="5971"/>
+        </w:tabs>
+        <w:rPr>
+          <w:b/>
+          <w:bCs/>
+        </w:rPr>
+      </w:pPr>
+      <w:r>
+        <w:rPr>
+          <w:b/>
+          <w:bCs/>
+        </w:rPr>
+        <w:t>Simple difference</w:t>
+      </w:r>
+    </w:p>
+    <w:p>
+      <w:pPr>
+        <w:tabs>
+          <w:tab w:val="left" w:pos="5971"/>
+        </w:tabs>
+      </w:pPr>
+      <w:r>
+        <w:t>package.json → Describes the project's dependencies and configuration.</w:t>
+      </w:r>
+    </w:p>
+    <w:p>
+      <w:pPr>
+        <w:tabs>
+          <w:tab w:val="left" w:pos="5971"/>
+        </w:tabs>
+      </w:pPr>
+      <w:r>
+        <w:t>package-lock.json → Locks the exact dependency versions and dependency tree.</w:t>
+      </w:r>
+    </w:p>
+    <w:p>
+      <w:pPr>
+        <w:tabs>
+          <w:tab w:val="left" w:pos="5971"/>
+        </w:tabs>
+      </w:pPr>
+      <w:r>
+        <w:pict w14:anchorId="148AF016">
+          <v:rect id="_x0000_i1104" style="width:0;height:1.5pt" o:hralign="center" o:hrstd="t" o:hr="t" fillcolor="#a0a0a0" stroked="f"/>
+        </w:pict>
+      </w:r>
+    </w:p>
+    <w:p>
+      <w:pPr>
+        <w:tabs>
+          <w:tab w:val="left" w:pos="5971"/>
+        </w:tabs>
+        <w:rPr>
+          <w:b/>
+          <w:bCs/>
+        </w:rPr>
+      </w:pPr>
+      <w:r>
+        <w:rPr>
+          <w:b/>
+          <w:bCs/>
+        </w:rPr>
+        <w:t>12</w:t>
+      </w:r>
+      <w:r>
+        <w:rPr>
+          <w:b/>
+          <w:bCs/>
+        </w:rPr>
+        <w:t>. Explain the difference between dependencies and devDependencies in npm.</w:t>
+      </w:r>
+    </w:p>
+    <w:p>
+      <w:pPr>
+        <w:tabs>
+          <w:tab w:val="left" w:pos="5971"/>
+        </w:tabs>
+      </w:pPr>
+      <w:r>
+        <w:t>Both are sections inside package.json, but they are used for different purposes.</w:t>
+      </w:r>
+    </w:p>
+    <w:p>
+      <w:pPr>
+        <w:tabs>
+          <w:tab w:val="left" w:pos="5971"/>
+        </w:tabs>
+        <w:rPr>
+          <w:b/>
+          <w:bCs/>
+        </w:rPr>
+      </w:pPr>
+      <w:r>
+        <w:rPr>
+          <w:b/>
+          <w:bCs/>
+        </w:rPr>
+        <w:t>dependencies</w:t>
+      </w:r>
+    </w:p>
+    <w:p>
+      <w:pPr>
+        <w:tabs>
+          <w:tab w:val="left" w:pos="5971"/>
+        </w:tabs>
+      </w:pPr>
+      <w:r>
+        <w:t xml:space="preserve">dependencies contains packages that are required for the application to </w:t>
+      </w:r>
+      <w:r>
+        <w:rPr>
+          <w:b/>
+          <w:bCs/>
+        </w:rPr>
+        <w:t>run in production</w:t>
+      </w:r>
+      <w:r>
+        <w:t>.</w:t>
+      </w:r>
+    </w:p>
+    <w:p>
+      <w:pPr>
+        <w:tabs>
+          <w:tab w:val="left" w:pos="5971"/>
+        </w:tabs>
+      </w:pPr>
+      <w:r>
+        <w:t>Examples:</w:t>
+      </w:r>
+    </w:p>
+    <w:p>
+      <w:pPr>
+        <w:numPr>
+          <w:ilvl w:val="0"/>
+          <w:numId w:val="16"/>
+        </w:numPr>
+        <w:tabs>
+          <w:tab w:val="left" w:pos="5971"/>
+        </w:tabs>
+      </w:pPr>
+      <w:r>
+        <w:t>Express</w:t>
+      </w:r>
+    </w:p>
+    <w:p>
+      <w:pPr>
+        <w:numPr>
+          <w:ilvl w:val="0"/>
+          <w:numId w:val="16"/>
+        </w:numPr>
+        <w:tabs>
+          <w:tab w:val="left" w:pos="5971"/>
+        </w:tabs>
+      </w:pPr>
+      <w:r>
+        <w:t>React</w:t>
+      </w:r>
+    </w:p>
+    <w:p>
+      <w:pPr>
+        <w:numPr>
+          <w:ilvl w:val="0"/>
+          <w:numId w:val="16"/>
+        </w:numPr>
+        <w:tabs>
+          <w:tab w:val="left" w:pos="5971"/>
+        </w:tabs>
+      </w:pPr>
+      <w:r>
+        <w:t>Database drivers</w:t>
+      </w:r>
+    </w:p>
+    <w:p>
+      <w:pPr>
+        <w:numPr>
+          <w:ilvl w:val="0"/>
+          <w:numId w:val="16"/>
+        </w:numPr>
+        <w:tabs>
+          <w:tab w:val="left" w:pos="5971"/>
+        </w:tabs>
+      </w:pPr>
+      <w:r>
+        <w:t>Authentication libraries</w:t>
+      </w:r>
+    </w:p>
+    <w:p>
+      <w:pPr>
+        <w:tabs>
+          <w:tab w:val="left" w:pos="5971"/>
+        </w:tabs>
+      </w:pPr>
+      <w:r>
+        <w:t>Example:</w:t>
+      </w:r>
+    </w:p>
+    <w:p>
+      <w:pPr>
+        <w:tabs>
+          <w:tab w:val="left" w:pos="5971"/>
+        </w:tabs>
+      </w:pPr>
+      <w:r>
+        <w:t>{</w:t>
+      </w:r>
+    </w:p>
+    <w:p>
+      <w:pPr>
+        <w:tabs>
+          <w:tab w:val="left" w:pos="5971"/>
+        </w:tabs>
+      </w:pPr>
+      <w:r>
+        <w:t xml:space="preserve">    "dependencies": {</w:t>
+      </w:r>
+    </w:p>
+    <w:p>
+      <w:pPr>
+        <w:tabs>
+          <w:tab w:val="left" w:pos="5971"/>
+        </w:tabs>
+      </w:pPr>
+      <w:r>
+        <w:t xml:space="preserve">        "express": "^5.1.0",</w:t>
+      </w:r>
+    </w:p>
+    <w:p>
+      <w:pPr>
+        <w:tabs>
+          <w:tab w:val="left" w:pos="5971"/>
+        </w:tabs>
+      </w:pPr>
+      <w:r>
+        <w:t xml:space="preserve">        "mysql2": "^3.14.0"</w:t>
+      </w:r>
+    </w:p>
+    <w:p>
+      <w:pPr>
+        <w:tabs>
+          <w:tab w:val="left" w:pos="5971"/>
+        </w:tabs>
+      </w:pPr>
+      <w:r>
+        <w:t xml:space="preserve">    }</w:t>
+      </w:r>
+    </w:p>
+    <w:p>
+      <w:pPr>
+        <w:tabs>
+          <w:tab w:val="left" w:pos="5971"/>
+        </w:tabs>
+      </w:pPr>
+      <w:r>
+        <w:t>}</w:t>
+      </w:r>
+    </w:p>
+    <w:p>
+      <w:pPr>
+        <w:tabs>
+          <w:tab w:val="left" w:pos="5971"/>
+        </w:tabs>
+      </w:pPr>
+      <w:r>
+        <w:t>If our Node.js application uses Express to run its API server, Express belongs in dependencies.</w:t>
+      </w:r>
+    </w:p>
+    <w:p>
+      <w:pPr>
+        <w:tabs>
+          <w:tab w:val="left" w:pos="5971"/>
+        </w:tabs>
+      </w:pPr>
+      <w:r>
+        <w:t>We install a production dependency using:</w:t>
+      </w:r>
+    </w:p>
+    <w:p>
+      <w:pPr>
+        <w:tabs>
+          <w:tab w:val="left" w:pos="5971"/>
+        </w:tabs>
+      </w:pPr>
+      <w:r>
+        <w:t>npm install express</w:t>
+      </w:r>
+    </w:p>
+    <w:p>
+      <w:pPr>
+        <w:tabs>
+          <w:tab w:val="left" w:pos="5971"/>
+        </w:tabs>
+        <w:rPr>
+          <w:b/>
+          <w:bCs/>
+        </w:rPr>
+      </w:pPr>
+      <w:r>
+        <w:rPr>
+          <w:b/>
+          <w:bCs/>
+        </w:rPr>
+        <w:lastRenderedPageBreak/>
+        <w:t>devDependencies</w:t>
+      </w:r>
+    </w:p>
+    <w:p>
+      <w:pPr>
+        <w:tabs>
+          <w:tab w:val="left" w:pos="5971"/>
+        </w:tabs>
+      </w:pPr>
+      <w:r>
+        <w:t xml:space="preserve">devDependencies contains packages that are mainly required during </w:t>
+      </w:r>
+      <w:r>
+        <w:rPr>
+          <w:b/>
+          <w:bCs/>
+        </w:rPr>
+        <w:t>development, testing, building, or code quality checks</w:t>
+      </w:r>
+      <w:r>
+        <w:t>.</w:t>
+      </w:r>
+    </w:p>
+    <w:p>
+      <w:pPr>
+        <w:tabs>
+          <w:tab w:val="left" w:pos="5971"/>
+        </w:tabs>
+      </w:pPr>
+      <w:r>
+        <w:t>Examples:</w:t>
+      </w:r>
+    </w:p>
+    <w:p>
+      <w:pPr>
+        <w:numPr>
+          <w:ilvl w:val="0"/>
+          <w:numId w:val="17"/>
+        </w:numPr>
+        <w:tabs>
+          <w:tab w:val="left" w:pos="5971"/>
+        </w:tabs>
+      </w:pPr>
+      <w:r>
+        <w:t>Jest</w:t>
+      </w:r>
+    </w:p>
+    <w:p>
+      <w:pPr>
+        <w:numPr>
+          <w:ilvl w:val="0"/>
+          <w:numId w:val="17"/>
+        </w:numPr>
+        <w:tabs>
+          <w:tab w:val="left" w:pos="5971"/>
+        </w:tabs>
+      </w:pPr>
+      <w:r>
+        <w:t>ESLint</w:t>
+      </w:r>
+    </w:p>
+    <w:p>
+      <w:pPr>
+        <w:numPr>
+          <w:ilvl w:val="0"/>
+          <w:numId w:val="17"/>
+        </w:numPr>
+        <w:tabs>
+          <w:tab w:val="left" w:pos="5971"/>
+        </w:tabs>
+      </w:pPr>
+      <w:r>
+        <w:t>Prettier</w:t>
+      </w:r>
+    </w:p>
+    <w:p>
+      <w:pPr>
+        <w:numPr>
+          <w:ilvl w:val="0"/>
+          <w:numId w:val="17"/>
+        </w:numPr>
+        <w:tabs>
+          <w:tab w:val="left" w:pos="5971"/>
+        </w:tabs>
+      </w:pPr>
+      <w:r>
+        <w:t>TypeScript</w:t>
+      </w:r>
+    </w:p>
+    <w:p>
+      <w:pPr>
+        <w:numPr>
+          <w:ilvl w:val="0"/>
+          <w:numId w:val="17"/>
+        </w:numPr>
+        <w:tabs>
+          <w:tab w:val="left" w:pos="5971"/>
+        </w:tabs>
+      </w:pPr>
+      <w:r>
+        <w:t>Testing tools</w:t>
+      </w:r>
+    </w:p>
+    <w:p>
+      <w:pPr>
+        <w:tabs>
+          <w:tab w:val="left" w:pos="5971"/>
+        </w:tabs>
+      </w:pPr>
+      <w:r>
+        <w:t>Example:</w:t>
+      </w:r>
+    </w:p>
+    <w:p>
+      <w:pPr>
+        <w:tabs>
+          <w:tab w:val="left" w:pos="5971"/>
+        </w:tabs>
+      </w:pPr>
+      <w:r>
+        <w:t>{</w:t>
+      </w:r>
+    </w:p>
+    <w:p>
+      <w:pPr>
+        <w:tabs>
+          <w:tab w:val="left" w:pos="5971"/>
+        </w:tabs>
+      </w:pPr>
+      <w:r>
+        <w:t xml:space="preserve">    "devDependencies": {</w:t>
+      </w:r>
+    </w:p>
+    <w:p>
+      <w:pPr>
+        <w:tabs>
+          <w:tab w:val="left" w:pos="5971"/>
+        </w:tabs>
+      </w:pPr>
+      <w:r>
+        <w:t xml:space="preserve">        "jest": "^30.0.0",</w:t>
+      </w:r>
+    </w:p>
+    <w:p>
+      <w:pPr>
+        <w:tabs>
+          <w:tab w:val="left" w:pos="5971"/>
+        </w:tabs>
+      </w:pPr>
+      <w:r>
+        <w:t xml:space="preserve">        "eslint": "^9.0.0"</w:t>
+      </w:r>
+    </w:p>
+    <w:p>
+      <w:pPr>
+        <w:tabs>
+          <w:tab w:val="left" w:pos="5971"/>
+        </w:tabs>
+      </w:pPr>
+      <w:r>
+        <w:t xml:space="preserve">    }</w:t>
+      </w:r>
+    </w:p>
+    <w:p>
+      <w:pPr>
+        <w:tabs>
+          <w:tab w:val="left" w:pos="5971"/>
+        </w:tabs>
+      </w:pPr>
+      <w:r>
+        <w:t>}</w:t>
+      </w:r>
+    </w:p>
+    <w:p>
+      <w:pPr>
+        <w:tabs>
+          <w:tab w:val="left" w:pos="5971"/>
+        </w:tabs>
+      </w:pPr>
+      <w:r>
+        <w:t>We can install a development dependency using:</w:t>
+      </w:r>
+    </w:p>
+    <w:p>
+      <w:pPr>
+        <w:tabs>
+          <w:tab w:val="left" w:pos="5971"/>
+        </w:tabs>
+      </w:pPr>
+      <w:r>
+        <w:t>npm install --save-dev jest</w:t>
+      </w:r>
+    </w:p>
+    <w:p>
+      <w:pPr>
+        <w:tabs>
+          <w:tab w:val="left" w:pos="5971"/>
+        </w:tabs>
+        <w:rPr>
+          <w:b/>
+          <w:bCs/>
+        </w:rPr>
+      </w:pPr>
+      <w:r>
+        <w:rPr>
+          <w:b/>
+          <w:bCs/>
+        </w:rPr>
+        <w:t>Simple example</w:t>
+      </w:r>
+    </w:p>
+    <w:p>
+      <w:pPr>
+        <w:tabs>
+          <w:tab w:val="left" w:pos="5971"/>
+        </w:tabs>
+      </w:pPr>
+      <w:r>
+        <w:t>For our Banking App:</w:t>
+      </w:r>
+    </w:p>
+    <w:p>
+      <w:pPr>
+        <w:tabs>
+          <w:tab w:val="left" w:pos="5971"/>
+        </w:tabs>
+      </w:pPr>
+      <w:r>
+        <w:t>Production</w:t>
+      </w:r>
+    </w:p>
+    <w:p>
+      <w:pPr>
+        <w:tabs>
+          <w:tab w:val="left" w:pos="5971"/>
+        </w:tabs>
+      </w:pPr>
+      <w:r>
+        <w:rPr>
+          <w:rFonts w:ascii="MS Gothic" w:eastAsia="MS Gothic" w:hAnsi="MS Gothic" w:cs="MS Gothic" w:hint="eastAsia"/>
+        </w:rPr>
+        <w:t>├</w:t>
+      </w:r>
+      <w:r>
+        <w:rPr>
+          <w:rFonts w:ascii="Aptos" w:hAnsi="Aptos" w:cs="Aptos"/>
+        </w:rPr>
+        <w:t>──</w:t>
+      </w:r>
+      <w:r>
+        <w:t xml:space="preserve"> express</w:t>
+      </w:r>
+    </w:p>
+    <w:p>
+      <w:pPr>
+        <w:tabs>
+          <w:tab w:val="left" w:pos="5971"/>
+        </w:tabs>
+      </w:pPr>
+      <w:r>
+        <w:rPr>
+          <w:rFonts w:ascii="MS Gothic" w:eastAsia="MS Gothic" w:hAnsi="MS Gothic" w:cs="MS Gothic" w:hint="eastAsia"/>
+        </w:rPr>
+        <w:t>├</w:t>
+      </w:r>
+      <w:r>
+        <w:rPr>
+          <w:rFonts w:ascii="Aptos" w:hAnsi="Aptos" w:cs="Aptos"/>
+        </w:rPr>
+        <w:t>──</w:t>
+      </w:r>
+      <w:r>
+        <w:t xml:space="preserve"> mysql2</w:t>
+      </w:r>
+    </w:p>
+    <w:p>
+      <w:pPr>
+        <w:tabs>
+          <w:tab w:val="left" w:pos="5971"/>
+        </w:tabs>
+      </w:pPr>
+      <w:r>
+        <w:t>└── jsonwebtoken</w:t>
+      </w:r>
+    </w:p>
+    <w:p>
+      <w:pPr>
+        <w:tabs>
+          <w:tab w:val="left" w:pos="5971"/>
+        </w:tabs>
+      </w:pPr>
+    </w:p>
+    <w:p>
+      <w:pPr>
+        <w:tabs>
+          <w:tab w:val="left" w:pos="5971"/>
+        </w:tabs>
+      </w:pPr>
+      <w:r>
+        <w:t>Development / Testing</w:t>
+      </w:r>
+    </w:p>
+    <w:p>
+      <w:pPr>
+        <w:tabs>
+          <w:tab w:val="left" w:pos="5971"/>
+        </w:tabs>
+      </w:pPr>
+      <w:r>
+        <w:rPr>
+          <w:rFonts w:ascii="MS Gothic" w:eastAsia="MS Gothic" w:hAnsi="MS Gothic" w:cs="MS Gothic" w:hint="eastAsia"/>
+        </w:rPr>
+        <w:t>├</w:t>
+      </w:r>
+      <w:r>
+        <w:rPr>
+          <w:rFonts w:ascii="Aptos" w:hAnsi="Aptos" w:cs="Aptos"/>
+        </w:rPr>
+        <w:t>──</w:t>
+      </w:r>
+      <w:r>
+        <w:t xml:space="preserve"> jest</w:t>
+      </w:r>
+    </w:p>
+    <w:p>
+      <w:pPr>
+        <w:tabs>
+          <w:tab w:val="left" w:pos="5971"/>
+        </w:tabs>
+      </w:pPr>
+      <w:r>
+        <w:rPr>
+          <w:rFonts w:ascii="MS Gothic" w:eastAsia="MS Gothic" w:hAnsi="MS Gothic" w:cs="MS Gothic" w:hint="eastAsia"/>
+        </w:rPr>
+        <w:t>├</w:t>
+      </w:r>
+      <w:r>
+        <w:rPr>
+          <w:rFonts w:ascii="Aptos" w:hAnsi="Aptos" w:cs="Aptos"/>
+        </w:rPr>
+        <w:t>──</w:t>
+      </w:r>
+      <w:r>
+        <w:t xml:space="preserve"> eslint</w:t>
+      </w:r>
+    </w:p>
+    <w:p>
+      <w:pPr>
+        <w:tabs>
+          <w:tab w:val="left" w:pos="5971"/>
+        </w:tabs>
+      </w:pPr>
+      <w:r>
+        <w:lastRenderedPageBreak/>
+        <w:t>└── prettier</w:t>
+      </w:r>
+    </w:p>
+    <w:p>
+      <w:pPr>
+        <w:tabs>
+          <w:tab w:val="left" w:pos="5971"/>
+        </w:tabs>
+        <w:rPr>
+          <w:b/>
+          <w:bCs/>
+        </w:rPr>
+      </w:pPr>
+      <w:r>
+        <w:rPr>
+          <w:b/>
+          <w:bCs/>
+        </w:rPr>
+        <w:t>Main difference</w:t>
+      </w:r>
+    </w:p>
+    <w:tbl>
+      <w:tblPr>
+        <w:tblW w:w="0" w:type="auto"/>
+        <w:tblCellSpacing w:w="15" w:type="dxa"/>
+        <w:tblCellMar>
+          <w:top w:w="15" w:type="dxa"/>
+          <w:left w:w="15" w:type="dxa"/>
+          <w:bottom w:w="15" w:type="dxa"/>
+          <w:right w:w="15" w:type="dxa"/>
+        </w:tblCellMar>
+        <w:tblLook w:val="04A0" w:firstRow="1" w:lastRow="0" w:firstColumn="1" w:lastColumn="0" w:noHBand="0" w:noVBand="1"/>
+      </w:tblPr>
+      <w:tblGrid>
+        <w:gridCol w:w="3980"/>
+        <w:gridCol w:w="5046"/>
+      </w:tblGrid>
+      <w:tr>
+        <w:trPr>
+          <w:tblCellSpacing w:w="15" w:type="dxa"/>
+        </w:trPr>
+        <w:tc>
+          <w:tcPr>
+            <w:tcW w:w="0" w:type="auto"/>
+            <w:vAlign w:val="center"/>
+            <w:hideMark/>
+          </w:tcPr>
+          <w:p>
+            <w:pPr>
+              <w:tabs>
+                <w:tab w:val="left" w:pos="5971"/>
+              </w:tabs>
+              <w:rPr>
+                <w:b/>
+                <w:bCs/>
+              </w:rPr>
+            </w:pPr>
+            <w:r>
+              <w:rPr>
+                <w:b/>
+                <w:bCs/>
+              </w:rPr>
+              <w:t>dependencies</w:t>
+            </w:r>
+          </w:p>
+        </w:tc>
+        <w:tc>
+          <w:tcPr>
+            <w:tcW w:w="0" w:type="auto"/>
+            <w:vAlign w:val="center"/>
+            <w:hideMark/>
+          </w:tcPr>
+          <w:p>
+            <w:pPr>
+              <w:tabs>
+                <w:tab w:val="left" w:pos="5971"/>
+              </w:tabs>
+              <w:rPr>
+                <w:b/>
+                <w:bCs/>
+              </w:rPr>
+            </w:pPr>
+            <w:r>
+              <w:rPr>
+                <w:b/>
+                <w:bCs/>
+              </w:rPr>
+              <w:t>devDependencies</w:t>
+            </w:r>
+          </w:p>
+        </w:tc>
+      </w:tr>
+      <w:tr>
+        <w:trPr>
+          <w:tblCellSpacing w:w="15" w:type="dxa"/>
+        </w:trPr>
+        <w:tc>
+          <w:tcPr>
+            <w:tcW w:w="0" w:type="auto"/>
+            <w:vAlign w:val="center"/>
+            <w:hideMark/>
+          </w:tcPr>
+          <w:p>
+            <w:pPr>
+              <w:tabs>
+                <w:tab w:val="left" w:pos="5971"/>
+              </w:tabs>
+            </w:pPr>
+            <w:r>
+              <w:t>Required to run the application</w:t>
+            </w:r>
+          </w:p>
+        </w:tc>
+        <w:tc>
+          <w:tcPr>
+            <w:tcW w:w="0" w:type="auto"/>
+            <w:vAlign w:val="center"/>
+            <w:hideMark/>
+          </w:tcPr>
+          <w:p>
+            <w:pPr>
+              <w:tabs>
+                <w:tab w:val="left" w:pos="5971"/>
+              </w:tabs>
+            </w:pPr>
+            <w:r>
+              <w:t>Mainly required during development</w:t>
+            </w:r>
+          </w:p>
+        </w:tc>
+      </w:tr>
+      <w:tr>
+        <w:trPr>
+          <w:tblCellSpacing w:w="15" w:type="dxa"/>
+        </w:trPr>
+        <w:tc>
+          <w:tcPr>
+            <w:tcW w:w="0" w:type="auto"/>
+            <w:vAlign w:val="center"/>
+            <w:hideMark/>
+          </w:tcPr>
+          <w:p>
+            <w:pPr>
+              <w:tabs>
+                <w:tab w:val="left" w:pos="5971"/>
+              </w:tabs>
+            </w:pPr>
+            <w:r>
+              <w:t>Used in production</w:t>
+            </w:r>
+          </w:p>
+        </w:tc>
+        <w:tc>
+          <w:tcPr>
+            <w:tcW w:w="0" w:type="auto"/>
+            <w:vAlign w:val="center"/>
+            <w:hideMark/>
+          </w:tcPr>
+          <w:p>
+            <w:pPr>
+              <w:tabs>
+                <w:tab w:val="left" w:pos="5971"/>
+              </w:tabs>
+            </w:pPr>
+            <w:r>
+              <w:t>Used for development, testing, and tooling</w:t>
+            </w:r>
+          </w:p>
+        </w:tc>
+      </w:tr>
+      <w:tr>
+        <w:trPr>
+          <w:tblCellSpacing w:w="15" w:type="dxa"/>
+        </w:trPr>
+        <w:tc>
+          <w:tcPr>
+            <w:tcW w:w="0" w:type="auto"/>
+            <w:vAlign w:val="center"/>
+            <w:hideMark/>
+          </w:tcPr>
+          <w:p>
+            <w:pPr>
+              <w:tabs>
+                <w:tab w:val="left" w:pos="5971"/>
+              </w:tabs>
+            </w:pPr>
+            <w:r>
+              <w:t>Example: Express</w:t>
+            </w:r>
+          </w:p>
+        </w:tc>
+        <w:tc>
+          <w:tcPr>
+            <w:tcW w:w="0" w:type="auto"/>
+            <w:vAlign w:val="center"/>
+            <w:hideMark/>
+          </w:tcPr>
+          <w:p>
+            <w:pPr>
+              <w:tabs>
+                <w:tab w:val="left" w:pos="5971"/>
+              </w:tabs>
+            </w:pPr>
+            <w:r>
+              <w:t>Example: Jest</w:t>
+            </w:r>
+          </w:p>
+        </w:tc>
+      </w:tr>
+      <w:tr>
+        <w:trPr>
+          <w:tblCellSpacing w:w="15" w:type="dxa"/>
+        </w:trPr>
+        <w:tc>
+          <w:tcPr>
+            <w:tcW w:w="0" w:type="auto"/>
+            <w:vAlign w:val="center"/>
+            <w:hideMark/>
+          </w:tcPr>
+          <w:p>
+            <w:pPr>
+              <w:tabs>
+                <w:tab w:val="left" w:pos="5971"/>
+              </w:tabs>
+            </w:pPr>
+            <w:r>
+              <w:t>Installed with npm install package-name</w:t>
+            </w:r>
+          </w:p>
+        </w:tc>
+        <w:tc>
+          <w:tcPr>
+            <w:tcW w:w="0" w:type="auto"/>
+            <w:vAlign w:val="center"/>
+            <w:hideMark/>
+          </w:tcPr>
+          <w:p>
+            <w:pPr>
+              <w:tabs>
+                <w:tab w:val="left" w:pos="5971"/>
+              </w:tabs>
+            </w:pPr>
+            <w:r>
+              <w:t>Installed with npm install --save-dev package-name</w:t>
+            </w:r>
+          </w:p>
+        </w:tc>
+      </w:tr>
+    </w:tbl>
+    <w:p>
+      <w:pPr>
+        <w:tabs>
+          <w:tab w:val="left" w:pos="5971"/>
+        </w:tabs>
+      </w:pPr>
+    </w:p>
     <w:sectPr>
       <w:pgSz w:w="11906" w:h="16838"/>
       <w:pgMar w:top="1440" w:right="1440" w:bottom="1440" w:left="1440" w:header="708" w:footer="708" w:gutter="0"/>
@@ -8626,9 +13372,9 @@
 <file path=word/numbering.xml><?xml version="1.0" encoding="utf-8"?>
 <w:numbering xmlns:wpc="http://schemas.microsoft.com/office/word/2010/wordprocessingCanvas" xmlns:cx="http://schemas.microsoft.com/office/drawing/2014/chartex" xmlns:cx1="http://schemas.microsoft.com/office/drawing/2015/9/8/chartex" xmlns:cx2="http://schemas.microsoft.com/office/drawing/2015/10/21/chartex" xmlns:cx3="http://schemas.microsoft.com/office/drawing/2016/5/9/chartex" xmlns:cx4="http://schemas.microsoft.com/office/drawing/2016/5/10/chartex" xmlns:cx5="http://schemas.microsoft.com/office/drawing/2016/5/11/chartex" xmlns:cx6="http://schemas.microsoft.com/office/drawing/2016/5/12/chartex" xmlns:cx7="http://schemas.microsoft.com/office/drawing/2016/5/13/chartex" xmlns:cx8="http://schemas.microsoft.com/office/drawing/2016/5/14/chartex" xmlns:mc="http://schemas.openxmlformats.org/markup-compatibility/2006" xmlns:aink="http://schemas.microsoft.com/office/drawing/2016/ink" xmlns:am3d="http://schemas.microsoft.com/office/drawing/2017/model3d" xmlns:o="urn:schemas-microsoft-com:office:office" xmlns:oel="http://schemas.microsoft.com/office/2019/extlst" xmlns:r="http://schemas.openxmlformats.org/officeDocument/2006/relationships" xmlns:m="http://schemas.openxmlformats.org/officeDocument/2006/math" xmlns:v="urn:schemas-microsoft-com:vml" xmlns:wp14="http://schemas.microsoft.com/office/word/2010/wordprocessingDrawing" xmlns:wp="http://schemas.openxmlformats.org/drawingml/2006/wordprocessingDrawing" xmlns:w10="urn:schemas-microsoft-com:office:word" xmlns:w="http://schemas.openxmlformats.org/wordprocessingml/2006/main" xmlns:w14="http://schemas.microsoft.com/office/word/2010/wordml" xmlns:w15="http://schemas.microsoft.com/office/word/2012/wordml" xmlns:w16cex="http://schemas.microsoft.com/office/word/2018/wordml/cex" xmlns:w16cid="http://schemas.microsoft.com/office/word/2016/wordml/cid" xmlns:w16="http://schemas.microsoft.com/office/word/2018/wordml" xmlns:w16du="http://schemas.microsoft.com/office/word/2023/wordml/word16du" xmlns:w16sdtdh="http://schemas.microsoft.com/office/word/2020/wordml/sdtdatahash" xmlns:w16sdtfl="http://schemas.microsoft.com/office/word/2024/wordml/sdtformatlock" xmlns:w16se="http://schemas.microsoft.com/office/word/2015/wordml/symex" xmlns:wpg="http://schemas.microsoft.com/office/word/2010/wordprocessingGroup" xmlns:wpi="http://schemas.microsoft.com/office/word/2010/wordprocessingInk" xmlns:wne="http://schemas.microsoft.com/office/word/2006/wordml" xmlns:wps="http://schemas.microsoft.com/office/word/2010/wordprocessingShape" mc:Ignorable="w14 w15 w16se w16cid w16 w16cex w16sdtdh w16sdtfl w16du wp14">
   <w:abstractNum w:abstractNumId="0" w15:restartNumberingAfterBreak="0">
-    <w:nsid w:val="450D3F6C"/>
+    <w:nsid w:val="0E795E58"/>
     <w:multiLevelType w:val="multilevel"/>
-    <w:tmpl w:val="BD54BA74"/>
+    <w:tmpl w:val="629C6ADC"/>
     <w:lvl w:ilvl="0">
       <w:start w:val="1"/>
       <w:numFmt w:val="bullet"/>
@@ -8775,9 +13521,122 @@
     </w:lvl>
   </w:abstractNum>
   <w:abstractNum w:abstractNumId="1" w15:restartNumberingAfterBreak="0">
-    <w:nsid w:val="45260348"/>
+    <w:nsid w:val="2506152C"/>
     <w:multiLevelType w:val="multilevel"/>
-    <w:tmpl w:val="3C5CEDE8"/>
+    <w:tmpl w:val="C680C79A"/>
+    <w:lvl w:ilvl="0">
+      <w:start w:val="1"/>
+      <w:numFmt w:val="decimal"/>
+      <w:lvlText w:val="%1."/>
+      <w:lvlJc w:val="left"/>
+      <w:pPr>
+        <w:tabs>
+          <w:tab w:val="num" w:pos="720"/>
+        </w:tabs>
+        <w:ind w:left="720" w:hanging="360"/>
+      </w:pPr>
+    </w:lvl>
+    <w:lvl w:ilvl="1" w:tentative="1">
+      <w:start w:val="1"/>
+      <w:numFmt w:val="decimal"/>
+      <w:lvlText w:val="%2."/>
+      <w:lvlJc w:val="left"/>
+      <w:pPr>
+        <w:tabs>
+          <w:tab w:val="num" w:pos="1440"/>
+        </w:tabs>
+        <w:ind w:left="1440" w:hanging="360"/>
+      </w:pPr>
+    </w:lvl>
+    <w:lvl w:ilvl="2" w:tentative="1">
+      <w:start w:val="1"/>
+      <w:numFmt w:val="decimal"/>
+      <w:lvlText w:val="%3."/>
+      <w:lvlJc w:val="left"/>
+      <w:pPr>
+        <w:tabs>
+          <w:tab w:val="num" w:pos="2160"/>
+        </w:tabs>
+        <w:ind w:left="2160" w:hanging="360"/>
+      </w:pPr>
+    </w:lvl>
+    <w:lvl w:ilvl="3" w:tentative="1">
+      <w:start w:val="1"/>
+      <w:numFmt w:val="decimal"/>
+      <w:lvlText w:val="%4."/>
+      <w:lvlJc w:val="left"/>
+      <w:pPr>
+        <w:tabs>
+          <w:tab w:val="num" w:pos="2880"/>
+        </w:tabs>
+        <w:ind w:left="2880" w:hanging="360"/>
+      </w:pPr>
+    </w:lvl>
+    <w:lvl w:ilvl="4" w:tentative="1">
+      <w:start w:val="1"/>
+      <w:numFmt w:val="decimal"/>
+      <w:lvlText w:val="%5."/>
+      <w:lvlJc w:val="left"/>
+      <w:pPr>
+        <w:tabs>
+          <w:tab w:val="num" w:pos="3600"/>
+        </w:tabs>
+        <w:ind w:left="3600" w:hanging="360"/>
+      </w:pPr>
+    </w:lvl>
+    <w:lvl w:ilvl="5" w:tentative="1">
+      <w:start w:val="1"/>
+      <w:numFmt w:val="decimal"/>
+      <w:lvlText w:val="%6."/>
+      <w:lvlJc w:val="left"/>
+      <w:pPr>
+        <w:tabs>
+          <w:tab w:val="num" w:pos="4320"/>
+        </w:tabs>
+        <w:ind w:left="4320" w:hanging="360"/>
+      </w:pPr>
+    </w:lvl>
+    <w:lvl w:ilvl="6" w:tentative="1">
+      <w:start w:val="1"/>
+      <w:numFmt w:val="decimal"/>
+      <w:lvlText w:val="%7."/>
+      <w:lvlJc w:val="left"/>
+      <w:pPr>
+        <w:tabs>
+          <w:tab w:val="num" w:pos="5040"/>
+        </w:tabs>
+        <w:ind w:left="5040" w:hanging="360"/>
+      </w:pPr>
+    </w:lvl>
+    <w:lvl w:ilvl="7" w:tentative="1">
+      <w:start w:val="1"/>
+      <w:numFmt w:val="decimal"/>
+      <w:lvlText w:val="%8."/>
+      <w:lvlJc w:val="left"/>
+      <w:pPr>
+        <w:tabs>
+          <w:tab w:val="num" w:pos="5760"/>
+        </w:tabs>
+        <w:ind w:left="5760" w:hanging="360"/>
+      </w:pPr>
+    </w:lvl>
+    <w:lvl w:ilvl="8" w:tentative="1">
+      <w:start w:val="1"/>
+      <w:numFmt w:val="decimal"/>
+      <w:lvlText w:val="%9."/>
+      <w:lvlJc w:val="left"/>
+      <w:pPr>
+        <w:tabs>
+          <w:tab w:val="num" w:pos="6480"/>
+        </w:tabs>
+        <w:ind w:left="6480" w:hanging="360"/>
+      </w:pPr>
+    </w:lvl>
+  </w:abstractNum>
+  <w:abstractNum w:abstractNumId="2" w15:restartNumberingAfterBreak="0">
+    <w:nsid w:val="27900393"/>
+    <w:multiLevelType w:val="multilevel"/>
+    <w:tmpl w:val="A7725AA6"/>
     <w:lvl w:ilvl="0">
       <w:start w:val="1"/>
       <w:numFmt w:val="bullet"/>
@@ -8923,10 +13782,10 @@
       </w:rPr>
     </w:lvl>
   </w:abstractNum>
-  <w:abstractNum w:abstractNumId="2" w15:restartNumberingAfterBreak="0">
-    <w:nsid w:val="5790098C"/>
+  <w:abstractNum w:abstractNumId="3" w15:restartNumberingAfterBreak="0">
+    <w:nsid w:val="2A2E5D81"/>
     <w:multiLevelType w:val="multilevel"/>
-    <w:tmpl w:val="D6B0BF60"/>
+    <w:tmpl w:val="D800F4BA"/>
     <w:lvl w:ilvl="0">
       <w:start w:val="1"/>
       <w:numFmt w:val="bullet"/>
@@ -9072,10 +13931,10 @@
       </w:rPr>
     </w:lvl>
   </w:abstractNum>
-  <w:abstractNum w:abstractNumId="3" w15:restartNumberingAfterBreak="0">
-    <w:nsid w:val="5FBD1300"/>
+  <w:abstractNum w:abstractNumId="4" w15:restartNumberingAfterBreak="0">
+    <w:nsid w:val="2DB410D4"/>
     <w:multiLevelType w:val="multilevel"/>
-    <w:tmpl w:val="34E47CCE"/>
+    <w:tmpl w:val="B218D6FC"/>
     <w:lvl w:ilvl="0">
       <w:start w:val="1"/>
       <w:numFmt w:val="decimal"/>
@@ -9185,10 +14044,10 @@
       </w:pPr>
     </w:lvl>
   </w:abstractNum>
-  <w:abstractNum w:abstractNumId="4" w15:restartNumberingAfterBreak="0">
-    <w:nsid w:val="6D360A18"/>
+  <w:abstractNum w:abstractNumId="5" w15:restartNumberingAfterBreak="0">
+    <w:nsid w:val="346F46B3"/>
     <w:multiLevelType w:val="multilevel"/>
-    <w:tmpl w:val="DD42DEDA"/>
+    <w:tmpl w:val="1BD8A58C"/>
     <w:lvl w:ilvl="0">
       <w:start w:val="1"/>
       <w:numFmt w:val="bullet"/>
@@ -9334,10 +14193,10 @@
       </w:rPr>
     </w:lvl>
   </w:abstractNum>
-  <w:abstractNum w:abstractNumId="5" w15:restartNumberingAfterBreak="0">
-    <w:nsid w:val="7E33310A"/>
+  <w:abstractNum w:abstractNumId="6" w15:restartNumberingAfterBreak="0">
+    <w:nsid w:val="3BA4336D"/>
     <w:multiLevelType w:val="multilevel"/>
-    <w:tmpl w:val="3844D814"/>
+    <w:tmpl w:val="2A0210A4"/>
     <w:lvl w:ilvl="0">
       <w:start w:val="1"/>
       <w:numFmt w:val="bullet"/>
@@ -9483,23 +14342,1438 @@
       </w:rPr>
     </w:lvl>
   </w:abstractNum>
+  <w:abstractNum w:abstractNumId="7" w15:restartNumberingAfterBreak="0">
+    <w:nsid w:val="450D3F6C"/>
+    <w:multiLevelType w:val="multilevel"/>
+    <w:tmpl w:val="BD54BA74"/>
+    <w:lvl w:ilvl="0">
+      <w:start w:val="1"/>
+      <w:numFmt w:val="bullet"/>
+      <w:lvlText w:val=""/>
+      <w:lvlJc w:val="left"/>
+      <w:pPr>
+        <w:tabs>
+          <w:tab w:val="num" w:pos="720"/>
+        </w:tabs>
+        <w:ind w:left="720" w:hanging="360"/>
+      </w:pPr>
+      <w:rPr>
+        <w:rFonts w:ascii="Symbol" w:hAnsi="Symbol" w:hint="default"/>
+        <w:sz w:val="20"/>
+      </w:rPr>
+    </w:lvl>
+    <w:lvl w:ilvl="1" w:tentative="1">
+      <w:start w:val="1"/>
+      <w:numFmt w:val="bullet"/>
+      <w:lvlText w:val="o"/>
+      <w:lvlJc w:val="left"/>
+      <w:pPr>
+        <w:tabs>
+          <w:tab w:val="num" w:pos="1440"/>
+        </w:tabs>
+        <w:ind w:left="1440" w:hanging="360"/>
+      </w:pPr>
+      <w:rPr>
+        <w:rFonts w:ascii="Courier New" w:hAnsi="Courier New" w:hint="default"/>
+        <w:sz w:val="20"/>
+      </w:rPr>
+    </w:lvl>
+    <w:lvl w:ilvl="2" w:tentative="1">
+      <w:start w:val="1"/>
+      <w:numFmt w:val="bullet"/>
+      <w:lvlText w:val=""/>
+      <w:lvlJc w:val="left"/>
+      <w:pPr>
+        <w:tabs>
+          <w:tab w:val="num" w:pos="2160"/>
+        </w:tabs>
+        <w:ind w:left="2160" w:hanging="360"/>
+      </w:pPr>
+      <w:rPr>
+        <w:rFonts w:ascii="Wingdings" w:hAnsi="Wingdings" w:hint="default"/>
+        <w:sz w:val="20"/>
+      </w:rPr>
+    </w:lvl>
+    <w:lvl w:ilvl="3" w:tentative="1">
+      <w:start w:val="1"/>
+      <w:numFmt w:val="bullet"/>
+      <w:lvlText w:val=""/>
+      <w:lvlJc w:val="left"/>
+      <w:pPr>
+        <w:tabs>
+          <w:tab w:val="num" w:pos="2880"/>
+        </w:tabs>
+        <w:ind w:left="2880" w:hanging="360"/>
+      </w:pPr>
+      <w:rPr>
+        <w:rFonts w:ascii="Wingdings" w:hAnsi="Wingdings" w:hint="default"/>
+        <w:sz w:val="20"/>
+      </w:rPr>
+    </w:lvl>
+    <w:lvl w:ilvl="4" w:tentative="1">
+      <w:start w:val="1"/>
+      <w:numFmt w:val="bullet"/>
+      <w:lvlText w:val=""/>
+      <w:lvlJc w:val="left"/>
+      <w:pPr>
+        <w:tabs>
+          <w:tab w:val="num" w:pos="3600"/>
+        </w:tabs>
+        <w:ind w:left="3600" w:hanging="360"/>
+      </w:pPr>
+      <w:rPr>
+        <w:rFonts w:ascii="Wingdings" w:hAnsi="Wingdings" w:hint="default"/>
+        <w:sz w:val="20"/>
+      </w:rPr>
+    </w:lvl>
+    <w:lvl w:ilvl="5" w:tentative="1">
+      <w:start w:val="1"/>
+      <w:numFmt w:val="bullet"/>
+      <w:lvlText w:val=""/>
+      <w:lvlJc w:val="left"/>
+      <w:pPr>
+        <w:tabs>
+          <w:tab w:val="num" w:pos="4320"/>
+        </w:tabs>
+        <w:ind w:left="4320" w:hanging="360"/>
+      </w:pPr>
+      <w:rPr>
+        <w:rFonts w:ascii="Wingdings" w:hAnsi="Wingdings" w:hint="default"/>
+        <w:sz w:val="20"/>
+      </w:rPr>
+    </w:lvl>
+    <w:lvl w:ilvl="6" w:tentative="1">
+      <w:start w:val="1"/>
+      <w:numFmt w:val="bullet"/>
+      <w:lvlText w:val=""/>
+      <w:lvlJc w:val="left"/>
+      <w:pPr>
+        <w:tabs>
+          <w:tab w:val="num" w:pos="5040"/>
+        </w:tabs>
+        <w:ind w:left="5040" w:hanging="360"/>
+      </w:pPr>
+      <w:rPr>
+        <w:rFonts w:ascii="Wingdings" w:hAnsi="Wingdings" w:hint="default"/>
+        <w:sz w:val="20"/>
+      </w:rPr>
+    </w:lvl>
+    <w:lvl w:ilvl="7" w:tentative="1">
+      <w:start w:val="1"/>
+      <w:numFmt w:val="bullet"/>
+      <w:lvlText w:val=""/>
+      <w:lvlJc w:val="left"/>
+      <w:pPr>
+        <w:tabs>
+          <w:tab w:val="num" w:pos="5760"/>
+        </w:tabs>
+        <w:ind w:left="5760" w:hanging="360"/>
+      </w:pPr>
+      <w:rPr>
+        <w:rFonts w:ascii="Wingdings" w:hAnsi="Wingdings" w:hint="default"/>
+        <w:sz w:val="20"/>
+      </w:rPr>
+    </w:lvl>
+    <w:lvl w:ilvl="8" w:tentative="1">
+      <w:start w:val="1"/>
+      <w:numFmt w:val="bullet"/>
+      <w:lvlText w:val=""/>
+      <w:lvlJc w:val="left"/>
+      <w:pPr>
+        <w:tabs>
+          <w:tab w:val="num" w:pos="6480"/>
+        </w:tabs>
+        <w:ind w:left="6480" w:hanging="360"/>
+      </w:pPr>
+      <w:rPr>
+        <w:rFonts w:ascii="Wingdings" w:hAnsi="Wingdings" w:hint="default"/>
+        <w:sz w:val="20"/>
+      </w:rPr>
+    </w:lvl>
+  </w:abstractNum>
+  <w:abstractNum w:abstractNumId="8" w15:restartNumberingAfterBreak="0">
+    <w:nsid w:val="45260348"/>
+    <w:multiLevelType w:val="multilevel"/>
+    <w:tmpl w:val="3C5CEDE8"/>
+    <w:lvl w:ilvl="0">
+      <w:start w:val="1"/>
+      <w:numFmt w:val="bullet"/>
+      <w:lvlText w:val=""/>
+      <w:lvlJc w:val="left"/>
+      <w:pPr>
+        <w:tabs>
+          <w:tab w:val="num" w:pos="720"/>
+        </w:tabs>
+        <w:ind w:left="720" w:hanging="360"/>
+      </w:pPr>
+      <w:rPr>
+        <w:rFonts w:ascii="Symbol" w:hAnsi="Symbol" w:hint="default"/>
+        <w:sz w:val="20"/>
+      </w:rPr>
+    </w:lvl>
+    <w:lvl w:ilvl="1" w:tentative="1">
+      <w:start w:val="1"/>
+      <w:numFmt w:val="bullet"/>
+      <w:lvlText w:val="o"/>
+      <w:lvlJc w:val="left"/>
+      <w:pPr>
+        <w:tabs>
+          <w:tab w:val="num" w:pos="1440"/>
+        </w:tabs>
+        <w:ind w:left="1440" w:hanging="360"/>
+      </w:pPr>
+      <w:rPr>
+        <w:rFonts w:ascii="Courier New" w:hAnsi="Courier New" w:hint="default"/>
+        <w:sz w:val="20"/>
+      </w:rPr>
+    </w:lvl>
+    <w:lvl w:ilvl="2" w:tentative="1">
+      <w:start w:val="1"/>
+      <w:numFmt w:val="bullet"/>
+      <w:lvlText w:val=""/>
+      <w:lvlJc w:val="left"/>
+      <w:pPr>
+        <w:tabs>
+          <w:tab w:val="num" w:pos="2160"/>
+        </w:tabs>
+        <w:ind w:left="2160" w:hanging="360"/>
+      </w:pPr>
+      <w:rPr>
+        <w:rFonts w:ascii="Wingdings" w:hAnsi="Wingdings" w:hint="default"/>
+        <w:sz w:val="20"/>
+      </w:rPr>
+    </w:lvl>
+    <w:lvl w:ilvl="3" w:tentative="1">
+      <w:start w:val="1"/>
+      <w:numFmt w:val="bullet"/>
+      <w:lvlText w:val=""/>
+      <w:lvlJc w:val="left"/>
+      <w:pPr>
+        <w:tabs>
+          <w:tab w:val="num" w:pos="2880"/>
+        </w:tabs>
+        <w:ind w:left="2880" w:hanging="360"/>
+      </w:pPr>
+      <w:rPr>
+        <w:rFonts w:ascii="Wingdings" w:hAnsi="Wingdings" w:hint="default"/>
+        <w:sz w:val="20"/>
+      </w:rPr>
+    </w:lvl>
+    <w:lvl w:ilvl="4" w:tentative="1">
+      <w:start w:val="1"/>
+      <w:numFmt w:val="bullet"/>
+      <w:lvlText w:val=""/>
+      <w:lvlJc w:val="left"/>
+      <w:pPr>
+        <w:tabs>
+          <w:tab w:val="num" w:pos="3600"/>
+        </w:tabs>
+        <w:ind w:left="3600" w:hanging="360"/>
+      </w:pPr>
+      <w:rPr>
+        <w:rFonts w:ascii="Wingdings" w:hAnsi="Wingdings" w:hint="default"/>
+        <w:sz w:val="20"/>
+      </w:rPr>
+    </w:lvl>
+    <w:lvl w:ilvl="5" w:tentative="1">
+      <w:start w:val="1"/>
+      <w:numFmt w:val="bullet"/>
+      <w:lvlText w:val=""/>
+      <w:lvlJc w:val="left"/>
+      <w:pPr>
+        <w:tabs>
+          <w:tab w:val="num" w:pos="4320"/>
+        </w:tabs>
+        <w:ind w:left="4320" w:hanging="360"/>
+      </w:pPr>
+      <w:rPr>
+        <w:rFonts w:ascii="Wingdings" w:hAnsi="Wingdings" w:hint="default"/>
+        <w:sz w:val="20"/>
+      </w:rPr>
+    </w:lvl>
+    <w:lvl w:ilvl="6" w:tentative="1">
+      <w:start w:val="1"/>
+      <w:numFmt w:val="bullet"/>
+      <w:lvlText w:val=""/>
+      <w:lvlJc w:val="left"/>
+      <w:pPr>
+        <w:tabs>
+          <w:tab w:val="num" w:pos="5040"/>
+        </w:tabs>
+        <w:ind w:left="5040" w:hanging="360"/>
+      </w:pPr>
+      <w:rPr>
+        <w:rFonts w:ascii="Wingdings" w:hAnsi="Wingdings" w:hint="default"/>
+        <w:sz w:val="20"/>
+      </w:rPr>
+    </w:lvl>
+    <w:lvl w:ilvl="7" w:tentative="1">
+      <w:start w:val="1"/>
+      <w:numFmt w:val="bullet"/>
+      <w:lvlText w:val=""/>
+      <w:lvlJc w:val="left"/>
+      <w:pPr>
+        <w:tabs>
+          <w:tab w:val="num" w:pos="5760"/>
+        </w:tabs>
+        <w:ind w:left="5760" w:hanging="360"/>
+      </w:pPr>
+      <w:rPr>
+        <w:rFonts w:ascii="Wingdings" w:hAnsi="Wingdings" w:hint="default"/>
+        <w:sz w:val="20"/>
+      </w:rPr>
+    </w:lvl>
+    <w:lvl w:ilvl="8" w:tentative="1">
+      <w:start w:val="1"/>
+      <w:numFmt w:val="bullet"/>
+      <w:lvlText w:val=""/>
+      <w:lvlJc w:val="left"/>
+      <w:pPr>
+        <w:tabs>
+          <w:tab w:val="num" w:pos="6480"/>
+        </w:tabs>
+        <w:ind w:left="6480" w:hanging="360"/>
+      </w:pPr>
+      <w:rPr>
+        <w:rFonts w:ascii="Wingdings" w:hAnsi="Wingdings" w:hint="default"/>
+        <w:sz w:val="20"/>
+      </w:rPr>
+    </w:lvl>
+  </w:abstractNum>
+  <w:abstractNum w:abstractNumId="9" w15:restartNumberingAfterBreak="0">
+    <w:nsid w:val="45D12C94"/>
+    <w:multiLevelType w:val="multilevel"/>
+    <w:tmpl w:val="A720E270"/>
+    <w:lvl w:ilvl="0">
+      <w:start w:val="1"/>
+      <w:numFmt w:val="decimal"/>
+      <w:lvlText w:val="%1."/>
+      <w:lvlJc w:val="left"/>
+      <w:pPr>
+        <w:tabs>
+          <w:tab w:val="num" w:pos="720"/>
+        </w:tabs>
+        <w:ind w:left="720" w:hanging="360"/>
+      </w:pPr>
+    </w:lvl>
+    <w:lvl w:ilvl="1" w:tentative="1">
+      <w:start w:val="1"/>
+      <w:numFmt w:val="decimal"/>
+      <w:lvlText w:val="%2."/>
+      <w:lvlJc w:val="left"/>
+      <w:pPr>
+        <w:tabs>
+          <w:tab w:val="num" w:pos="1440"/>
+        </w:tabs>
+        <w:ind w:left="1440" w:hanging="360"/>
+      </w:pPr>
+    </w:lvl>
+    <w:lvl w:ilvl="2" w:tentative="1">
+      <w:start w:val="1"/>
+      <w:numFmt w:val="decimal"/>
+      <w:lvlText w:val="%3."/>
+      <w:lvlJc w:val="left"/>
+      <w:pPr>
+        <w:tabs>
+          <w:tab w:val="num" w:pos="2160"/>
+        </w:tabs>
+        <w:ind w:left="2160" w:hanging="360"/>
+      </w:pPr>
+    </w:lvl>
+    <w:lvl w:ilvl="3" w:tentative="1">
+      <w:start w:val="1"/>
+      <w:numFmt w:val="decimal"/>
+      <w:lvlText w:val="%4."/>
+      <w:lvlJc w:val="left"/>
+      <w:pPr>
+        <w:tabs>
+          <w:tab w:val="num" w:pos="2880"/>
+        </w:tabs>
+        <w:ind w:left="2880" w:hanging="360"/>
+      </w:pPr>
+    </w:lvl>
+    <w:lvl w:ilvl="4" w:tentative="1">
+      <w:start w:val="1"/>
+      <w:numFmt w:val="decimal"/>
+      <w:lvlText w:val="%5."/>
+      <w:lvlJc w:val="left"/>
+      <w:pPr>
+        <w:tabs>
+          <w:tab w:val="num" w:pos="3600"/>
+        </w:tabs>
+        <w:ind w:left="3600" w:hanging="360"/>
+      </w:pPr>
+    </w:lvl>
+    <w:lvl w:ilvl="5" w:tentative="1">
+      <w:start w:val="1"/>
+      <w:numFmt w:val="decimal"/>
+      <w:lvlText w:val="%6."/>
+      <w:lvlJc w:val="left"/>
+      <w:pPr>
+        <w:tabs>
+          <w:tab w:val="num" w:pos="4320"/>
+        </w:tabs>
+        <w:ind w:left="4320" w:hanging="360"/>
+      </w:pPr>
+    </w:lvl>
+    <w:lvl w:ilvl="6" w:tentative="1">
+      <w:start w:val="1"/>
+      <w:numFmt w:val="decimal"/>
+      <w:lvlText w:val="%7."/>
+      <w:lvlJc w:val="left"/>
+      <w:pPr>
+        <w:tabs>
+          <w:tab w:val="num" w:pos="5040"/>
+        </w:tabs>
+        <w:ind w:left="5040" w:hanging="360"/>
+      </w:pPr>
+    </w:lvl>
+    <w:lvl w:ilvl="7" w:tentative="1">
+      <w:start w:val="1"/>
+      <w:numFmt w:val="decimal"/>
+      <w:lvlText w:val="%8."/>
+      <w:lvlJc w:val="left"/>
+      <w:pPr>
+        <w:tabs>
+          <w:tab w:val="num" w:pos="5760"/>
+        </w:tabs>
+        <w:ind w:left="5760" w:hanging="360"/>
+      </w:pPr>
+    </w:lvl>
+    <w:lvl w:ilvl="8" w:tentative="1">
+      <w:start w:val="1"/>
+      <w:numFmt w:val="decimal"/>
+      <w:lvlText w:val="%9."/>
+      <w:lvlJc w:val="left"/>
+      <w:pPr>
+        <w:tabs>
+          <w:tab w:val="num" w:pos="6480"/>
+        </w:tabs>
+        <w:ind w:left="6480" w:hanging="360"/>
+      </w:pPr>
+    </w:lvl>
+  </w:abstractNum>
+  <w:abstractNum w:abstractNumId="10" w15:restartNumberingAfterBreak="0">
+    <w:nsid w:val="4A711C8A"/>
+    <w:multiLevelType w:val="multilevel"/>
+    <w:tmpl w:val="21C6FDAC"/>
+    <w:lvl w:ilvl="0">
+      <w:start w:val="1"/>
+      <w:numFmt w:val="bullet"/>
+      <w:lvlText w:val=""/>
+      <w:lvlJc w:val="left"/>
+      <w:pPr>
+        <w:tabs>
+          <w:tab w:val="num" w:pos="720"/>
+        </w:tabs>
+        <w:ind w:left="720" w:hanging="360"/>
+      </w:pPr>
+      <w:rPr>
+        <w:rFonts w:ascii="Symbol" w:hAnsi="Symbol" w:hint="default"/>
+        <w:sz w:val="20"/>
+      </w:rPr>
+    </w:lvl>
+    <w:lvl w:ilvl="1" w:tentative="1">
+      <w:start w:val="1"/>
+      <w:numFmt w:val="bullet"/>
+      <w:lvlText w:val="o"/>
+      <w:lvlJc w:val="left"/>
+      <w:pPr>
+        <w:tabs>
+          <w:tab w:val="num" w:pos="1440"/>
+        </w:tabs>
+        <w:ind w:left="1440" w:hanging="360"/>
+      </w:pPr>
+      <w:rPr>
+        <w:rFonts w:ascii="Courier New" w:hAnsi="Courier New" w:hint="default"/>
+        <w:sz w:val="20"/>
+      </w:rPr>
+    </w:lvl>
+    <w:lvl w:ilvl="2" w:tentative="1">
+      <w:start w:val="1"/>
+      <w:numFmt w:val="bullet"/>
+      <w:lvlText w:val=""/>
+      <w:lvlJc w:val="left"/>
+      <w:pPr>
+        <w:tabs>
+          <w:tab w:val="num" w:pos="2160"/>
+        </w:tabs>
+        <w:ind w:left="2160" w:hanging="360"/>
+      </w:pPr>
+      <w:rPr>
+        <w:rFonts w:ascii="Wingdings" w:hAnsi="Wingdings" w:hint="default"/>
+        <w:sz w:val="20"/>
+      </w:rPr>
+    </w:lvl>
+    <w:lvl w:ilvl="3" w:tentative="1">
+      <w:start w:val="1"/>
+      <w:numFmt w:val="bullet"/>
+      <w:lvlText w:val=""/>
+      <w:lvlJc w:val="left"/>
+      <w:pPr>
+        <w:tabs>
+          <w:tab w:val="num" w:pos="2880"/>
+        </w:tabs>
+        <w:ind w:left="2880" w:hanging="360"/>
+      </w:pPr>
+      <w:rPr>
+        <w:rFonts w:ascii="Wingdings" w:hAnsi="Wingdings" w:hint="default"/>
+        <w:sz w:val="20"/>
+      </w:rPr>
+    </w:lvl>
+    <w:lvl w:ilvl="4" w:tentative="1">
+      <w:start w:val="1"/>
+      <w:numFmt w:val="bullet"/>
+      <w:lvlText w:val=""/>
+      <w:lvlJc w:val="left"/>
+      <w:pPr>
+        <w:tabs>
+          <w:tab w:val="num" w:pos="3600"/>
+        </w:tabs>
+        <w:ind w:left="3600" w:hanging="360"/>
+      </w:pPr>
+      <w:rPr>
+        <w:rFonts w:ascii="Wingdings" w:hAnsi="Wingdings" w:hint="default"/>
+        <w:sz w:val="20"/>
+      </w:rPr>
+    </w:lvl>
+    <w:lvl w:ilvl="5" w:tentative="1">
+      <w:start w:val="1"/>
+      <w:numFmt w:val="bullet"/>
+      <w:lvlText w:val=""/>
+      <w:lvlJc w:val="left"/>
+      <w:pPr>
+        <w:tabs>
+          <w:tab w:val="num" w:pos="4320"/>
+        </w:tabs>
+        <w:ind w:left="4320" w:hanging="360"/>
+      </w:pPr>
+      <w:rPr>
+        <w:rFonts w:ascii="Wingdings" w:hAnsi="Wingdings" w:hint="default"/>
+        <w:sz w:val="20"/>
+      </w:rPr>
+    </w:lvl>
+    <w:lvl w:ilvl="6" w:tentative="1">
+      <w:start w:val="1"/>
+      <w:numFmt w:val="bullet"/>
+      <w:lvlText w:val=""/>
+      <w:lvlJc w:val="left"/>
+      <w:pPr>
+        <w:tabs>
+          <w:tab w:val="num" w:pos="5040"/>
+        </w:tabs>
+        <w:ind w:left="5040" w:hanging="360"/>
+      </w:pPr>
+      <w:rPr>
+        <w:rFonts w:ascii="Wingdings" w:hAnsi="Wingdings" w:hint="default"/>
+        <w:sz w:val="20"/>
+      </w:rPr>
+    </w:lvl>
+    <w:lvl w:ilvl="7" w:tentative="1">
+      <w:start w:val="1"/>
+      <w:numFmt w:val="bullet"/>
+      <w:lvlText w:val=""/>
+      <w:lvlJc w:val="left"/>
+      <w:pPr>
+        <w:tabs>
+          <w:tab w:val="num" w:pos="5760"/>
+        </w:tabs>
+        <w:ind w:left="5760" w:hanging="360"/>
+      </w:pPr>
+      <w:rPr>
+        <w:rFonts w:ascii="Wingdings" w:hAnsi="Wingdings" w:hint="default"/>
+        <w:sz w:val="20"/>
+      </w:rPr>
+    </w:lvl>
+    <w:lvl w:ilvl="8" w:tentative="1">
+      <w:start w:val="1"/>
+      <w:numFmt w:val="bullet"/>
+      <w:lvlText w:val=""/>
+      <w:lvlJc w:val="left"/>
+      <w:pPr>
+        <w:tabs>
+          <w:tab w:val="num" w:pos="6480"/>
+        </w:tabs>
+        <w:ind w:left="6480" w:hanging="360"/>
+      </w:pPr>
+      <w:rPr>
+        <w:rFonts w:ascii="Wingdings" w:hAnsi="Wingdings" w:hint="default"/>
+        <w:sz w:val="20"/>
+      </w:rPr>
+    </w:lvl>
+  </w:abstractNum>
+  <w:abstractNum w:abstractNumId="11" w15:restartNumberingAfterBreak="0">
+    <w:nsid w:val="4C1D42FD"/>
+    <w:multiLevelType w:val="multilevel"/>
+    <w:tmpl w:val="456A5084"/>
+    <w:lvl w:ilvl="0">
+      <w:start w:val="1"/>
+      <w:numFmt w:val="bullet"/>
+      <w:lvlText w:val=""/>
+      <w:lvlJc w:val="left"/>
+      <w:pPr>
+        <w:tabs>
+          <w:tab w:val="num" w:pos="720"/>
+        </w:tabs>
+        <w:ind w:left="720" w:hanging="360"/>
+      </w:pPr>
+      <w:rPr>
+        <w:rFonts w:ascii="Symbol" w:hAnsi="Symbol" w:hint="default"/>
+        <w:sz w:val="20"/>
+      </w:rPr>
+    </w:lvl>
+    <w:lvl w:ilvl="1" w:tentative="1">
+      <w:start w:val="1"/>
+      <w:numFmt w:val="bullet"/>
+      <w:lvlText w:val="o"/>
+      <w:lvlJc w:val="left"/>
+      <w:pPr>
+        <w:tabs>
+          <w:tab w:val="num" w:pos="1440"/>
+        </w:tabs>
+        <w:ind w:left="1440" w:hanging="360"/>
+      </w:pPr>
+      <w:rPr>
+        <w:rFonts w:ascii="Courier New" w:hAnsi="Courier New" w:hint="default"/>
+        <w:sz w:val="20"/>
+      </w:rPr>
+    </w:lvl>
+    <w:lvl w:ilvl="2" w:tentative="1">
+      <w:start w:val="1"/>
+      <w:numFmt w:val="bullet"/>
+      <w:lvlText w:val=""/>
+      <w:lvlJc w:val="left"/>
+      <w:pPr>
+        <w:tabs>
+          <w:tab w:val="num" w:pos="2160"/>
+        </w:tabs>
+        <w:ind w:left="2160" w:hanging="360"/>
+      </w:pPr>
+      <w:rPr>
+        <w:rFonts w:ascii="Wingdings" w:hAnsi="Wingdings" w:hint="default"/>
+        <w:sz w:val="20"/>
+      </w:rPr>
+    </w:lvl>
+    <w:lvl w:ilvl="3" w:tentative="1">
+      <w:start w:val="1"/>
+      <w:numFmt w:val="bullet"/>
+      <w:lvlText w:val=""/>
+      <w:lvlJc w:val="left"/>
+      <w:pPr>
+        <w:tabs>
+          <w:tab w:val="num" w:pos="2880"/>
+        </w:tabs>
+        <w:ind w:left="2880" w:hanging="360"/>
+      </w:pPr>
+      <w:rPr>
+        <w:rFonts w:ascii="Wingdings" w:hAnsi="Wingdings" w:hint="default"/>
+        <w:sz w:val="20"/>
+      </w:rPr>
+    </w:lvl>
+    <w:lvl w:ilvl="4" w:tentative="1">
+      <w:start w:val="1"/>
+      <w:numFmt w:val="bullet"/>
+      <w:lvlText w:val=""/>
+      <w:lvlJc w:val="left"/>
+      <w:pPr>
+        <w:tabs>
+          <w:tab w:val="num" w:pos="3600"/>
+        </w:tabs>
+        <w:ind w:left="3600" w:hanging="360"/>
+      </w:pPr>
+      <w:rPr>
+        <w:rFonts w:ascii="Wingdings" w:hAnsi="Wingdings" w:hint="default"/>
+        <w:sz w:val="20"/>
+      </w:rPr>
+    </w:lvl>
+    <w:lvl w:ilvl="5" w:tentative="1">
+      <w:start w:val="1"/>
+      <w:numFmt w:val="bullet"/>
+      <w:lvlText w:val=""/>
+      <w:lvlJc w:val="left"/>
+      <w:pPr>
+        <w:tabs>
+          <w:tab w:val="num" w:pos="4320"/>
+        </w:tabs>
+        <w:ind w:left="4320" w:hanging="360"/>
+      </w:pPr>
+      <w:rPr>
+        <w:rFonts w:ascii="Wingdings" w:hAnsi="Wingdings" w:hint="default"/>
+        <w:sz w:val="20"/>
+      </w:rPr>
+    </w:lvl>
+    <w:lvl w:ilvl="6" w:tentative="1">
+      <w:start w:val="1"/>
+      <w:numFmt w:val="bullet"/>
+      <w:lvlText w:val=""/>
+      <w:lvlJc w:val="left"/>
+      <w:pPr>
+        <w:tabs>
+          <w:tab w:val="num" w:pos="5040"/>
+        </w:tabs>
+        <w:ind w:left="5040" w:hanging="360"/>
+      </w:pPr>
+      <w:rPr>
+        <w:rFonts w:ascii="Wingdings" w:hAnsi="Wingdings" w:hint="default"/>
+        <w:sz w:val="20"/>
+      </w:rPr>
+    </w:lvl>
+    <w:lvl w:ilvl="7" w:tentative="1">
+      <w:start w:val="1"/>
+      <w:numFmt w:val="bullet"/>
+      <w:lvlText w:val=""/>
+      <w:lvlJc w:val="left"/>
+      <w:pPr>
+        <w:tabs>
+          <w:tab w:val="num" w:pos="5760"/>
+        </w:tabs>
+        <w:ind w:left="5760" w:hanging="360"/>
+      </w:pPr>
+      <w:rPr>
+        <w:rFonts w:ascii="Wingdings" w:hAnsi="Wingdings" w:hint="default"/>
+        <w:sz w:val="20"/>
+      </w:rPr>
+    </w:lvl>
+    <w:lvl w:ilvl="8" w:tentative="1">
+      <w:start w:val="1"/>
+      <w:numFmt w:val="bullet"/>
+      <w:lvlText w:val=""/>
+      <w:lvlJc w:val="left"/>
+      <w:pPr>
+        <w:tabs>
+          <w:tab w:val="num" w:pos="6480"/>
+        </w:tabs>
+        <w:ind w:left="6480" w:hanging="360"/>
+      </w:pPr>
+      <w:rPr>
+        <w:rFonts w:ascii="Wingdings" w:hAnsi="Wingdings" w:hint="default"/>
+        <w:sz w:val="20"/>
+      </w:rPr>
+    </w:lvl>
+  </w:abstractNum>
+  <w:abstractNum w:abstractNumId="12" w15:restartNumberingAfterBreak="0">
+    <w:nsid w:val="51CE1867"/>
+    <w:multiLevelType w:val="multilevel"/>
+    <w:tmpl w:val="D9564E0E"/>
+    <w:lvl w:ilvl="0">
+      <w:start w:val="4"/>
+      <w:numFmt w:val="decimal"/>
+      <w:lvlText w:val="%1."/>
+      <w:lvlJc w:val="left"/>
+      <w:pPr>
+        <w:tabs>
+          <w:tab w:val="num" w:pos="720"/>
+        </w:tabs>
+        <w:ind w:left="720" w:hanging="360"/>
+      </w:pPr>
+    </w:lvl>
+    <w:lvl w:ilvl="1" w:tentative="1">
+      <w:start w:val="1"/>
+      <w:numFmt w:val="decimal"/>
+      <w:lvlText w:val="%2."/>
+      <w:lvlJc w:val="left"/>
+      <w:pPr>
+        <w:tabs>
+          <w:tab w:val="num" w:pos="1440"/>
+        </w:tabs>
+        <w:ind w:left="1440" w:hanging="360"/>
+      </w:pPr>
+    </w:lvl>
+    <w:lvl w:ilvl="2" w:tentative="1">
+      <w:start w:val="1"/>
+      <w:numFmt w:val="decimal"/>
+      <w:lvlText w:val="%3."/>
+      <w:lvlJc w:val="left"/>
+      <w:pPr>
+        <w:tabs>
+          <w:tab w:val="num" w:pos="2160"/>
+        </w:tabs>
+        <w:ind w:left="2160" w:hanging="360"/>
+      </w:pPr>
+    </w:lvl>
+    <w:lvl w:ilvl="3" w:tentative="1">
+      <w:start w:val="1"/>
+      <w:numFmt w:val="decimal"/>
+      <w:lvlText w:val="%4."/>
+      <w:lvlJc w:val="left"/>
+      <w:pPr>
+        <w:tabs>
+          <w:tab w:val="num" w:pos="2880"/>
+        </w:tabs>
+        <w:ind w:left="2880" w:hanging="360"/>
+      </w:pPr>
+    </w:lvl>
+    <w:lvl w:ilvl="4" w:tentative="1">
+      <w:start w:val="1"/>
+      <w:numFmt w:val="decimal"/>
+      <w:lvlText w:val="%5."/>
+      <w:lvlJc w:val="left"/>
+      <w:pPr>
+        <w:tabs>
+          <w:tab w:val="num" w:pos="3600"/>
+        </w:tabs>
+        <w:ind w:left="3600" w:hanging="360"/>
+      </w:pPr>
+    </w:lvl>
+    <w:lvl w:ilvl="5" w:tentative="1">
+      <w:start w:val="1"/>
+      <w:numFmt w:val="decimal"/>
+      <w:lvlText w:val="%6."/>
+      <w:lvlJc w:val="left"/>
+      <w:pPr>
+        <w:tabs>
+          <w:tab w:val="num" w:pos="4320"/>
+        </w:tabs>
+        <w:ind w:left="4320" w:hanging="360"/>
+      </w:pPr>
+    </w:lvl>
+    <w:lvl w:ilvl="6" w:tentative="1">
+      <w:start w:val="1"/>
+      <w:numFmt w:val="decimal"/>
+      <w:lvlText w:val="%7."/>
+      <w:lvlJc w:val="left"/>
+      <w:pPr>
+        <w:tabs>
+          <w:tab w:val="num" w:pos="5040"/>
+        </w:tabs>
+        <w:ind w:left="5040" w:hanging="360"/>
+      </w:pPr>
+    </w:lvl>
+    <w:lvl w:ilvl="7" w:tentative="1">
+      <w:start w:val="1"/>
+      <w:numFmt w:val="decimal"/>
+      <w:lvlText w:val="%8."/>
+      <w:lvlJc w:val="left"/>
+      <w:pPr>
+        <w:tabs>
+          <w:tab w:val="num" w:pos="5760"/>
+        </w:tabs>
+        <w:ind w:left="5760" w:hanging="360"/>
+      </w:pPr>
+    </w:lvl>
+    <w:lvl w:ilvl="8" w:tentative="1">
+      <w:start w:val="1"/>
+      <w:numFmt w:val="decimal"/>
+      <w:lvlText w:val="%9."/>
+      <w:lvlJc w:val="left"/>
+      <w:pPr>
+        <w:tabs>
+          <w:tab w:val="num" w:pos="6480"/>
+        </w:tabs>
+        <w:ind w:left="6480" w:hanging="360"/>
+      </w:pPr>
+    </w:lvl>
+  </w:abstractNum>
+  <w:abstractNum w:abstractNumId="13" w15:restartNumberingAfterBreak="0">
+    <w:nsid w:val="5790098C"/>
+    <w:multiLevelType w:val="multilevel"/>
+    <w:tmpl w:val="D6B0BF60"/>
+    <w:lvl w:ilvl="0">
+      <w:start w:val="1"/>
+      <w:numFmt w:val="bullet"/>
+      <w:lvlText w:val=""/>
+      <w:lvlJc w:val="left"/>
+      <w:pPr>
+        <w:tabs>
+          <w:tab w:val="num" w:pos="720"/>
+        </w:tabs>
+        <w:ind w:left="720" w:hanging="360"/>
+      </w:pPr>
+      <w:rPr>
+        <w:rFonts w:ascii="Symbol" w:hAnsi="Symbol" w:hint="default"/>
+        <w:sz w:val="20"/>
+      </w:rPr>
+    </w:lvl>
+    <w:lvl w:ilvl="1" w:tentative="1">
+      <w:start w:val="1"/>
+      <w:numFmt w:val="bullet"/>
+      <w:lvlText w:val="o"/>
+      <w:lvlJc w:val="left"/>
+      <w:pPr>
+        <w:tabs>
+          <w:tab w:val="num" w:pos="1440"/>
+        </w:tabs>
+        <w:ind w:left="1440" w:hanging="360"/>
+      </w:pPr>
+      <w:rPr>
+        <w:rFonts w:ascii="Courier New" w:hAnsi="Courier New" w:hint="default"/>
+        <w:sz w:val="20"/>
+      </w:rPr>
+    </w:lvl>
+    <w:lvl w:ilvl="2" w:tentative="1">
+      <w:start w:val="1"/>
+      <w:numFmt w:val="bullet"/>
+      <w:lvlText w:val=""/>
+      <w:lvlJc w:val="left"/>
+      <w:pPr>
+        <w:tabs>
+          <w:tab w:val="num" w:pos="2160"/>
+        </w:tabs>
+        <w:ind w:left="2160" w:hanging="360"/>
+      </w:pPr>
+      <w:rPr>
+        <w:rFonts w:ascii="Wingdings" w:hAnsi="Wingdings" w:hint="default"/>
+        <w:sz w:val="20"/>
+      </w:rPr>
+    </w:lvl>
+    <w:lvl w:ilvl="3" w:tentative="1">
+      <w:start w:val="1"/>
+      <w:numFmt w:val="bullet"/>
+      <w:lvlText w:val=""/>
+      <w:lvlJc w:val="left"/>
+      <w:pPr>
+        <w:tabs>
+          <w:tab w:val="num" w:pos="2880"/>
+        </w:tabs>
+        <w:ind w:left="2880" w:hanging="360"/>
+      </w:pPr>
+      <w:rPr>
+        <w:rFonts w:ascii="Wingdings" w:hAnsi="Wingdings" w:hint="default"/>
+        <w:sz w:val="20"/>
+      </w:rPr>
+    </w:lvl>
+    <w:lvl w:ilvl="4" w:tentative="1">
+      <w:start w:val="1"/>
+      <w:numFmt w:val="bullet"/>
+      <w:lvlText w:val=""/>
+      <w:lvlJc w:val="left"/>
+      <w:pPr>
+        <w:tabs>
+          <w:tab w:val="num" w:pos="3600"/>
+        </w:tabs>
+        <w:ind w:left="3600" w:hanging="360"/>
+      </w:pPr>
+      <w:rPr>
+        <w:rFonts w:ascii="Wingdings" w:hAnsi="Wingdings" w:hint="default"/>
+        <w:sz w:val="20"/>
+      </w:rPr>
+    </w:lvl>
+    <w:lvl w:ilvl="5" w:tentative="1">
+      <w:start w:val="1"/>
+      <w:numFmt w:val="bullet"/>
+      <w:lvlText w:val=""/>
+      <w:lvlJc w:val="left"/>
+      <w:pPr>
+        <w:tabs>
+          <w:tab w:val="num" w:pos="4320"/>
+        </w:tabs>
+        <w:ind w:left="4320" w:hanging="360"/>
+      </w:pPr>
+      <w:rPr>
+        <w:rFonts w:ascii="Wingdings" w:hAnsi="Wingdings" w:hint="default"/>
+        <w:sz w:val="20"/>
+      </w:rPr>
+    </w:lvl>
+    <w:lvl w:ilvl="6" w:tentative="1">
+      <w:start w:val="1"/>
+      <w:numFmt w:val="bullet"/>
+      <w:lvlText w:val=""/>
+      <w:lvlJc w:val="left"/>
+      <w:pPr>
+        <w:tabs>
+          <w:tab w:val="num" w:pos="5040"/>
+        </w:tabs>
+        <w:ind w:left="5040" w:hanging="360"/>
+      </w:pPr>
+      <w:rPr>
+        <w:rFonts w:ascii="Wingdings" w:hAnsi="Wingdings" w:hint="default"/>
+        <w:sz w:val="20"/>
+      </w:rPr>
+    </w:lvl>
+    <w:lvl w:ilvl="7" w:tentative="1">
+      <w:start w:val="1"/>
+      <w:numFmt w:val="bullet"/>
+      <w:lvlText w:val=""/>
+      <w:lvlJc w:val="left"/>
+      <w:pPr>
+        <w:tabs>
+          <w:tab w:val="num" w:pos="5760"/>
+        </w:tabs>
+        <w:ind w:left="5760" w:hanging="360"/>
+      </w:pPr>
+      <w:rPr>
+        <w:rFonts w:ascii="Wingdings" w:hAnsi="Wingdings" w:hint="default"/>
+        <w:sz w:val="20"/>
+      </w:rPr>
+    </w:lvl>
+    <w:lvl w:ilvl="8" w:tentative="1">
+      <w:start w:val="1"/>
+      <w:numFmt w:val="bullet"/>
+      <w:lvlText w:val=""/>
+      <w:lvlJc w:val="left"/>
+      <w:pPr>
+        <w:tabs>
+          <w:tab w:val="num" w:pos="6480"/>
+        </w:tabs>
+        <w:ind w:left="6480" w:hanging="360"/>
+      </w:pPr>
+      <w:rPr>
+        <w:rFonts w:ascii="Wingdings" w:hAnsi="Wingdings" w:hint="default"/>
+        <w:sz w:val="20"/>
+      </w:rPr>
+    </w:lvl>
+  </w:abstractNum>
+  <w:abstractNum w:abstractNumId="14" w15:restartNumberingAfterBreak="0">
+    <w:nsid w:val="5FBD1300"/>
+    <w:multiLevelType w:val="multilevel"/>
+    <w:tmpl w:val="34E47CCE"/>
+    <w:lvl w:ilvl="0">
+      <w:start w:val="1"/>
+      <w:numFmt w:val="decimal"/>
+      <w:lvlText w:val="%1."/>
+      <w:lvlJc w:val="left"/>
+      <w:pPr>
+        <w:tabs>
+          <w:tab w:val="num" w:pos="720"/>
+        </w:tabs>
+        <w:ind w:left="720" w:hanging="360"/>
+      </w:pPr>
+    </w:lvl>
+    <w:lvl w:ilvl="1" w:tentative="1">
+      <w:start w:val="1"/>
+      <w:numFmt w:val="decimal"/>
+      <w:lvlText w:val="%2."/>
+      <w:lvlJc w:val="left"/>
+      <w:pPr>
+        <w:tabs>
+          <w:tab w:val="num" w:pos="1440"/>
+        </w:tabs>
+        <w:ind w:left="1440" w:hanging="360"/>
+      </w:pPr>
+    </w:lvl>
+    <w:lvl w:ilvl="2" w:tentative="1">
+      <w:start w:val="1"/>
+      <w:numFmt w:val="decimal"/>
+      <w:lvlText w:val="%3."/>
+      <w:lvlJc w:val="left"/>
+      <w:pPr>
+        <w:tabs>
+          <w:tab w:val="num" w:pos="2160"/>
+        </w:tabs>
+        <w:ind w:left="2160" w:hanging="360"/>
+      </w:pPr>
+    </w:lvl>
+    <w:lvl w:ilvl="3" w:tentative="1">
+      <w:start w:val="1"/>
+      <w:numFmt w:val="decimal"/>
+      <w:lvlText w:val="%4."/>
+      <w:lvlJc w:val="left"/>
+      <w:pPr>
+        <w:tabs>
+          <w:tab w:val="num" w:pos="2880"/>
+        </w:tabs>
+        <w:ind w:left="2880" w:hanging="360"/>
+      </w:pPr>
+    </w:lvl>
+    <w:lvl w:ilvl="4" w:tentative="1">
+      <w:start w:val="1"/>
+      <w:numFmt w:val="decimal"/>
+      <w:lvlText w:val="%5."/>
+      <w:lvlJc w:val="left"/>
+      <w:pPr>
+        <w:tabs>
+          <w:tab w:val="num" w:pos="3600"/>
+        </w:tabs>
+        <w:ind w:left="3600" w:hanging="360"/>
+      </w:pPr>
+    </w:lvl>
+    <w:lvl w:ilvl="5" w:tentative="1">
+      <w:start w:val="1"/>
+      <w:numFmt w:val="decimal"/>
+      <w:lvlText w:val="%6."/>
+      <w:lvlJc w:val="left"/>
+      <w:pPr>
+        <w:tabs>
+          <w:tab w:val="num" w:pos="4320"/>
+        </w:tabs>
+        <w:ind w:left="4320" w:hanging="360"/>
+      </w:pPr>
+    </w:lvl>
+    <w:lvl w:ilvl="6" w:tentative="1">
+      <w:start w:val="1"/>
+      <w:numFmt w:val="decimal"/>
+      <w:lvlText w:val="%7."/>
+      <w:lvlJc w:val="left"/>
+      <w:pPr>
+        <w:tabs>
+          <w:tab w:val="num" w:pos="5040"/>
+        </w:tabs>
+        <w:ind w:left="5040" w:hanging="360"/>
+      </w:pPr>
+    </w:lvl>
+    <w:lvl w:ilvl="7" w:tentative="1">
+      <w:start w:val="1"/>
+      <w:numFmt w:val="decimal"/>
+      <w:lvlText w:val="%8."/>
+      <w:lvlJc w:val="left"/>
+      <w:pPr>
+        <w:tabs>
+          <w:tab w:val="num" w:pos="5760"/>
+        </w:tabs>
+        <w:ind w:left="5760" w:hanging="360"/>
+      </w:pPr>
+    </w:lvl>
+    <w:lvl w:ilvl="8" w:tentative="1">
+      <w:start w:val="1"/>
+      <w:numFmt w:val="decimal"/>
+      <w:lvlText w:val="%9."/>
+      <w:lvlJc w:val="left"/>
+      <w:pPr>
+        <w:tabs>
+          <w:tab w:val="num" w:pos="6480"/>
+        </w:tabs>
+        <w:ind w:left="6480" w:hanging="360"/>
+      </w:pPr>
+    </w:lvl>
+  </w:abstractNum>
+  <w:abstractNum w:abstractNumId="15" w15:restartNumberingAfterBreak="0">
+    <w:nsid w:val="6D360A18"/>
+    <w:multiLevelType w:val="multilevel"/>
+    <w:tmpl w:val="DD42DEDA"/>
+    <w:lvl w:ilvl="0">
+      <w:start w:val="1"/>
+      <w:numFmt w:val="bullet"/>
+      <w:lvlText w:val=""/>
+      <w:lvlJc w:val="left"/>
+      <w:pPr>
+        <w:tabs>
+          <w:tab w:val="num" w:pos="720"/>
+        </w:tabs>
+        <w:ind w:left="720" w:hanging="360"/>
+      </w:pPr>
+      <w:rPr>
+        <w:rFonts w:ascii="Symbol" w:hAnsi="Symbol" w:hint="default"/>
+        <w:sz w:val="20"/>
+      </w:rPr>
+    </w:lvl>
+    <w:lvl w:ilvl="1" w:tentative="1">
+      <w:start w:val="1"/>
+      <w:numFmt w:val="bullet"/>
+      <w:lvlText w:val="o"/>
+      <w:lvlJc w:val="left"/>
+      <w:pPr>
+        <w:tabs>
+          <w:tab w:val="num" w:pos="1440"/>
+        </w:tabs>
+        <w:ind w:left="1440" w:hanging="360"/>
+      </w:pPr>
+      <w:rPr>
+        <w:rFonts w:ascii="Courier New" w:hAnsi="Courier New" w:hint="default"/>
+        <w:sz w:val="20"/>
+      </w:rPr>
+    </w:lvl>
+    <w:lvl w:ilvl="2" w:tentative="1">
+      <w:start w:val="1"/>
+      <w:numFmt w:val="bullet"/>
+      <w:lvlText w:val=""/>
+      <w:lvlJc w:val="left"/>
+      <w:pPr>
+        <w:tabs>
+          <w:tab w:val="num" w:pos="2160"/>
+        </w:tabs>
+        <w:ind w:left="2160" w:hanging="360"/>
+      </w:pPr>
+      <w:rPr>
+        <w:rFonts w:ascii="Wingdings" w:hAnsi="Wingdings" w:hint="default"/>
+        <w:sz w:val="20"/>
+      </w:rPr>
+    </w:lvl>
+    <w:lvl w:ilvl="3" w:tentative="1">
+      <w:start w:val="1"/>
+      <w:numFmt w:val="bullet"/>
+      <w:lvlText w:val=""/>
+      <w:lvlJc w:val="left"/>
+      <w:pPr>
+        <w:tabs>
+          <w:tab w:val="num" w:pos="2880"/>
+        </w:tabs>
+        <w:ind w:left="2880" w:hanging="360"/>
+      </w:pPr>
+      <w:rPr>
+        <w:rFonts w:ascii="Wingdings" w:hAnsi="Wingdings" w:hint="default"/>
+        <w:sz w:val="20"/>
+      </w:rPr>
+    </w:lvl>
+    <w:lvl w:ilvl="4" w:tentative="1">
+      <w:start w:val="1"/>
+      <w:numFmt w:val="bullet"/>
+      <w:lvlText w:val=""/>
+      <w:lvlJc w:val="left"/>
+      <w:pPr>
+        <w:tabs>
+          <w:tab w:val="num" w:pos="3600"/>
+        </w:tabs>
+        <w:ind w:left="3600" w:hanging="360"/>
+      </w:pPr>
+      <w:rPr>
+        <w:rFonts w:ascii="Wingdings" w:hAnsi="Wingdings" w:hint="default"/>
+        <w:sz w:val="20"/>
+      </w:rPr>
+    </w:lvl>
+    <w:lvl w:ilvl="5" w:tentative="1">
+      <w:start w:val="1"/>
+      <w:numFmt w:val="bullet"/>
+      <w:lvlText w:val=""/>
+      <w:lvlJc w:val="left"/>
+      <w:pPr>
+        <w:tabs>
+          <w:tab w:val="num" w:pos="4320"/>
+        </w:tabs>
+        <w:ind w:left="4320" w:hanging="360"/>
+      </w:pPr>
+      <w:rPr>
+        <w:rFonts w:ascii="Wingdings" w:hAnsi="Wingdings" w:hint="default"/>
+        <w:sz w:val="20"/>
+      </w:rPr>
+    </w:lvl>
+    <w:lvl w:ilvl="6" w:tentative="1">
+      <w:start w:val="1"/>
+      <w:numFmt w:val="bullet"/>
+      <w:lvlText w:val=""/>
+      <w:lvlJc w:val="left"/>
+      <w:pPr>
+        <w:tabs>
+          <w:tab w:val="num" w:pos="5040"/>
+        </w:tabs>
+        <w:ind w:left="5040" w:hanging="360"/>
+      </w:pPr>
+      <w:rPr>
+        <w:rFonts w:ascii="Wingdings" w:hAnsi="Wingdings" w:hint="default"/>
+        <w:sz w:val="20"/>
+      </w:rPr>
+    </w:lvl>
+    <w:lvl w:ilvl="7" w:tentative="1">
+      <w:start w:val="1"/>
+      <w:numFmt w:val="bullet"/>
+      <w:lvlText w:val=""/>
+      <w:lvlJc w:val="left"/>
+      <w:pPr>
+        <w:tabs>
+          <w:tab w:val="num" w:pos="5760"/>
+        </w:tabs>
+        <w:ind w:left="5760" w:hanging="360"/>
+      </w:pPr>
+      <w:rPr>
+        <w:rFonts w:ascii="Wingdings" w:hAnsi="Wingdings" w:hint="default"/>
+        <w:sz w:val="20"/>
+      </w:rPr>
+    </w:lvl>
+    <w:lvl w:ilvl="8" w:tentative="1">
+      <w:start w:val="1"/>
+      <w:numFmt w:val="bullet"/>
+      <w:lvlText w:val=""/>
+      <w:lvlJc w:val="left"/>
+      <w:pPr>
+        <w:tabs>
+          <w:tab w:val="num" w:pos="6480"/>
+        </w:tabs>
+        <w:ind w:left="6480" w:hanging="360"/>
+      </w:pPr>
+      <w:rPr>
+        <w:rFonts w:ascii="Wingdings" w:hAnsi="Wingdings" w:hint="default"/>
+        <w:sz w:val="20"/>
+      </w:rPr>
+    </w:lvl>
+  </w:abstractNum>
+  <w:abstractNum w:abstractNumId="16" w15:restartNumberingAfterBreak="0">
+    <w:nsid w:val="7E33310A"/>
+    <w:multiLevelType w:val="multilevel"/>
+    <w:tmpl w:val="3844D814"/>
+    <w:lvl w:ilvl="0">
+      <w:start w:val="1"/>
+      <w:numFmt w:val="bullet"/>
+      <w:lvlText w:val=""/>
+      <w:lvlJc w:val="left"/>
+      <w:pPr>
+        <w:tabs>
+          <w:tab w:val="num" w:pos="720"/>
+        </w:tabs>
+        <w:ind w:left="720" w:hanging="360"/>
+      </w:pPr>
+      <w:rPr>
+        <w:rFonts w:ascii="Symbol" w:hAnsi="Symbol" w:hint="default"/>
+        <w:sz w:val="20"/>
+      </w:rPr>
+    </w:lvl>
+    <w:lvl w:ilvl="1" w:tentative="1">
+      <w:start w:val="1"/>
+      <w:numFmt w:val="bullet"/>
+      <w:lvlText w:val="o"/>
+      <w:lvlJc w:val="left"/>
+      <w:pPr>
+        <w:tabs>
+          <w:tab w:val="num" w:pos="1440"/>
+        </w:tabs>
+        <w:ind w:left="1440" w:hanging="360"/>
+      </w:pPr>
+      <w:rPr>
+        <w:rFonts w:ascii="Courier New" w:hAnsi="Courier New" w:hint="default"/>
+        <w:sz w:val="20"/>
+      </w:rPr>
+    </w:lvl>
+    <w:lvl w:ilvl="2" w:tentative="1">
+      <w:start w:val="1"/>
+      <w:numFmt w:val="bullet"/>
+      <w:lvlText w:val=""/>
+      <w:lvlJc w:val="left"/>
+      <w:pPr>
+        <w:tabs>
+          <w:tab w:val="num" w:pos="2160"/>
+        </w:tabs>
+        <w:ind w:left="2160" w:hanging="360"/>
+      </w:pPr>
+      <w:rPr>
+        <w:rFonts w:ascii="Wingdings" w:hAnsi="Wingdings" w:hint="default"/>
+        <w:sz w:val="20"/>
+      </w:rPr>
+    </w:lvl>
+    <w:lvl w:ilvl="3" w:tentative="1">
+      <w:start w:val="1"/>
+      <w:numFmt w:val="bullet"/>
+      <w:lvlText w:val=""/>
+      <w:lvlJc w:val="left"/>
+      <w:pPr>
+        <w:tabs>
+          <w:tab w:val="num" w:pos="2880"/>
+        </w:tabs>
+        <w:ind w:left="2880" w:hanging="360"/>
+      </w:pPr>
+      <w:rPr>
+        <w:rFonts w:ascii="Wingdings" w:hAnsi="Wingdings" w:hint="default"/>
+        <w:sz w:val="20"/>
+      </w:rPr>
+    </w:lvl>
+    <w:lvl w:ilvl="4" w:tentative="1">
+      <w:start w:val="1"/>
+      <w:numFmt w:val="bullet"/>
+      <w:lvlText w:val=""/>
+      <w:lvlJc w:val="left"/>
+      <w:pPr>
+        <w:tabs>
+          <w:tab w:val="num" w:pos="3600"/>
+        </w:tabs>
+        <w:ind w:left="3600" w:hanging="360"/>
+      </w:pPr>
+      <w:rPr>
+        <w:rFonts w:ascii="Wingdings" w:hAnsi="Wingdings" w:hint="default"/>
+        <w:sz w:val="20"/>
+      </w:rPr>
+    </w:lvl>
+    <w:lvl w:ilvl="5" w:tentative="1">
+      <w:start w:val="1"/>
+      <w:numFmt w:val="bullet"/>
+      <w:lvlText w:val=""/>
+      <w:lvlJc w:val="left"/>
+      <w:pPr>
+        <w:tabs>
+          <w:tab w:val="num" w:pos="4320"/>
+        </w:tabs>
+        <w:ind w:left="4320" w:hanging="360"/>
+      </w:pPr>
+      <w:rPr>
+        <w:rFonts w:ascii="Wingdings" w:hAnsi="Wingdings" w:hint="default"/>
+        <w:sz w:val="20"/>
+      </w:rPr>
+    </w:lvl>
+    <w:lvl w:ilvl="6" w:tentative="1">
+      <w:start w:val="1"/>
+      <w:numFmt w:val="bullet"/>
+      <w:lvlText w:val=""/>
+      <w:lvlJc w:val="left"/>
+      <w:pPr>
+        <w:tabs>
+          <w:tab w:val="num" w:pos="5040"/>
+        </w:tabs>
+        <w:ind w:left="5040" w:hanging="360"/>
+      </w:pPr>
+      <w:rPr>
+        <w:rFonts w:ascii="Wingdings" w:hAnsi="Wingdings" w:hint="default"/>
+        <w:sz w:val="20"/>
+      </w:rPr>
+    </w:lvl>
+    <w:lvl w:ilvl="7" w:tentative="1">
+      <w:start w:val="1"/>
+      <w:numFmt w:val="bullet"/>
+      <w:lvlText w:val=""/>
+      <w:lvlJc w:val="left"/>
+      <w:pPr>
+        <w:tabs>
+          <w:tab w:val="num" w:pos="5760"/>
+        </w:tabs>
+        <w:ind w:left="5760" w:hanging="360"/>
+      </w:pPr>
+      <w:rPr>
+        <w:rFonts w:ascii="Wingdings" w:hAnsi="Wingdings" w:hint="default"/>
+        <w:sz w:val="20"/>
+      </w:rPr>
+    </w:lvl>
+    <w:lvl w:ilvl="8" w:tentative="1">
+      <w:start w:val="1"/>
+      <w:numFmt w:val="bullet"/>
+      <w:lvlText w:val=""/>
+      <w:lvlJc w:val="left"/>
+      <w:pPr>
+        <w:tabs>
+          <w:tab w:val="num" w:pos="6480"/>
+        </w:tabs>
+        <w:ind w:left="6480" w:hanging="360"/>
+      </w:pPr>
+      <w:rPr>
+        <w:rFonts w:ascii="Wingdings" w:hAnsi="Wingdings" w:hint="default"/>
+        <w:sz w:val="20"/>
+      </w:rPr>
+    </w:lvl>
+  </w:abstractNum>
   <w:num w:numId="1" w16cid:durableId="649017592">
+    <w:abstractNumId w:val="13"/>
+  </w:num>
+  <w:num w:numId="2" w16cid:durableId="18050348">
+    <w:abstractNumId w:val="16"/>
+  </w:num>
+  <w:num w:numId="3" w16cid:durableId="1009988834">
+    <w:abstractNumId w:val="14"/>
+  </w:num>
+  <w:num w:numId="4" w16cid:durableId="1163620012">
+    <w:abstractNumId w:val="7"/>
+  </w:num>
+  <w:num w:numId="5" w16cid:durableId="875696818">
+    <w:abstractNumId w:val="8"/>
+  </w:num>
+  <w:num w:numId="6" w16cid:durableId="1999964530">
+    <w:abstractNumId w:val="15"/>
+  </w:num>
+  <w:num w:numId="7" w16cid:durableId="860821250">
+    <w:abstractNumId w:val="11"/>
+  </w:num>
+  <w:num w:numId="8" w16cid:durableId="1348406387">
+    <w:abstractNumId w:val="9"/>
+  </w:num>
+  <w:num w:numId="9" w16cid:durableId="882330189">
+    <w:abstractNumId w:val="5"/>
+  </w:num>
+  <w:num w:numId="10" w16cid:durableId="1880320181">
+    <w:abstractNumId w:val="1"/>
+  </w:num>
+  <w:num w:numId="11" w16cid:durableId="186992709">
+    <w:abstractNumId w:val="3"/>
+  </w:num>
+  <w:num w:numId="12" w16cid:durableId="1564293813">
+    <w:abstractNumId w:val="6"/>
+  </w:num>
+  <w:num w:numId="13" w16cid:durableId="6178352">
+    <w:abstractNumId w:val="4"/>
+  </w:num>
+  <w:num w:numId="14" w16cid:durableId="1647785430">
+    <w:abstractNumId w:val="12"/>
+  </w:num>
+  <w:num w:numId="15" w16cid:durableId="1863472961">
+    <w:abstractNumId w:val="0"/>
+  </w:num>
+  <w:num w:numId="16" w16cid:durableId="364981999">
     <w:abstractNumId w:val="2"/>
   </w:num>
-  <w:num w:numId="2" w16cid:durableId="18050348">
-    <w:abstractNumId w:val="5"/>
-  </w:num>
-  <w:num w:numId="3" w16cid:durableId="1009988834">
-    <w:abstractNumId w:val="3"/>
-  </w:num>
-  <w:num w:numId="4" w16cid:durableId="1163620012">
-    <w:abstractNumId w:val="0"/>
-  </w:num>
-  <w:num w:numId="5" w16cid:durableId="875696818">
-    <w:abstractNumId w:val="1"/>
-  </w:num>
-  <w:num w:numId="6" w16cid:durableId="1999964530">
-    <w:abstractNumId w:val="4"/>
+  <w:num w:numId="17" w16cid:durableId="849754359">
+    <w:abstractNumId w:val="10"/>
   </w:num>
 </w:numbering>
 </file>
